--- a/Calendario2026/Ejercicios/9_DHCP/Ejercicio9_DHCP.docx
+++ b/Calendario2026/Ejercicios/9_DHCP/Ejercicio9_DHCP.docx
@@ -1,10 +1,10 @@
 
 <file path=word/document.xml><?xml version="1.0" encoding="utf-8"?>
-<w:document xmlns:wpc="http://schemas.microsoft.com/office/word/2010/wordprocessingCanvas" xmlns:cx="http://schemas.microsoft.com/office/drawing/2014/chartex" xmlns:cx1="http://schemas.microsoft.com/office/drawing/2015/9/8/chartex" xmlns:cx2="http://schemas.microsoft.com/office/drawing/2015/10/21/chartex" xmlns:cx3="http://schemas.microsoft.com/office/drawing/2016/5/9/chartex" xmlns:cx4="http://schemas.microsoft.com/office/drawing/2016/5/10/chartex" xmlns:cx5="http://schemas.microsoft.com/office/drawing/2016/5/11/chartex" xmlns:cx6="http://schemas.microsoft.com/office/drawing/2016/5/12/chartex" xmlns:cx7="http://schemas.microsoft.com/office/drawing/2016/5/13/chartex" xmlns:cx8="http://schemas.microsoft.com/office/drawing/2016/5/14/chartex" xmlns:mc="http://schemas.openxmlformats.org/markup-compatibility/2006" xmlns:aink="http://schemas.microsoft.com/office/drawing/2016/ink" xmlns:am3d="http://schemas.microsoft.com/office/drawing/2017/model3d" xmlns:o="urn:schemas-microsoft-com:office:office" xmlns:oel="http://schemas.microsoft.com/office/2019/extlst" xmlns:r="http://schemas.openxmlformats.org/officeDocument/2006/relationships" xmlns:m="http://schemas.openxmlformats.org/officeDocument/2006/math" xmlns:v="urn:schemas-microsoft-com:vml" xmlns:wp14="http://schemas.microsoft.com/office/word/2010/wordprocessingDrawing" xmlns:wp="http://schemas.openxmlformats.org/drawingml/2006/wordprocessingDrawing" xmlns:w10="urn:schemas-microsoft-com:office:word" xmlns:w="http://schemas.openxmlformats.org/wordprocessingml/2006/main" xmlns:w14="http://schemas.microsoft.com/office/word/2010/wordml" xmlns:w15="http://schemas.microsoft.com/office/word/2012/wordml" xmlns:w16cex="http://schemas.microsoft.com/office/word/2018/wordml/cex" xmlns:w16cid="http://schemas.microsoft.com/office/word/2016/wordml/cid" xmlns:w16="http://schemas.microsoft.com/office/word/2018/wordml" xmlns:w16du="http://schemas.microsoft.com/office/word/2023/wordml/word16du" xmlns:w16sdtdh="http://schemas.microsoft.com/office/word/2020/wordml/sdtdatahash" xmlns:w16se="http://schemas.microsoft.com/office/word/2015/wordml/symex" xmlns:wpg="http://schemas.microsoft.com/office/word/2010/wordprocessingGroup" xmlns:wpi="http://schemas.microsoft.com/office/word/2010/wordprocessingInk" xmlns:wne="http://schemas.microsoft.com/office/word/2006/wordml" xmlns:wps="http://schemas.microsoft.com/office/word/2010/wordprocessingShape" mc:Ignorable="w14 w15 w16se w16cid w16 w16cex w16sdtdh w16du wp14">
+<w:document xmlns:wpc="http://schemas.microsoft.com/office/word/2010/wordprocessingCanvas" xmlns:cx="http://schemas.microsoft.com/office/drawing/2014/chartex" xmlns:cx1="http://schemas.microsoft.com/office/drawing/2015/9/8/chartex" xmlns:cx2="http://schemas.microsoft.com/office/drawing/2015/10/21/chartex" xmlns:cx3="http://schemas.microsoft.com/office/drawing/2016/5/9/chartex" xmlns:cx4="http://schemas.microsoft.com/office/drawing/2016/5/10/chartex" xmlns:cx5="http://schemas.microsoft.com/office/drawing/2016/5/11/chartex" xmlns:cx6="http://schemas.microsoft.com/office/drawing/2016/5/12/chartex" xmlns:cx7="http://schemas.microsoft.com/office/drawing/2016/5/13/chartex" xmlns:cx8="http://schemas.microsoft.com/office/drawing/2016/5/14/chartex" xmlns:mc="http://schemas.openxmlformats.org/markup-compatibility/2006" xmlns:aink="http://schemas.microsoft.com/office/drawing/2016/ink" xmlns:am3d="http://schemas.microsoft.com/office/drawing/2017/model3d" xmlns:o="urn:schemas-microsoft-com:office:office" xmlns:oel="http://schemas.microsoft.com/office/2019/extlst" xmlns:r="http://schemas.openxmlformats.org/officeDocument/2006/relationships" xmlns:m="http://schemas.openxmlformats.org/officeDocument/2006/math" xmlns:v="urn:schemas-microsoft-com:vml" xmlns:wp14="http://schemas.microsoft.com/office/word/2010/wordprocessingDrawing" xmlns:wp="http://schemas.openxmlformats.org/drawingml/2006/wordprocessingDrawing" xmlns:w10="urn:schemas-microsoft-com:office:word" xmlns:w="http://schemas.openxmlformats.org/wordprocessingml/2006/main" xmlns:w14="http://schemas.microsoft.com/office/word/2010/wordml" xmlns:w15="http://schemas.microsoft.com/office/word/2012/wordml" xmlns:w16cex="http://schemas.microsoft.com/office/word/2018/wordml/cex" xmlns:w16cid="http://schemas.microsoft.com/office/word/2016/wordml/cid" xmlns:w16="http://schemas.microsoft.com/office/word/2018/wordml" xmlns:w16du="http://schemas.microsoft.com/office/word/2023/wordml/word16du" xmlns:w16sdtdh="http://schemas.microsoft.com/office/word/2020/wordml/sdtdatahash" xmlns:w16sdtfl="http://schemas.microsoft.com/office/word/2024/wordml/sdtformatlock" xmlns:w16se="http://schemas.microsoft.com/office/word/2015/wordml/symex" xmlns:wpg="http://schemas.microsoft.com/office/word/2010/wordprocessingGroup" xmlns:wpi="http://schemas.microsoft.com/office/word/2010/wordprocessingInk" xmlns:wne="http://schemas.microsoft.com/office/word/2006/wordml" xmlns:wps="http://schemas.microsoft.com/office/word/2010/wordprocessingShape" mc:Ignorable="w14 w15 w16se w16cid w16 w16cex w16sdtdh w16sdtfl w16du wp14">
   <w:body>
     <w:p>
       <w:pPr>
-        <w:pStyle w:val="BodyText"/>
+        <w:pStyle w:val="Textoindependiente"/>
         <w:spacing w:before="45"/>
         <w:ind w:left="0" w:right="121"/>
         <w:jc w:val="center"/>
@@ -219,7 +219,7 @@
     </w:p>
     <w:p>
       <w:pPr>
-        <w:pStyle w:val="BodyText"/>
+        <w:pStyle w:val="Textoindependiente"/>
         <w:spacing w:before="45"/>
         <w:ind w:left="0" w:right="121"/>
         <w:jc w:val="center"/>
@@ -234,7 +234,7 @@
     </w:p>
     <w:p>
       <w:pPr>
-        <w:pStyle w:val="BodyText"/>
+        <w:pStyle w:val="Textoindependiente"/>
         <w:spacing w:before="45"/>
         <w:ind w:left="0" w:right="121"/>
         <w:jc w:val="center"/>
@@ -249,7 +249,7 @@
     </w:p>
     <w:p>
       <w:pPr>
-        <w:pStyle w:val="BodyText"/>
+        <w:pStyle w:val="Textoindependiente"/>
         <w:spacing w:before="45"/>
         <w:ind w:left="0" w:right="121"/>
         <w:jc w:val="center"/>
@@ -364,7 +364,7 @@
     </w:p>
     <w:p>
       <w:pPr>
-        <w:pStyle w:val="BodyText"/>
+        <w:pStyle w:val="Textoindependiente"/>
         <w:spacing w:before="45"/>
         <w:ind w:left="0" w:right="121"/>
         <w:jc w:val="center"/>
@@ -388,18 +388,6 @@
         </w:rPr>
         <w:t>.</w:t>
       </w:r>
-    </w:p>
-    <w:p>
-      <w:pPr>
-        <w:spacing w:before="48"/>
-        <w:ind w:left="220" w:right="197"/>
-        <w:jc w:val="both"/>
-        <w:rPr>
-          <w:rFonts w:ascii="Times New Roman" w:hAnsi="Times New Roman"/>
-          <w:spacing w:val="-1"/>
-          <w:sz w:val="24"/>
-        </w:rPr>
-      </w:pPr>
     </w:p>
     <w:p>
       <w:pPr>
@@ -916,6 +904,7 @@
       <w:r>
         <w:rPr>
           <w:rFonts w:ascii="Arial Narrow" w:eastAsia="Arial Narrow" w:hAnsi="Arial Narrow" w:cs="Arial Narrow"/>
+          <w:noProof/>
           <w:sz w:val="20"/>
           <w:szCs w:val="20"/>
         </w:rPr>
@@ -958,9 +947,9 @@
     </w:p>
     <w:p>
       <w:pPr>
-        <w:pStyle w:val="Heading1"/>
-        <w:spacing w:before="0"/>
-        <w:ind w:left="0" w:right="113"/>
+        <w:pStyle w:val="Ttulo1"/>
+        <w:spacing w:before="0" w:line="360" w:lineRule="exact"/>
+        <w:ind w:left="0" w:right="114"/>
         <w:jc w:val="both"/>
         <w:rPr>
           <w:rFonts w:ascii="Arial" w:hAnsi="Arial" w:cs="Arial"/>
@@ -972,13 +961,7 @@
           <w:szCs w:val="22"/>
         </w:rPr>
       </w:pPr>
-    </w:p>
-    <w:p>
-      <w:pPr>
-        <w:pStyle w:val="Heading1"/>
-        <w:spacing w:before="0" w:line="360" w:lineRule="exact"/>
-        <w:ind w:left="0" w:right="114"/>
-        <w:jc w:val="both"/>
+      <w:r>
         <w:rPr>
           <w:rFonts w:ascii="Arial" w:hAnsi="Arial" w:cs="Arial"/>
           <w:b/>
@@ -988,7 +971,8 @@
           <w:sz w:val="22"/>
           <w:szCs w:val="22"/>
         </w:rPr>
-      </w:pPr>
+        <w:t>Objetivo</w:t>
+      </w:r>
       <w:r>
         <w:rPr>
           <w:rFonts w:ascii="Arial" w:hAnsi="Arial" w:cs="Arial"/>
@@ -999,7 +983,7 @@
           <w:sz w:val="22"/>
           <w:szCs w:val="22"/>
         </w:rPr>
-        <w:t>Objetivo</w:t>
+        <w:t>s</w:t>
       </w:r>
       <w:r>
         <w:rPr>
@@ -1011,24 +995,12 @@
           <w:sz w:val="22"/>
           <w:szCs w:val="22"/>
         </w:rPr>
-        <w:t>s</w:t>
-      </w:r>
-      <w:r>
-        <w:rPr>
-          <w:rFonts w:ascii="Arial" w:hAnsi="Arial" w:cs="Arial"/>
-          <w:b/>
-          <w:bCs/>
-          <w:color w:val="2C3A45"/>
-          <w:spacing w:val="-2"/>
-          <w:sz w:val="22"/>
-          <w:szCs w:val="22"/>
-        </w:rPr>
         <w:t xml:space="preserve">: </w:t>
       </w:r>
     </w:p>
     <w:p>
       <w:pPr>
-        <w:pStyle w:val="Heading1"/>
+        <w:pStyle w:val="Ttulo1"/>
         <w:numPr>
           <w:ilvl w:val="0"/>
           <w:numId w:val="29"/>
@@ -1067,7 +1039,7 @@
     </w:p>
     <w:p>
       <w:pPr>
-        <w:pStyle w:val="Heading1"/>
+        <w:pStyle w:val="Ttulo1"/>
         <w:numPr>
           <w:ilvl w:val="0"/>
           <w:numId w:val="29"/>
@@ -1096,7 +1068,7 @@
     </w:p>
     <w:p>
       <w:pPr>
-        <w:pStyle w:val="Heading1"/>
+        <w:pStyle w:val="Ttulo1"/>
         <w:spacing w:before="0" w:line="360" w:lineRule="exact"/>
         <w:ind w:left="0" w:right="114"/>
         <w:jc w:val="both"/>
@@ -1194,7 +1166,7 @@
           <w:color w:val="2C3A45"/>
           <w:spacing w:val="-2"/>
         </w:rPr>
-        <w:t xml:space="preserve"> para asignar </w:t>
+        <w:t xml:space="preserve"> para asignar direcciones IPv4 en dos subredes diferentes conectadas al </w:t>
       </w:r>
       <w:r>
         <w:rPr>
@@ -1202,8 +1174,7 @@
           <w:color w:val="2C3A45"/>
           <w:spacing w:val="-2"/>
         </w:rPr>
-        <w:lastRenderedPageBreak/>
-        <w:t xml:space="preserve">direcciones IPv4 en dos subredes diferentes conectadas al </w:t>
+        <w:t>ruteador</w:t>
       </w:r>
       <w:r>
         <w:rPr>
@@ -1211,16 +1182,19 @@
           <w:color w:val="2C3A45"/>
           <w:spacing w:val="-2"/>
         </w:rPr>
-        <w:t>ruteador</w:t>
-      </w:r>
-      <w:r>
+        <w:t>.</w:t>
+      </w:r>
+    </w:p>
+    <w:p>
+      <w:pPr>
+        <w:spacing w:line="360" w:lineRule="exact"/>
+        <w:jc w:val="both"/>
         <w:rPr>
           <w:rFonts w:ascii="Arial" w:eastAsia="Arial Narrow" w:hAnsi="Arial" w:cs="Arial"/>
           <w:color w:val="2C3A45"/>
           <w:spacing w:val="-2"/>
         </w:rPr>
-        <w:t>.</w:t>
-      </w:r>
+      </w:pPr>
     </w:p>
     <w:p>
       <w:pPr>
@@ -1235,18 +1209,7 @@
     </w:p>
     <w:p>
       <w:pPr>
-        <w:spacing w:line="360" w:lineRule="exact"/>
-        <w:jc w:val="both"/>
-        <w:rPr>
-          <w:rFonts w:ascii="Arial" w:eastAsia="Arial Narrow" w:hAnsi="Arial" w:cs="Arial"/>
-          <w:color w:val="2C3A45"/>
-          <w:spacing w:val="-2"/>
-        </w:rPr>
-      </w:pPr>
-    </w:p>
-    <w:p>
-      <w:pPr>
-        <w:pStyle w:val="ListParagraph"/>
+        <w:pStyle w:val="Prrafodelista"/>
         <w:numPr>
           <w:ilvl w:val="0"/>
           <w:numId w:val="20"/>
@@ -2220,7 +2183,7 @@
     </w:p>
     <w:p>
       <w:pPr>
-        <w:pStyle w:val="ListParagraph"/>
+        <w:pStyle w:val="Prrafodelista"/>
         <w:numPr>
           <w:ilvl w:val="0"/>
           <w:numId w:val="20"/>
@@ -3600,7 +3563,7 @@
     </w:p>
     <w:p>
       <w:pPr>
-        <w:pStyle w:val="ListParagraph"/>
+        <w:pStyle w:val="Prrafodelista"/>
         <w:numPr>
           <w:ilvl w:val="0"/>
           <w:numId w:val="20"/>
@@ -3676,7 +3639,7 @@
     </w:p>
     <w:p>
       <w:pPr>
-        <w:pStyle w:val="ListParagraph"/>
+        <w:pStyle w:val="Prrafodelista"/>
         <w:numPr>
           <w:ilvl w:val="0"/>
           <w:numId w:val="36"/>
@@ -3732,7 +3695,7 @@
     </w:p>
     <w:p>
       <w:pPr>
-        <w:pStyle w:val="ListParagraph"/>
+        <w:pStyle w:val="Prrafodelista"/>
         <w:numPr>
           <w:ilvl w:val="0"/>
           <w:numId w:val="36"/>
@@ -3800,7 +3763,7 @@
     </w:p>
     <w:p>
       <w:pPr>
-        <w:pStyle w:val="ListParagraph"/>
+        <w:pStyle w:val="Prrafodelista"/>
         <w:numPr>
           <w:ilvl w:val="0"/>
           <w:numId w:val="36"/>
@@ -3919,7 +3882,7 @@
     </w:p>
     <w:p>
       <w:pPr>
-        <w:pStyle w:val="ListParagraph"/>
+        <w:pStyle w:val="Prrafodelista"/>
         <w:numPr>
           <w:ilvl w:val="0"/>
           <w:numId w:val="36"/>
@@ -4064,7 +4027,7 @@
     </w:p>
     <w:p>
       <w:pPr>
-        <w:pStyle w:val="ListParagraph"/>
+        <w:pStyle w:val="Prrafodelista"/>
         <w:numPr>
           <w:ilvl w:val="0"/>
           <w:numId w:val="36"/>
@@ -4183,7 +4146,7 @@
     </w:p>
     <w:p>
       <w:pPr>
-        <w:pStyle w:val="ListParagraph"/>
+        <w:pStyle w:val="Prrafodelista"/>
         <w:numPr>
           <w:ilvl w:val="0"/>
           <w:numId w:val="36"/>
@@ -4241,7 +4204,7 @@
     </w:p>
     <w:p>
       <w:pPr>
-        <w:pStyle w:val="ListParagraph"/>
+        <w:pStyle w:val="Prrafodelista"/>
         <w:numPr>
           <w:ilvl w:val="0"/>
           <w:numId w:val="36"/>
@@ -4354,7 +4317,7 @@
     </w:p>
     <w:p>
       <w:pPr>
-        <w:pStyle w:val="ListParagraph"/>
+        <w:pStyle w:val="Prrafodelista"/>
         <w:numPr>
           <w:ilvl w:val="0"/>
           <w:numId w:val="20"/>
@@ -4428,7 +4391,7 @@
     </w:p>
     <w:p>
       <w:pPr>
-        <w:pStyle w:val="ListParagraph"/>
+        <w:pStyle w:val="Prrafodelista"/>
         <w:numPr>
           <w:ilvl w:val="0"/>
           <w:numId w:val="37"/>
@@ -4506,7 +4469,7 @@
     </w:p>
     <w:p>
       <w:pPr>
-        <w:pStyle w:val="ListParagraph"/>
+        <w:pStyle w:val="Prrafodelista"/>
         <w:numPr>
           <w:ilvl w:val="0"/>
           <w:numId w:val="37"/>
@@ -4574,7 +4537,7 @@
     </w:p>
     <w:p>
       <w:pPr>
-        <w:pStyle w:val="ListParagraph"/>
+        <w:pStyle w:val="Prrafodelista"/>
         <w:numPr>
           <w:ilvl w:val="0"/>
           <w:numId w:val="37"/>
@@ -4693,7 +4656,7 @@
     </w:p>
     <w:p>
       <w:pPr>
-        <w:pStyle w:val="ListParagraph"/>
+        <w:pStyle w:val="Prrafodelista"/>
         <w:numPr>
           <w:ilvl w:val="0"/>
           <w:numId w:val="37"/>
@@ -4845,7 +4808,7 @@
     </w:p>
     <w:p>
       <w:pPr>
-        <w:pStyle w:val="ListParagraph"/>
+        <w:pStyle w:val="Prrafodelista"/>
         <w:numPr>
           <w:ilvl w:val="0"/>
           <w:numId w:val="37"/>
@@ -4979,7 +4942,7 @@
     </w:p>
     <w:p>
       <w:pPr>
-        <w:pStyle w:val="ListParagraph"/>
+        <w:pStyle w:val="Prrafodelista"/>
         <w:numPr>
           <w:ilvl w:val="0"/>
           <w:numId w:val="37"/>
@@ -5121,7 +5084,7 @@
     </w:p>
     <w:p>
       <w:pPr>
-        <w:pStyle w:val="ListParagraph"/>
+        <w:pStyle w:val="Prrafodelista"/>
         <w:numPr>
           <w:ilvl w:val="0"/>
           <w:numId w:val="37"/>
@@ -5318,7 +5281,7 @@
     </w:p>
     <w:p>
       <w:pPr>
-        <w:pStyle w:val="ListParagraph"/>
+        <w:pStyle w:val="Prrafodelista"/>
         <w:numPr>
           <w:ilvl w:val="0"/>
           <w:numId w:val="20"/>
@@ -5401,7 +5364,7 @@
     </w:p>
     <w:p>
       <w:pPr>
-        <w:pStyle w:val="ListParagraph"/>
+        <w:pStyle w:val="Prrafodelista"/>
         <w:numPr>
           <w:ilvl w:val="0"/>
           <w:numId w:val="37"/>
@@ -5479,7 +5442,7 @@
     </w:p>
     <w:p>
       <w:pPr>
-        <w:pStyle w:val="ListParagraph"/>
+        <w:pStyle w:val="Prrafodelista"/>
         <w:numPr>
           <w:ilvl w:val="0"/>
           <w:numId w:val="37"/>
@@ -5547,7 +5510,7 @@
     </w:p>
     <w:p>
       <w:pPr>
-        <w:pStyle w:val="ListParagraph"/>
+        <w:pStyle w:val="Prrafodelista"/>
         <w:numPr>
           <w:ilvl w:val="0"/>
           <w:numId w:val="37"/>
@@ -5666,7 +5629,7 @@
     </w:p>
     <w:p>
       <w:pPr>
-        <w:pStyle w:val="ListParagraph"/>
+        <w:pStyle w:val="Prrafodelista"/>
         <w:numPr>
           <w:ilvl w:val="0"/>
           <w:numId w:val="37"/>
@@ -5818,7 +5781,7 @@
     </w:p>
     <w:p>
       <w:pPr>
-        <w:pStyle w:val="ListParagraph"/>
+        <w:pStyle w:val="Prrafodelista"/>
         <w:numPr>
           <w:ilvl w:val="0"/>
           <w:numId w:val="37"/>
@@ -5952,7 +5915,7 @@
     </w:p>
     <w:p>
       <w:pPr>
-        <w:pStyle w:val="ListParagraph"/>
+        <w:pStyle w:val="Prrafodelista"/>
         <w:numPr>
           <w:ilvl w:val="0"/>
           <w:numId w:val="37"/>
@@ -6094,7 +6057,7 @@
     </w:p>
     <w:p>
       <w:pPr>
-        <w:pStyle w:val="ListParagraph"/>
+        <w:pStyle w:val="Prrafodelista"/>
         <w:numPr>
           <w:ilvl w:val="0"/>
           <w:numId w:val="37"/>
@@ -6291,7 +6254,7 @@
     </w:p>
     <w:p>
       <w:pPr>
-        <w:pStyle w:val="ListParagraph"/>
+        <w:pStyle w:val="Prrafodelista"/>
         <w:numPr>
           <w:ilvl w:val="0"/>
           <w:numId w:val="20"/>
@@ -6407,7 +6370,7 @@
     </w:p>
     <w:p>
       <w:pPr>
-        <w:pStyle w:val="ListParagraph"/>
+        <w:pStyle w:val="Prrafodelista"/>
         <w:tabs>
           <w:tab w:val="left" w:pos="721"/>
         </w:tabs>
@@ -6421,7 +6384,7 @@
     </w:p>
     <w:p>
       <w:pPr>
-        <w:pStyle w:val="ListParagraph"/>
+        <w:pStyle w:val="Prrafodelista"/>
         <w:tabs>
           <w:tab w:val="left" w:pos="721"/>
         </w:tabs>
@@ -6435,7 +6398,7 @@
     </w:p>
     <w:p>
       <w:pPr>
-        <w:pStyle w:val="ListParagraph"/>
+        <w:pStyle w:val="Prrafodelista"/>
         <w:tabs>
           <w:tab w:val="left" w:pos="721"/>
         </w:tabs>
@@ -6449,7 +6412,7 @@
     </w:p>
     <w:p>
       <w:pPr>
-        <w:pStyle w:val="ListParagraph"/>
+        <w:pStyle w:val="Prrafodelista"/>
         <w:tabs>
           <w:tab w:val="left" w:pos="721"/>
         </w:tabs>
@@ -6463,7 +6426,7 @@
     </w:p>
     <w:p>
       <w:pPr>
-        <w:pStyle w:val="ListParagraph"/>
+        <w:pStyle w:val="Prrafodelista"/>
         <w:tabs>
           <w:tab w:val="left" w:pos="721"/>
         </w:tabs>
@@ -6477,7 +6440,7 @@
     </w:p>
     <w:p>
       <w:pPr>
-        <w:pStyle w:val="ListParagraph"/>
+        <w:pStyle w:val="Prrafodelista"/>
         <w:tabs>
           <w:tab w:val="left" w:pos="721"/>
         </w:tabs>
@@ -6491,7 +6454,7 @@
     </w:p>
     <w:p>
       <w:pPr>
-        <w:pStyle w:val="ListParagraph"/>
+        <w:pStyle w:val="Prrafodelista"/>
         <w:tabs>
           <w:tab w:val="left" w:pos="721"/>
         </w:tabs>
@@ -6505,7 +6468,7 @@
     </w:p>
     <w:p>
       <w:pPr>
-        <w:pStyle w:val="ListParagraph"/>
+        <w:pStyle w:val="Prrafodelista"/>
         <w:tabs>
           <w:tab w:val="left" w:pos="721"/>
         </w:tabs>
@@ -6519,7 +6482,7 @@
     </w:p>
     <w:p>
       <w:pPr>
-        <w:pStyle w:val="ListParagraph"/>
+        <w:pStyle w:val="Prrafodelista"/>
         <w:tabs>
           <w:tab w:val="left" w:pos="721"/>
         </w:tabs>
@@ -6533,7 +6496,7 @@
     </w:p>
     <w:p>
       <w:pPr>
-        <w:pStyle w:val="ListParagraph"/>
+        <w:pStyle w:val="Prrafodelista"/>
         <w:numPr>
           <w:ilvl w:val="0"/>
           <w:numId w:val="20"/>
@@ -6605,7 +6568,7 @@
     </w:p>
     <w:p>
       <w:pPr>
-        <w:pStyle w:val="ListParagraph"/>
+        <w:pStyle w:val="Prrafodelista"/>
         <w:spacing w:line="360" w:lineRule="exact"/>
         <w:ind w:left="360" w:right="196"/>
         <w:jc w:val="both"/>
@@ -6617,7 +6580,7 @@
     </w:p>
     <w:p>
       <w:pPr>
-        <w:pStyle w:val="ListParagraph"/>
+        <w:pStyle w:val="Prrafodelista"/>
         <w:numPr>
           <w:ilvl w:val="0"/>
           <w:numId w:val="35"/>
@@ -7425,35 +7388,7 @@
               <w:rPr>
                 <w:rFonts w:ascii="Arial" w:hAnsi="Arial" w:cs="Arial"/>
               </w:rPr>
-              <w:t>(</w:t>
-            </w:r>
-            <w:proofErr w:type="spellStart"/>
-            <w:r>
-              <w:rPr>
-                <w:rFonts w:ascii="Arial" w:hAnsi="Arial" w:cs="Arial"/>
-              </w:rPr>
-              <w:t>Fail</w:t>
-            </w:r>
-            <w:proofErr w:type="spellEnd"/>
-            <w:r>
-              <w:rPr>
-                <w:rFonts w:ascii="Arial" w:hAnsi="Arial" w:cs="Arial"/>
-              </w:rPr>
-              <w:t xml:space="preserve"> / </w:t>
-            </w:r>
-            <w:proofErr w:type="spellStart"/>
-            <w:r>
-              <w:rPr>
-                <w:rFonts w:ascii="Arial" w:hAnsi="Arial" w:cs="Arial"/>
-              </w:rPr>
-              <w:t>Success</w:t>
-            </w:r>
-            <w:proofErr w:type="spellEnd"/>
-            <w:r>
-              <w:rPr>
-                <w:rFonts w:ascii="Arial" w:hAnsi="Arial" w:cs="Arial"/>
-              </w:rPr>
-              <w:t>)</w:t>
+              <w:t>(Fail / Success)</w:t>
             </w:r>
           </w:p>
         </w:tc>
@@ -7845,7 +7780,7 @@
     </w:tbl>
     <w:p>
       <w:pPr>
-        <w:pStyle w:val="ListParagraph"/>
+        <w:pStyle w:val="Prrafodelista"/>
         <w:spacing w:after="120" w:line="340" w:lineRule="exact"/>
         <w:ind w:left="580" w:right="154"/>
         <w:jc w:val="both"/>
@@ -7856,7 +7791,7 @@
     </w:p>
     <w:p>
       <w:pPr>
-        <w:pStyle w:val="ListParagraph"/>
+        <w:pStyle w:val="Prrafodelista"/>
         <w:numPr>
           <w:ilvl w:val="0"/>
           <w:numId w:val="35"/>
@@ -8802,35 +8737,7 @@
               <w:rPr>
                 <w:rFonts w:ascii="Arial" w:hAnsi="Arial" w:cs="Arial"/>
               </w:rPr>
-              <w:t>(</w:t>
-            </w:r>
-            <w:proofErr w:type="spellStart"/>
-            <w:r>
-              <w:rPr>
-                <w:rFonts w:ascii="Arial" w:hAnsi="Arial" w:cs="Arial"/>
-              </w:rPr>
-              <w:t>Fail</w:t>
-            </w:r>
-            <w:proofErr w:type="spellEnd"/>
-            <w:r>
-              <w:rPr>
-                <w:rFonts w:ascii="Arial" w:hAnsi="Arial" w:cs="Arial"/>
-              </w:rPr>
-              <w:t xml:space="preserve"> / </w:t>
-            </w:r>
-            <w:proofErr w:type="spellStart"/>
-            <w:r>
-              <w:rPr>
-                <w:rFonts w:ascii="Arial" w:hAnsi="Arial" w:cs="Arial"/>
-              </w:rPr>
-              <w:t>Success</w:t>
-            </w:r>
-            <w:proofErr w:type="spellEnd"/>
-            <w:r>
-              <w:rPr>
-                <w:rFonts w:ascii="Arial" w:hAnsi="Arial" w:cs="Arial"/>
-              </w:rPr>
-              <w:t>)</w:t>
+              <w:t>(Fail / Success)</w:t>
             </w:r>
           </w:p>
         </w:tc>
@@ -9057,7 +8964,7 @@
     </w:tbl>
     <w:p>
       <w:pPr>
-        <w:pStyle w:val="ListParagraph"/>
+        <w:pStyle w:val="Prrafodelista"/>
         <w:spacing w:after="120" w:line="340" w:lineRule="exact"/>
         <w:ind w:left="580" w:right="157"/>
         <w:jc w:val="both"/>
@@ -9069,7 +8976,7 @@
     <w:sectPr>
       <w:footerReference w:type="default" r:id="rId9"/>
       <w:pgSz w:w="12240" w:h="15840"/>
-      <w:pgMar w:top="426" w:right="1080" w:bottom="1418" w:left="1080" w:header="0" w:footer="1696" w:gutter="0"/>
+      <w:pgMar w:top="426" w:right="1080" w:bottom="1134" w:left="1080" w:header="0" w:footer="1696" w:gutter="0"/>
       <w:cols w:space="720"/>
       <w:docGrid w:linePitch="299"/>
     </w:sectPr>
@@ -9078,7 +8985,7 @@
 </file>
 
 <file path=word/endnotes.xml><?xml version="1.0" encoding="utf-8"?>
-<w:endnotes xmlns:wpc="http://schemas.microsoft.com/office/word/2010/wordprocessingCanvas" xmlns:cx="http://schemas.microsoft.com/office/drawing/2014/chartex" xmlns:cx1="http://schemas.microsoft.com/office/drawing/2015/9/8/chartex" xmlns:cx2="http://schemas.microsoft.com/office/drawing/2015/10/21/chartex" xmlns:cx3="http://schemas.microsoft.com/office/drawing/2016/5/9/chartex" xmlns:cx4="http://schemas.microsoft.com/office/drawing/2016/5/10/chartex" xmlns:cx5="http://schemas.microsoft.com/office/drawing/2016/5/11/chartex" xmlns:cx6="http://schemas.microsoft.com/office/drawing/2016/5/12/chartex" xmlns:cx7="http://schemas.microsoft.com/office/drawing/2016/5/13/chartex" xmlns:cx8="http://schemas.microsoft.com/office/drawing/2016/5/14/chartex" xmlns:mc="http://schemas.openxmlformats.org/markup-compatibility/2006" xmlns:aink="http://schemas.microsoft.com/office/drawing/2016/ink" xmlns:am3d="http://schemas.microsoft.com/office/drawing/2017/model3d" xmlns:o="urn:schemas-microsoft-com:office:office" xmlns:oel="http://schemas.microsoft.com/office/2019/extlst" xmlns:r="http://schemas.openxmlformats.org/officeDocument/2006/relationships" xmlns:m="http://schemas.openxmlformats.org/officeDocument/2006/math" xmlns:v="urn:schemas-microsoft-com:vml" xmlns:wp14="http://schemas.microsoft.com/office/word/2010/wordprocessingDrawing" xmlns:wp="http://schemas.openxmlformats.org/drawingml/2006/wordprocessingDrawing" xmlns:w10="urn:schemas-microsoft-com:office:word" xmlns:w="http://schemas.openxmlformats.org/wordprocessingml/2006/main" xmlns:w14="http://schemas.microsoft.com/office/word/2010/wordml" xmlns:w15="http://schemas.microsoft.com/office/word/2012/wordml" xmlns:w16cex="http://schemas.microsoft.com/office/word/2018/wordml/cex" xmlns:w16cid="http://schemas.microsoft.com/office/word/2016/wordml/cid" xmlns:w16="http://schemas.microsoft.com/office/word/2018/wordml" xmlns:w16du="http://schemas.microsoft.com/office/word/2023/wordml/word16du" xmlns:w16sdtdh="http://schemas.microsoft.com/office/word/2020/wordml/sdtdatahash" xmlns:w16se="http://schemas.microsoft.com/office/word/2015/wordml/symex" xmlns:wpg="http://schemas.microsoft.com/office/word/2010/wordprocessingGroup" xmlns:wpi="http://schemas.microsoft.com/office/word/2010/wordprocessingInk" xmlns:wne="http://schemas.microsoft.com/office/word/2006/wordml" xmlns:wps="http://schemas.microsoft.com/office/word/2010/wordprocessingShape" mc:Ignorable="w14 w15 w16se w16cid w16 w16cex w16sdtdh w16du wp14">
+<w:endnotes xmlns:wpc="http://schemas.microsoft.com/office/word/2010/wordprocessingCanvas" xmlns:cx="http://schemas.microsoft.com/office/drawing/2014/chartex" xmlns:cx1="http://schemas.microsoft.com/office/drawing/2015/9/8/chartex" xmlns:cx2="http://schemas.microsoft.com/office/drawing/2015/10/21/chartex" xmlns:cx3="http://schemas.microsoft.com/office/drawing/2016/5/9/chartex" xmlns:cx4="http://schemas.microsoft.com/office/drawing/2016/5/10/chartex" xmlns:cx5="http://schemas.microsoft.com/office/drawing/2016/5/11/chartex" xmlns:cx6="http://schemas.microsoft.com/office/drawing/2016/5/12/chartex" xmlns:cx7="http://schemas.microsoft.com/office/drawing/2016/5/13/chartex" xmlns:cx8="http://schemas.microsoft.com/office/drawing/2016/5/14/chartex" xmlns:mc="http://schemas.openxmlformats.org/markup-compatibility/2006" xmlns:aink="http://schemas.microsoft.com/office/drawing/2016/ink" xmlns:am3d="http://schemas.microsoft.com/office/drawing/2017/model3d" xmlns:o="urn:schemas-microsoft-com:office:office" xmlns:oel="http://schemas.microsoft.com/office/2019/extlst" xmlns:r="http://schemas.openxmlformats.org/officeDocument/2006/relationships" xmlns:m="http://schemas.openxmlformats.org/officeDocument/2006/math" xmlns:v="urn:schemas-microsoft-com:vml" xmlns:wp14="http://schemas.microsoft.com/office/word/2010/wordprocessingDrawing" xmlns:wp="http://schemas.openxmlformats.org/drawingml/2006/wordprocessingDrawing" xmlns:w10="urn:schemas-microsoft-com:office:word" xmlns:w="http://schemas.openxmlformats.org/wordprocessingml/2006/main" xmlns:w14="http://schemas.microsoft.com/office/word/2010/wordml" xmlns:w15="http://schemas.microsoft.com/office/word/2012/wordml" xmlns:w16cex="http://schemas.microsoft.com/office/word/2018/wordml/cex" xmlns:w16cid="http://schemas.microsoft.com/office/word/2016/wordml/cid" xmlns:w16="http://schemas.microsoft.com/office/word/2018/wordml" xmlns:w16du="http://schemas.microsoft.com/office/word/2023/wordml/word16du" xmlns:w16sdtdh="http://schemas.microsoft.com/office/word/2020/wordml/sdtdatahash" xmlns:w16sdtfl="http://schemas.microsoft.com/office/word/2024/wordml/sdtformatlock" xmlns:w16se="http://schemas.microsoft.com/office/word/2015/wordml/symex" xmlns:wpg="http://schemas.microsoft.com/office/word/2010/wordprocessingGroup" xmlns:wpi="http://schemas.microsoft.com/office/word/2010/wordprocessingInk" xmlns:wne="http://schemas.microsoft.com/office/word/2006/wordml" xmlns:wps="http://schemas.microsoft.com/office/word/2010/wordprocessingShape" mc:Ignorable="w14 w15 w16se w16cid w16 w16cex w16sdtdh w16sdtfl w16du wp14">
   <w:endnote w:type="separator" w:id="-1">
     <w:p>
       <w:r>
@@ -9097,7 +9004,7 @@
 </file>
 
 <file path=word/footer1.xml><?xml version="1.0" encoding="utf-8"?>
-<w:ftr xmlns:wpc="http://schemas.microsoft.com/office/word/2010/wordprocessingCanvas" xmlns:cx="http://schemas.microsoft.com/office/drawing/2014/chartex" xmlns:cx1="http://schemas.microsoft.com/office/drawing/2015/9/8/chartex" xmlns:cx2="http://schemas.microsoft.com/office/drawing/2015/10/21/chartex" xmlns:cx3="http://schemas.microsoft.com/office/drawing/2016/5/9/chartex" xmlns:cx4="http://schemas.microsoft.com/office/drawing/2016/5/10/chartex" xmlns:cx5="http://schemas.microsoft.com/office/drawing/2016/5/11/chartex" xmlns:cx6="http://schemas.microsoft.com/office/drawing/2016/5/12/chartex" xmlns:cx7="http://schemas.microsoft.com/office/drawing/2016/5/13/chartex" xmlns:cx8="http://schemas.microsoft.com/office/drawing/2016/5/14/chartex" xmlns:mc="http://schemas.openxmlformats.org/markup-compatibility/2006" xmlns:aink="http://schemas.microsoft.com/office/drawing/2016/ink" xmlns:am3d="http://schemas.microsoft.com/office/drawing/2017/model3d" xmlns:o="urn:schemas-microsoft-com:office:office" xmlns:oel="http://schemas.microsoft.com/office/2019/extlst" xmlns:r="http://schemas.openxmlformats.org/officeDocument/2006/relationships" xmlns:m="http://schemas.openxmlformats.org/officeDocument/2006/math" xmlns:v="urn:schemas-microsoft-com:vml" xmlns:wp14="http://schemas.microsoft.com/office/word/2010/wordprocessingDrawing" xmlns:wp="http://schemas.openxmlformats.org/drawingml/2006/wordprocessingDrawing" xmlns:w10="urn:schemas-microsoft-com:office:word" xmlns:w="http://schemas.openxmlformats.org/wordprocessingml/2006/main" xmlns:w14="http://schemas.microsoft.com/office/word/2010/wordml" xmlns:w15="http://schemas.microsoft.com/office/word/2012/wordml" xmlns:w16cex="http://schemas.microsoft.com/office/word/2018/wordml/cex" xmlns:w16cid="http://schemas.microsoft.com/office/word/2016/wordml/cid" xmlns:w16="http://schemas.microsoft.com/office/word/2018/wordml" xmlns:w16du="http://schemas.microsoft.com/office/word/2023/wordml/word16du" xmlns:w16sdtdh="http://schemas.microsoft.com/office/word/2020/wordml/sdtdatahash" xmlns:w16se="http://schemas.microsoft.com/office/word/2015/wordml/symex" xmlns:wpg="http://schemas.microsoft.com/office/word/2010/wordprocessingGroup" xmlns:wpi="http://schemas.microsoft.com/office/word/2010/wordprocessingInk" xmlns:wne="http://schemas.microsoft.com/office/word/2006/wordml" xmlns:wps="http://schemas.microsoft.com/office/word/2010/wordprocessingShape" mc:Ignorable="w14 w15 w16se w16cid w16 w16cex w16sdtdh w16du wp14">
+<w:ftr xmlns:wpc="http://schemas.microsoft.com/office/word/2010/wordprocessingCanvas" xmlns:cx="http://schemas.microsoft.com/office/drawing/2014/chartex" xmlns:cx1="http://schemas.microsoft.com/office/drawing/2015/9/8/chartex" xmlns:cx2="http://schemas.microsoft.com/office/drawing/2015/10/21/chartex" xmlns:cx3="http://schemas.microsoft.com/office/drawing/2016/5/9/chartex" xmlns:cx4="http://schemas.microsoft.com/office/drawing/2016/5/10/chartex" xmlns:cx5="http://schemas.microsoft.com/office/drawing/2016/5/11/chartex" xmlns:cx6="http://schemas.microsoft.com/office/drawing/2016/5/12/chartex" xmlns:cx7="http://schemas.microsoft.com/office/drawing/2016/5/13/chartex" xmlns:cx8="http://schemas.microsoft.com/office/drawing/2016/5/14/chartex" xmlns:mc="http://schemas.openxmlformats.org/markup-compatibility/2006" xmlns:aink="http://schemas.microsoft.com/office/drawing/2016/ink" xmlns:am3d="http://schemas.microsoft.com/office/drawing/2017/model3d" xmlns:o="urn:schemas-microsoft-com:office:office" xmlns:oel="http://schemas.microsoft.com/office/2019/extlst" xmlns:r="http://schemas.openxmlformats.org/officeDocument/2006/relationships" xmlns:m="http://schemas.openxmlformats.org/officeDocument/2006/math" xmlns:v="urn:schemas-microsoft-com:vml" xmlns:wp14="http://schemas.microsoft.com/office/word/2010/wordprocessingDrawing" xmlns:wp="http://schemas.openxmlformats.org/drawingml/2006/wordprocessingDrawing" xmlns:w10="urn:schemas-microsoft-com:office:word" xmlns:w="http://schemas.openxmlformats.org/wordprocessingml/2006/main" xmlns:w14="http://schemas.microsoft.com/office/word/2010/wordml" xmlns:w15="http://schemas.microsoft.com/office/word/2012/wordml" xmlns:w16cex="http://schemas.microsoft.com/office/word/2018/wordml/cex" xmlns:w16cid="http://schemas.microsoft.com/office/word/2016/wordml/cid" xmlns:w16="http://schemas.microsoft.com/office/word/2018/wordml" xmlns:w16du="http://schemas.microsoft.com/office/word/2023/wordml/word16du" xmlns:w16sdtdh="http://schemas.microsoft.com/office/word/2020/wordml/sdtdatahash" xmlns:w16sdtfl="http://schemas.microsoft.com/office/word/2024/wordml/sdtformatlock" xmlns:w16se="http://schemas.microsoft.com/office/word/2015/wordml/symex" xmlns:wpg="http://schemas.microsoft.com/office/word/2010/wordprocessingGroup" xmlns:wpi="http://schemas.microsoft.com/office/word/2010/wordprocessingInk" xmlns:wne="http://schemas.microsoft.com/office/word/2006/wordml" xmlns:wps="http://schemas.microsoft.com/office/word/2010/wordprocessingShape" mc:Ignorable="w14 w15 w16se w16cid w16 w16cex w16sdtdh w16sdtfl w16du wp14">
   <w:p>
     <w:pPr>
       <w:spacing w:line="14" w:lineRule="auto"/>
@@ -9297,7 +9204,7 @@
 </file>
 
 <file path=word/footnotes.xml><?xml version="1.0" encoding="utf-8"?>
-<w:footnotes xmlns:wpc="http://schemas.microsoft.com/office/word/2010/wordprocessingCanvas" xmlns:cx="http://schemas.microsoft.com/office/drawing/2014/chartex" xmlns:cx1="http://schemas.microsoft.com/office/drawing/2015/9/8/chartex" xmlns:cx2="http://schemas.microsoft.com/office/drawing/2015/10/21/chartex" xmlns:cx3="http://schemas.microsoft.com/office/drawing/2016/5/9/chartex" xmlns:cx4="http://schemas.microsoft.com/office/drawing/2016/5/10/chartex" xmlns:cx5="http://schemas.microsoft.com/office/drawing/2016/5/11/chartex" xmlns:cx6="http://schemas.microsoft.com/office/drawing/2016/5/12/chartex" xmlns:cx7="http://schemas.microsoft.com/office/drawing/2016/5/13/chartex" xmlns:cx8="http://schemas.microsoft.com/office/drawing/2016/5/14/chartex" xmlns:mc="http://schemas.openxmlformats.org/markup-compatibility/2006" xmlns:aink="http://schemas.microsoft.com/office/drawing/2016/ink" xmlns:am3d="http://schemas.microsoft.com/office/drawing/2017/model3d" xmlns:o="urn:schemas-microsoft-com:office:office" xmlns:oel="http://schemas.microsoft.com/office/2019/extlst" xmlns:r="http://schemas.openxmlformats.org/officeDocument/2006/relationships" xmlns:m="http://schemas.openxmlformats.org/officeDocument/2006/math" xmlns:v="urn:schemas-microsoft-com:vml" xmlns:wp14="http://schemas.microsoft.com/office/word/2010/wordprocessingDrawing" xmlns:wp="http://schemas.openxmlformats.org/drawingml/2006/wordprocessingDrawing" xmlns:w10="urn:schemas-microsoft-com:office:word" xmlns:w="http://schemas.openxmlformats.org/wordprocessingml/2006/main" xmlns:w14="http://schemas.microsoft.com/office/word/2010/wordml" xmlns:w15="http://schemas.microsoft.com/office/word/2012/wordml" xmlns:w16cex="http://schemas.microsoft.com/office/word/2018/wordml/cex" xmlns:w16cid="http://schemas.microsoft.com/office/word/2016/wordml/cid" xmlns:w16="http://schemas.microsoft.com/office/word/2018/wordml" xmlns:w16du="http://schemas.microsoft.com/office/word/2023/wordml/word16du" xmlns:w16sdtdh="http://schemas.microsoft.com/office/word/2020/wordml/sdtdatahash" xmlns:w16se="http://schemas.microsoft.com/office/word/2015/wordml/symex" xmlns:wpg="http://schemas.microsoft.com/office/word/2010/wordprocessingGroup" xmlns:wpi="http://schemas.microsoft.com/office/word/2010/wordprocessingInk" xmlns:wne="http://schemas.microsoft.com/office/word/2006/wordml" xmlns:wps="http://schemas.microsoft.com/office/word/2010/wordprocessingShape" mc:Ignorable="w14 w15 w16se w16cid w16 w16cex w16sdtdh w16du wp14">
+<w:footnotes xmlns:wpc="http://schemas.microsoft.com/office/word/2010/wordprocessingCanvas" xmlns:cx="http://schemas.microsoft.com/office/drawing/2014/chartex" xmlns:cx1="http://schemas.microsoft.com/office/drawing/2015/9/8/chartex" xmlns:cx2="http://schemas.microsoft.com/office/drawing/2015/10/21/chartex" xmlns:cx3="http://schemas.microsoft.com/office/drawing/2016/5/9/chartex" xmlns:cx4="http://schemas.microsoft.com/office/drawing/2016/5/10/chartex" xmlns:cx5="http://schemas.microsoft.com/office/drawing/2016/5/11/chartex" xmlns:cx6="http://schemas.microsoft.com/office/drawing/2016/5/12/chartex" xmlns:cx7="http://schemas.microsoft.com/office/drawing/2016/5/13/chartex" xmlns:cx8="http://schemas.microsoft.com/office/drawing/2016/5/14/chartex" xmlns:mc="http://schemas.openxmlformats.org/markup-compatibility/2006" xmlns:aink="http://schemas.microsoft.com/office/drawing/2016/ink" xmlns:am3d="http://schemas.microsoft.com/office/drawing/2017/model3d" xmlns:o="urn:schemas-microsoft-com:office:office" xmlns:oel="http://schemas.microsoft.com/office/2019/extlst" xmlns:r="http://schemas.openxmlformats.org/officeDocument/2006/relationships" xmlns:m="http://schemas.openxmlformats.org/officeDocument/2006/math" xmlns:v="urn:schemas-microsoft-com:vml" xmlns:wp14="http://schemas.microsoft.com/office/word/2010/wordprocessingDrawing" xmlns:wp="http://schemas.openxmlformats.org/drawingml/2006/wordprocessingDrawing" xmlns:w10="urn:schemas-microsoft-com:office:word" xmlns:w="http://schemas.openxmlformats.org/wordprocessingml/2006/main" xmlns:w14="http://schemas.microsoft.com/office/word/2010/wordml" xmlns:w15="http://schemas.microsoft.com/office/word/2012/wordml" xmlns:w16cex="http://schemas.microsoft.com/office/word/2018/wordml/cex" xmlns:w16cid="http://schemas.microsoft.com/office/word/2016/wordml/cid" xmlns:w16="http://schemas.microsoft.com/office/word/2018/wordml" xmlns:w16du="http://schemas.microsoft.com/office/word/2023/wordml/word16du" xmlns:w16sdtdh="http://schemas.microsoft.com/office/word/2020/wordml/sdtdatahash" xmlns:w16sdtfl="http://schemas.microsoft.com/office/word/2024/wordml/sdtformatlock" xmlns:w16se="http://schemas.microsoft.com/office/word/2015/wordml/symex" xmlns:wpg="http://schemas.microsoft.com/office/word/2010/wordprocessingGroup" xmlns:wpi="http://schemas.microsoft.com/office/word/2010/wordprocessingInk" xmlns:wne="http://schemas.microsoft.com/office/word/2006/wordml" xmlns:wps="http://schemas.microsoft.com/office/word/2010/wordprocessingShape" mc:Ignorable="w14 w15 w16se w16cid w16 w16cex w16sdtdh w16sdtfl w16du wp14">
   <w:footnote w:type="separator" w:id="-1">
     <w:p>
       <w:r>
@@ -9316,7 +9223,7 @@
 </file>
 
 <file path=word/numbering.xml><?xml version="1.0" encoding="utf-8"?>
-<w:numbering xmlns:wpc="http://schemas.microsoft.com/office/word/2010/wordprocessingCanvas" xmlns:cx="http://schemas.microsoft.com/office/drawing/2014/chartex" xmlns:cx1="http://schemas.microsoft.com/office/drawing/2015/9/8/chartex" xmlns:cx2="http://schemas.microsoft.com/office/drawing/2015/10/21/chartex" xmlns:cx3="http://schemas.microsoft.com/office/drawing/2016/5/9/chartex" xmlns:cx4="http://schemas.microsoft.com/office/drawing/2016/5/10/chartex" xmlns:cx5="http://schemas.microsoft.com/office/drawing/2016/5/11/chartex" xmlns:cx6="http://schemas.microsoft.com/office/drawing/2016/5/12/chartex" xmlns:cx7="http://schemas.microsoft.com/office/drawing/2016/5/13/chartex" xmlns:cx8="http://schemas.microsoft.com/office/drawing/2016/5/14/chartex" xmlns:mc="http://schemas.openxmlformats.org/markup-compatibility/2006" xmlns:aink="http://schemas.microsoft.com/office/drawing/2016/ink" xmlns:am3d="http://schemas.microsoft.com/office/drawing/2017/model3d" xmlns:o="urn:schemas-microsoft-com:office:office" xmlns:oel="http://schemas.microsoft.com/office/2019/extlst" xmlns:r="http://schemas.openxmlformats.org/officeDocument/2006/relationships" xmlns:m="http://schemas.openxmlformats.org/officeDocument/2006/math" xmlns:v="urn:schemas-microsoft-com:vml" xmlns:wp14="http://schemas.microsoft.com/office/word/2010/wordprocessingDrawing" xmlns:wp="http://schemas.openxmlformats.org/drawingml/2006/wordprocessingDrawing" xmlns:w10="urn:schemas-microsoft-com:office:word" xmlns:w="http://schemas.openxmlformats.org/wordprocessingml/2006/main" xmlns:w14="http://schemas.microsoft.com/office/word/2010/wordml" xmlns:w15="http://schemas.microsoft.com/office/word/2012/wordml" xmlns:w16cex="http://schemas.microsoft.com/office/word/2018/wordml/cex" xmlns:w16cid="http://schemas.microsoft.com/office/word/2016/wordml/cid" xmlns:w16="http://schemas.microsoft.com/office/word/2018/wordml" xmlns:w16du="http://schemas.microsoft.com/office/word/2023/wordml/word16du" xmlns:w16sdtdh="http://schemas.microsoft.com/office/word/2020/wordml/sdtdatahash" xmlns:w16se="http://schemas.microsoft.com/office/word/2015/wordml/symex" xmlns:wpg="http://schemas.microsoft.com/office/word/2010/wordprocessingGroup" xmlns:wpi="http://schemas.microsoft.com/office/word/2010/wordprocessingInk" xmlns:wne="http://schemas.microsoft.com/office/word/2006/wordml" xmlns:wps="http://schemas.microsoft.com/office/word/2010/wordprocessingShape" mc:Ignorable="w14 w15 w16se w16cid w16 w16cex w16sdtdh w16du wp14">
+<w:numbering xmlns:wpc="http://schemas.microsoft.com/office/word/2010/wordprocessingCanvas" xmlns:cx="http://schemas.microsoft.com/office/drawing/2014/chartex" xmlns:cx1="http://schemas.microsoft.com/office/drawing/2015/9/8/chartex" xmlns:cx2="http://schemas.microsoft.com/office/drawing/2015/10/21/chartex" xmlns:cx3="http://schemas.microsoft.com/office/drawing/2016/5/9/chartex" xmlns:cx4="http://schemas.microsoft.com/office/drawing/2016/5/10/chartex" xmlns:cx5="http://schemas.microsoft.com/office/drawing/2016/5/11/chartex" xmlns:cx6="http://schemas.microsoft.com/office/drawing/2016/5/12/chartex" xmlns:cx7="http://schemas.microsoft.com/office/drawing/2016/5/13/chartex" xmlns:cx8="http://schemas.microsoft.com/office/drawing/2016/5/14/chartex" xmlns:mc="http://schemas.openxmlformats.org/markup-compatibility/2006" xmlns:aink="http://schemas.microsoft.com/office/drawing/2016/ink" xmlns:am3d="http://schemas.microsoft.com/office/drawing/2017/model3d" xmlns:o="urn:schemas-microsoft-com:office:office" xmlns:oel="http://schemas.microsoft.com/office/2019/extlst" xmlns:r="http://schemas.openxmlformats.org/officeDocument/2006/relationships" xmlns:m="http://schemas.openxmlformats.org/officeDocument/2006/math" xmlns:v="urn:schemas-microsoft-com:vml" xmlns:wp14="http://schemas.microsoft.com/office/word/2010/wordprocessingDrawing" xmlns:wp="http://schemas.openxmlformats.org/drawingml/2006/wordprocessingDrawing" xmlns:w10="urn:schemas-microsoft-com:office:word" xmlns:w="http://schemas.openxmlformats.org/wordprocessingml/2006/main" xmlns:w14="http://schemas.microsoft.com/office/word/2010/wordml" xmlns:w15="http://schemas.microsoft.com/office/word/2012/wordml" xmlns:w16cex="http://schemas.microsoft.com/office/word/2018/wordml/cex" xmlns:w16cid="http://schemas.microsoft.com/office/word/2016/wordml/cid" xmlns:w16="http://schemas.microsoft.com/office/word/2018/wordml" xmlns:w16du="http://schemas.microsoft.com/office/word/2023/wordml/word16du" xmlns:w16sdtdh="http://schemas.microsoft.com/office/word/2020/wordml/sdtdatahash" xmlns:w16sdtfl="http://schemas.microsoft.com/office/word/2024/wordml/sdtformatlock" xmlns:w16se="http://schemas.microsoft.com/office/word/2015/wordml/symex" xmlns:wpg="http://schemas.microsoft.com/office/word/2010/wordprocessingGroup" xmlns:wpi="http://schemas.microsoft.com/office/word/2010/wordprocessingInk" xmlns:wne="http://schemas.microsoft.com/office/word/2006/wordml" xmlns:wps="http://schemas.microsoft.com/office/word/2010/wordprocessingShape" mc:Ignorable="w14 w15 w16se w16cid w16 w16cex w16sdtdh w16sdtfl w16du wp14">
   <w:abstractNum w:abstractNumId="0" w15:restartNumberingAfterBreak="0">
     <w:nsid w:val="005B447F"/>
     <w:multiLevelType w:val="hybridMultilevel"/>
@@ -13386,7 +13293,7 @@
 </file>
 
 <file path=word/styles.xml><?xml version="1.0" encoding="utf-8"?>
-<w:styles xmlns:mc="http://schemas.openxmlformats.org/markup-compatibility/2006" xmlns:r="http://schemas.openxmlformats.org/officeDocument/2006/relationships" xmlns:w="http://schemas.openxmlformats.org/wordprocessingml/2006/main" xmlns:w14="http://schemas.microsoft.com/office/word/2010/wordml" xmlns:w15="http://schemas.microsoft.com/office/word/2012/wordml" xmlns:w16cex="http://schemas.microsoft.com/office/word/2018/wordml/cex" xmlns:w16cid="http://schemas.microsoft.com/office/word/2016/wordml/cid" xmlns:w16="http://schemas.microsoft.com/office/word/2018/wordml" xmlns:w16du="http://schemas.microsoft.com/office/word/2023/wordml/word16du" xmlns:w16sdtdh="http://schemas.microsoft.com/office/word/2020/wordml/sdtdatahash" xmlns:w16se="http://schemas.microsoft.com/office/word/2015/wordml/symex" mc:Ignorable="w14 w15 w16se w16cid w16 w16cex w16sdtdh w16du">
+<w:styles xmlns:mc="http://schemas.openxmlformats.org/markup-compatibility/2006" xmlns:r="http://schemas.openxmlformats.org/officeDocument/2006/relationships" xmlns:w="http://schemas.openxmlformats.org/wordprocessingml/2006/main" xmlns:w14="http://schemas.microsoft.com/office/word/2010/wordml" xmlns:w15="http://schemas.microsoft.com/office/word/2012/wordml" xmlns:w16cex="http://schemas.microsoft.com/office/word/2018/wordml/cex" xmlns:w16cid="http://schemas.microsoft.com/office/word/2016/wordml/cid" xmlns:w16="http://schemas.microsoft.com/office/word/2018/wordml" xmlns:w16du="http://schemas.microsoft.com/office/word/2023/wordml/word16du" xmlns:w16sdtdh="http://schemas.microsoft.com/office/word/2020/wordml/sdtdatahash" xmlns:w16sdtfl="http://schemas.microsoft.com/office/word/2024/wordml/sdtformatlock" xmlns:w16se="http://schemas.microsoft.com/office/word/2015/wordml/symex" mc:Ignorable="w14 w15 w16se w16cid w16 w16cex w16sdtdh w16sdtfl w16du">
   <w:docDefaults>
     <w:rPrDefault>
       <w:rPr>
@@ -13787,7 +13694,7 @@
       <w:lang w:val="es-MX"/>
     </w:rPr>
   </w:style>
-  <w:style w:type="paragraph" w:styleId="Heading1">
+  <w:style w:type="paragraph" w:styleId="Ttulo1">
     <w:name w:val="heading 1"/>
     <w:basedOn w:val="Normal"/>
     <w:uiPriority w:val="9"/>
@@ -13803,7 +13710,7 @@
       <w:szCs w:val="28"/>
     </w:rPr>
   </w:style>
-  <w:style w:type="paragraph" w:styleId="Heading2">
+  <w:style w:type="paragraph" w:styleId="Ttulo2">
     <w:name w:val="heading 2"/>
     <w:basedOn w:val="Normal"/>
     <w:uiPriority w:val="9"/>
@@ -13822,7 +13729,7 @@
       <w:szCs w:val="24"/>
     </w:rPr>
   </w:style>
-  <w:style w:type="paragraph" w:styleId="Heading3">
+  <w:style w:type="paragraph" w:styleId="Ttulo3">
     <w:name w:val="heading 3"/>
     <w:basedOn w:val="Normal"/>
     <w:uiPriority w:val="9"/>
@@ -13838,7 +13745,7 @@
       <w:szCs w:val="24"/>
     </w:rPr>
   </w:style>
-  <w:style w:type="paragraph" w:styleId="Heading4">
+  <w:style w:type="paragraph" w:styleId="Ttulo4">
     <w:name w:val="heading 4"/>
     <w:basedOn w:val="Normal"/>
     <w:uiPriority w:val="9"/>
@@ -13852,7 +13759,7 @@
       <w:rFonts w:ascii="Arial" w:eastAsia="Arial" w:hAnsi="Arial"/>
     </w:rPr>
   </w:style>
-  <w:style w:type="paragraph" w:styleId="Heading5">
+  <w:style w:type="paragraph" w:styleId="Ttulo5">
     <w:name w:val="heading 5"/>
     <w:basedOn w:val="Normal"/>
     <w:uiPriority w:val="9"/>
@@ -13871,7 +13778,7 @@
       <w:szCs w:val="20"/>
     </w:rPr>
   </w:style>
-  <w:style w:type="paragraph" w:styleId="Heading6">
+  <w:style w:type="paragraph" w:styleId="Ttulo6">
     <w:name w:val="heading 6"/>
     <w:basedOn w:val="Normal"/>
     <w:uiPriority w:val="9"/>
@@ -13890,13 +13797,13 @@
       <w:szCs w:val="18"/>
     </w:rPr>
   </w:style>
-  <w:style w:type="character" w:default="1" w:styleId="DefaultParagraphFont">
+  <w:style w:type="character" w:default="1" w:styleId="Fuentedeprrafopredeter">
     <w:name w:val="Default Paragraph Font"/>
     <w:uiPriority w:val="1"/>
     <w:semiHidden/>
     <w:unhideWhenUsed/>
   </w:style>
-  <w:style w:type="table" w:default="1" w:styleId="TableNormal">
+  <w:style w:type="table" w:default="1" w:styleId="Tablanormal">
     <w:name w:val="Normal Table"/>
     <w:uiPriority w:val="99"/>
     <w:semiHidden/>
@@ -13911,7 +13818,7 @@
       </w:tblCellMar>
     </w:tblPr>
   </w:style>
-  <w:style w:type="numbering" w:default="1" w:styleId="NoList">
+  <w:style w:type="numbering" w:default="1" w:styleId="Sinlista">
     <w:name w:val="No List"/>
     <w:uiPriority w:val="99"/>
     <w:semiHidden/>
@@ -13933,7 +13840,7 @@
       </w:tblCellMar>
     </w:tblPr>
   </w:style>
-  <w:style w:type="paragraph" w:styleId="TOC1">
+  <w:style w:type="paragraph" w:styleId="TDC1">
     <w:name w:val="toc 1"/>
     <w:basedOn w:val="Normal"/>
     <w:uiPriority w:val="1"/>
@@ -13948,7 +13855,7 @@
       <w:szCs w:val="18"/>
     </w:rPr>
   </w:style>
-  <w:style w:type="paragraph" w:styleId="TOC2">
+  <w:style w:type="paragraph" w:styleId="TDC2">
     <w:name w:val="toc 2"/>
     <w:basedOn w:val="Normal"/>
     <w:uiPriority w:val="1"/>
@@ -13964,7 +13871,7 @@
       <w:i/>
     </w:rPr>
   </w:style>
-  <w:style w:type="paragraph" w:styleId="TOC3">
+  <w:style w:type="paragraph" w:styleId="TDC3">
     <w:name w:val="toc 3"/>
     <w:basedOn w:val="Normal"/>
     <w:uiPriority w:val="1"/>
@@ -13979,7 +13886,7 @@
       <w:szCs w:val="18"/>
     </w:rPr>
   </w:style>
-  <w:style w:type="paragraph" w:styleId="BodyText">
+  <w:style w:type="paragraph" w:styleId="Textoindependiente">
     <w:name w:val="Body Text"/>
     <w:basedOn w:val="Normal"/>
     <w:uiPriority w:val="1"/>
@@ -13994,7 +13901,7 @@
       <w:szCs w:val="18"/>
     </w:rPr>
   </w:style>
-  <w:style w:type="paragraph" w:styleId="ListParagraph">
+  <w:style w:type="paragraph" w:styleId="Prrafodelista">
     <w:name w:val="List Paragraph"/>
     <w:basedOn w:val="Normal"/>
     <w:uiPriority w:val="1"/>
@@ -14006,10 +13913,10 @@
     <w:uiPriority w:val="1"/>
     <w:qFormat/>
   </w:style>
-  <w:style w:type="paragraph" w:styleId="Header">
+  <w:style w:type="paragraph" w:styleId="Encabezado">
     <w:name w:val="header"/>
     <w:basedOn w:val="Normal"/>
-    <w:link w:val="HeaderChar"/>
+    <w:link w:val="EncabezadoCar"/>
     <w:uiPriority w:val="99"/>
     <w:unhideWhenUsed/>
     <w:rsid w:val="00541679"/>
@@ -14020,20 +13927,20 @@
       </w:tabs>
     </w:pPr>
   </w:style>
-  <w:style w:type="character" w:customStyle="1" w:styleId="HeaderChar">
-    <w:name w:val="Header Char"/>
-    <w:basedOn w:val="DefaultParagraphFont"/>
-    <w:link w:val="Header"/>
+  <w:style w:type="character" w:customStyle="1" w:styleId="EncabezadoCar">
+    <w:name w:val="Encabezado Car"/>
+    <w:basedOn w:val="Fuentedeprrafopredeter"/>
+    <w:link w:val="Encabezado"/>
     <w:uiPriority w:val="99"/>
     <w:rsid w:val="00541679"/>
     <w:rPr>
       <w:lang w:val="es-MX"/>
     </w:rPr>
   </w:style>
-  <w:style w:type="paragraph" w:styleId="Footer">
+  <w:style w:type="paragraph" w:styleId="Piedepgina">
     <w:name w:val="footer"/>
     <w:basedOn w:val="Normal"/>
-    <w:link w:val="FooterChar"/>
+    <w:link w:val="PiedepginaCar"/>
     <w:uiPriority w:val="99"/>
     <w:unhideWhenUsed/>
     <w:rsid w:val="00541679"/>
@@ -14044,20 +13951,20 @@
       </w:tabs>
     </w:pPr>
   </w:style>
-  <w:style w:type="character" w:customStyle="1" w:styleId="FooterChar">
-    <w:name w:val="Footer Char"/>
-    <w:basedOn w:val="DefaultParagraphFont"/>
-    <w:link w:val="Footer"/>
+  <w:style w:type="character" w:customStyle="1" w:styleId="PiedepginaCar">
+    <w:name w:val="Pie de página Car"/>
+    <w:basedOn w:val="Fuentedeprrafopredeter"/>
+    <w:link w:val="Piedepgina"/>
     <w:uiPriority w:val="99"/>
     <w:rsid w:val="00541679"/>
     <w:rPr>
       <w:lang w:val="es-MX"/>
     </w:rPr>
   </w:style>
-  <w:style w:type="paragraph" w:styleId="HTMLPreformatted">
+  <w:style w:type="paragraph" w:styleId="HTMLconformatoprevio">
     <w:name w:val="HTML Preformatted"/>
     <w:basedOn w:val="Normal"/>
-    <w:link w:val="HTMLPreformattedChar"/>
+    <w:link w:val="HTMLconformatoprevioCar"/>
     <w:uiPriority w:val="99"/>
     <w:semiHidden/>
     <w:unhideWhenUsed/>
@@ -14090,10 +13997,10 @@
       <w:lang w:eastAsia="es-MX"/>
     </w:rPr>
   </w:style>
-  <w:style w:type="character" w:customStyle="1" w:styleId="HTMLPreformattedChar">
-    <w:name w:val="HTML Preformatted Char"/>
-    <w:basedOn w:val="DefaultParagraphFont"/>
-    <w:link w:val="HTMLPreformatted"/>
+  <w:style w:type="character" w:customStyle="1" w:styleId="HTMLconformatoprevioCar">
+    <w:name w:val="HTML con formato previo Car"/>
+    <w:basedOn w:val="Fuentedeprrafopredeter"/>
+    <w:link w:val="HTMLconformatoprevio"/>
     <w:uiPriority w:val="99"/>
     <w:semiHidden/>
     <w:rsid w:val="00746B44"/>
@@ -14106,7 +14013,7 @@
   </w:style>
   <w:style w:type="character" w:customStyle="1" w:styleId="y2iqfc">
     <w:name w:val="y2iqfc"/>
-    <w:basedOn w:val="DefaultParagraphFont"/>
+    <w:basedOn w:val="Fuentedeprrafopredeter"/>
     <w:rsid w:val="00746B44"/>
   </w:style>
   <w:style w:type="character" w:customStyle="1" w:styleId="DevConfigGray">

--- a/Calendario2026/Ejercicios/9_DHCP/Ejercicio9_DHCP.docx
+++ b/Calendario2026/Ejercicios/9_DHCP/Ejercicio9_DHCP.docx
@@ -452,129 +452,13 @@
         <mc:AlternateContent>
           <mc:Choice Requires="wps">
             <w:drawing>
-              <wp:anchor distT="0" distB="0" distL="114300" distR="114300" simplePos="0" relativeHeight="251669504" behindDoc="0" locked="0" layoutInCell="1" allowOverlap="1" wp14:anchorId="00A806D8" wp14:editId="422B93BD">
+              <wp:anchor distT="0" distB="0" distL="114300" distR="114300" simplePos="0" relativeHeight="251639808" behindDoc="0" locked="0" layoutInCell="1" allowOverlap="1" wp14:anchorId="3656EE3E" wp14:editId="367542F1">
                 <wp:simplePos x="0" y="0"/>
-                <wp:positionH relativeFrom="column">
-                  <wp:posOffset>385445</wp:posOffset>
+                <wp:positionH relativeFrom="margin">
+                  <wp:posOffset>4867275</wp:posOffset>
                 </wp:positionH>
                 <wp:positionV relativeFrom="paragraph">
-                  <wp:posOffset>1837690</wp:posOffset>
-                </wp:positionV>
-                <wp:extent cx="1243330" cy="314325"/>
-                <wp:effectExtent l="0" t="0" r="13970" b="28575"/>
-                <wp:wrapNone/>
-                <wp:docPr id="10" name="Cuadro de texto 2"/>
-                <wp:cNvGraphicFramePr>
-                  <a:graphicFrameLocks xmlns:a="http://schemas.openxmlformats.org/drawingml/2006/main"/>
-                </wp:cNvGraphicFramePr>
-                <a:graphic xmlns:a="http://schemas.openxmlformats.org/drawingml/2006/main">
-                  <a:graphicData uri="http://schemas.microsoft.com/office/word/2010/wordprocessingShape">
-                    <wps:wsp>
-                      <wps:cNvSpPr txBox="1">
-                        <a:spLocks noChangeArrowheads="1"/>
-                      </wps:cNvSpPr>
-                      <wps:spPr bwMode="auto">
-                        <a:xfrm>
-                          <a:off x="0" y="0"/>
-                          <a:ext cx="1243330" cy="314325"/>
-                        </a:xfrm>
-                        <a:prstGeom prst="rect">
-                          <a:avLst/>
-                        </a:prstGeom>
-                        <a:solidFill>
-                          <a:srgbClr val="FFFFFF"/>
-                        </a:solidFill>
-                        <a:ln w="9525">
-                          <a:solidFill>
-                            <a:schemeClr val="tx1"/>
-                          </a:solidFill>
-                          <a:miter lim="800000"/>
-                          <a:headEnd/>
-                          <a:tailEnd/>
-                        </a:ln>
-                      </wps:spPr>
-                      <wps:txbx>
-                        <w:txbxContent>
-                          <w:p>
-                            <w:pPr>
-                              <w:jc w:val="right"/>
-                              <w:rPr>
-                                <w:rFonts w:ascii="Arial" w:hAnsi="Arial" w:cs="Arial"/>
-                                <w:color w:val="FF0000"/>
-                                <w:lang w:val="es-ES"/>
-                                <w14:textOutline w14:w="9525" w14:cap="rnd" w14:cmpd="sng" w14:algn="ctr">
-                                  <w14:solidFill>
-                                    <w14:srgbClr w14:val="FF0000"/>
-                                  </w14:solidFill>
-                                  <w14:prstDash w14:val="solid"/>
-                                  <w14:bevel/>
-                                </w14:textOutline>
-                              </w:rPr>
-                            </w:pPr>
-                          </w:p>
-                        </w:txbxContent>
-                      </wps:txbx>
-                      <wps:bodyPr rot="0" vert="horz" wrap="square" lIns="91440" tIns="45720" rIns="91440" bIns="45720" anchor="ctr" anchorCtr="0">
-                        <a:noAutofit/>
-                      </wps:bodyPr>
-                    </wps:wsp>
-                  </a:graphicData>
-                </a:graphic>
-                <wp14:sizeRelH relativeFrom="margin">
-                  <wp14:pctWidth>0</wp14:pctWidth>
-                </wp14:sizeRelH>
-                <wp14:sizeRelV relativeFrom="margin">
-                  <wp14:pctHeight>0</wp14:pctHeight>
-                </wp14:sizeRelV>
-              </wp:anchor>
-            </w:drawing>
-          </mc:Choice>
-          <mc:Fallback>
-            <w:pict>
-              <v:shape w14:anchorId="00A806D8" id="Cuadro de texto 2" o:spid="_x0000_s1027" type="#_x0000_t202" style="position:absolute;left:0;text-align:left;margin-left:30.35pt;margin-top:144.7pt;width:97.9pt;height:24.75pt;z-index:251669504;visibility:visible;mso-wrap-style:square;mso-width-percent:0;mso-height-percent:0;mso-wrap-distance-left:9pt;mso-wrap-distance-top:0;mso-wrap-distance-right:9pt;mso-wrap-distance-bottom:0;mso-position-horizontal:absolute;mso-position-horizontal-relative:text;mso-position-vertical:absolute;mso-position-vertical-relative:text;mso-width-percent:0;mso-height-percent:0;mso-width-relative:margin;mso-height-relative:margin;v-text-anchor:middle" o:gfxdata="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" strokecolor="black [3213]">
-                <v:textbox>
-                  <w:txbxContent>
-                    <w:p>
-                      <w:pPr>
-                        <w:jc w:val="right"/>
-                        <w:rPr>
-                          <w:rFonts w:ascii="Arial" w:hAnsi="Arial" w:cs="Arial"/>
-                          <w:color w:val="FF0000"/>
-                          <w:lang w:val="es-ES"/>
-                          <w14:textOutline w14:w="9525" w14:cap="rnd" w14:cmpd="sng" w14:algn="ctr">
-                            <w14:solidFill>
-                              <w14:srgbClr w14:val="FF0000"/>
-                            </w14:solidFill>
-                            <w14:prstDash w14:val="solid"/>
-                            <w14:bevel/>
-                          </w14:textOutline>
-                        </w:rPr>
-                      </w:pPr>
-                    </w:p>
-                  </w:txbxContent>
-                </v:textbox>
-              </v:shape>
-            </w:pict>
-          </mc:Fallback>
-        </mc:AlternateContent>
-      </w:r>
-      <w:r>
-        <w:rPr>
-          <w:rFonts w:ascii="Times New Roman" w:hAnsi="Times New Roman"/>
-          <w:noProof/>
-          <w:spacing w:val="-1"/>
-          <w:sz w:val="24"/>
-        </w:rPr>
-        <mc:AlternateContent>
-          <mc:Choice Requires="wps">
-            <w:drawing>
-              <wp:anchor distT="0" distB="0" distL="114300" distR="114300" simplePos="0" relativeHeight="251670528" behindDoc="0" locked="0" layoutInCell="1" allowOverlap="1" wp14:anchorId="3656EE3E" wp14:editId="3D490F1F">
-                <wp:simplePos x="0" y="0"/>
-                <wp:positionH relativeFrom="margin">
-                  <wp:posOffset>4953000</wp:posOffset>
-                </wp:positionH>
-                <wp:positionV relativeFrom="paragraph">
-                  <wp:posOffset>1751965</wp:posOffset>
+                  <wp:posOffset>1761490</wp:posOffset>
                 </wp:positionV>
                 <wp:extent cx="1285875" cy="295275"/>
                 <wp:effectExtent l="0" t="0" r="28575" b="28575"/>
@@ -646,7 +530,7 @@
           </mc:Choice>
           <mc:Fallback>
             <w:pict>
-              <v:shape w14:anchorId="3656EE3E" id="_x0000_s1028" type="#_x0000_t202" style="position:absolute;left:0;text-align:left;margin-left:390pt;margin-top:137.95pt;width:101.25pt;height:23.25pt;z-index:251670528;visibility:visible;mso-wrap-style:square;mso-width-percent:0;mso-height-percent:0;mso-wrap-distance-left:9pt;mso-wrap-distance-top:0;mso-wrap-distance-right:9pt;mso-wrap-distance-bottom:0;mso-position-horizontal:absolute;mso-position-horizontal-relative:margin;mso-position-vertical:absolute;mso-position-vertical-relative:text;mso-width-percent:0;mso-height-percent:0;mso-width-relative:margin;mso-height-relative:margin;v-text-anchor:middle" o:gfxdata="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" strokecolor="black [3213]">
+              <v:shape w14:anchorId="3656EE3E" id="Cuadro de texto 2" o:spid="_x0000_s1027" type="#_x0000_t202" style="position:absolute;left:0;text-align:left;margin-left:383.25pt;margin-top:138.7pt;width:101.25pt;height:23.25pt;z-index:251639808;visibility:visible;mso-wrap-style:square;mso-width-percent:0;mso-height-percent:0;mso-wrap-distance-left:9pt;mso-wrap-distance-top:0;mso-wrap-distance-right:9pt;mso-wrap-distance-bottom:0;mso-position-horizontal:absolute;mso-position-horizontal-relative:margin;mso-position-vertical:absolute;mso-position-vertical-relative:text;mso-width-percent:0;mso-height-percent:0;mso-width-relative:margin;mso-height-relative:margin;v-text-anchor:middle" o:gfxdata="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" strokecolor="black [3213]">
                 <v:textbox>
                   <w:txbxContent>
                     <w:p>
@@ -683,13 +567,356 @@
         <mc:AlternateContent>
           <mc:Choice Requires="wps">
             <w:drawing>
-              <wp:anchor distT="0" distB="0" distL="114300" distR="114300" simplePos="0" relativeHeight="251672576" behindDoc="0" locked="0" layoutInCell="1" allowOverlap="1" wp14:anchorId="0F98B796" wp14:editId="090CE58F">
+              <wp:anchor distT="0" distB="0" distL="114300" distR="114300" simplePos="0" relativeHeight="251694080" behindDoc="0" locked="0" layoutInCell="1" allowOverlap="1" wp14:anchorId="0D648D37" wp14:editId="7CCBCEA6">
                 <wp:simplePos x="0" y="0"/>
                 <wp:positionH relativeFrom="column">
-                  <wp:posOffset>3819525</wp:posOffset>
+                  <wp:posOffset>1214755</wp:posOffset>
                 </wp:positionH>
                 <wp:positionV relativeFrom="paragraph">
-                  <wp:posOffset>188595</wp:posOffset>
+                  <wp:posOffset>4009390</wp:posOffset>
+                </wp:positionV>
+                <wp:extent cx="1243330" cy="314325"/>
+                <wp:effectExtent l="0" t="0" r="13970" b="28575"/>
+                <wp:wrapNone/>
+                <wp:docPr id="2027358089" name="Cuadro de texto 2"/>
+                <wp:cNvGraphicFramePr>
+                  <a:graphicFrameLocks xmlns:a="http://schemas.openxmlformats.org/drawingml/2006/main"/>
+                </wp:cNvGraphicFramePr>
+                <a:graphic xmlns:a="http://schemas.openxmlformats.org/drawingml/2006/main">
+                  <a:graphicData uri="http://schemas.microsoft.com/office/word/2010/wordprocessingShape">
+                    <wps:wsp>
+                      <wps:cNvSpPr txBox="1">
+                        <a:spLocks noChangeArrowheads="1"/>
+                      </wps:cNvSpPr>
+                      <wps:spPr bwMode="auto">
+                        <a:xfrm>
+                          <a:off x="0" y="0"/>
+                          <a:ext cx="1243330" cy="314325"/>
+                        </a:xfrm>
+                        <a:prstGeom prst="rect">
+                          <a:avLst/>
+                        </a:prstGeom>
+                        <a:solidFill>
+                          <a:srgbClr val="FFFFFF"/>
+                        </a:solidFill>
+                        <a:ln w="9525">
+                          <a:solidFill>
+                            <a:schemeClr val="tx1"/>
+                          </a:solidFill>
+                          <a:miter lim="800000"/>
+                          <a:headEnd/>
+                          <a:tailEnd/>
+                        </a:ln>
+                      </wps:spPr>
+                      <wps:txbx>
+                        <w:txbxContent>
+                          <w:p>
+                            <w:pPr>
+                              <w:rPr>
+                                <w:rFonts w:ascii="Arial" w:hAnsi="Arial" w:cs="Arial"/>
+                                <w:color w:val="FF0000"/>
+                                <w:lang w:val="es-ES"/>
+                                <w14:textOutline w14:w="9525" w14:cap="rnd" w14:cmpd="sng" w14:algn="ctr">
+                                  <w14:solidFill>
+                                    <w14:srgbClr w14:val="FF0000"/>
+                                  </w14:solidFill>
+                                  <w14:prstDash w14:val="solid"/>
+                                  <w14:bevel/>
+                                </w14:textOutline>
+                              </w:rPr>
+                            </w:pPr>
+                          </w:p>
+                        </w:txbxContent>
+                      </wps:txbx>
+                      <wps:bodyPr rot="0" vert="horz" wrap="square" lIns="91440" tIns="45720" rIns="91440" bIns="45720" anchor="ctr" anchorCtr="0">
+                        <a:noAutofit/>
+                      </wps:bodyPr>
+                    </wps:wsp>
+                  </a:graphicData>
+                </a:graphic>
+                <wp14:sizeRelH relativeFrom="margin">
+                  <wp14:pctWidth>0</wp14:pctWidth>
+                </wp14:sizeRelH>
+                <wp14:sizeRelV relativeFrom="margin">
+                  <wp14:pctHeight>0</wp14:pctHeight>
+                </wp14:sizeRelV>
+              </wp:anchor>
+            </w:drawing>
+          </mc:Choice>
+          <mc:Fallback>
+            <w:pict>
+              <v:shape w14:anchorId="0D648D37" id="_x0000_s1028" type="#_x0000_t202" style="position:absolute;left:0;text-align:left;margin-left:95.65pt;margin-top:315.7pt;width:97.9pt;height:24.75pt;z-index:251694080;visibility:visible;mso-wrap-style:square;mso-width-percent:0;mso-height-percent:0;mso-wrap-distance-left:9pt;mso-wrap-distance-top:0;mso-wrap-distance-right:9pt;mso-wrap-distance-bottom:0;mso-position-horizontal:absolute;mso-position-horizontal-relative:text;mso-position-vertical:absolute;mso-position-vertical-relative:text;mso-width-percent:0;mso-height-percent:0;mso-width-relative:margin;mso-height-relative:margin;v-text-anchor:middle" o:gfxdata="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" strokecolor="black [3213]">
+                <v:textbox>
+                  <w:txbxContent>
+                    <w:p>
+                      <w:pPr>
+                        <w:rPr>
+                          <w:rFonts w:ascii="Arial" w:hAnsi="Arial" w:cs="Arial"/>
+                          <w:color w:val="FF0000"/>
+                          <w:lang w:val="es-ES"/>
+                          <w14:textOutline w14:w="9525" w14:cap="rnd" w14:cmpd="sng" w14:algn="ctr">
+                            <w14:solidFill>
+                              <w14:srgbClr w14:val="FF0000"/>
+                            </w14:solidFill>
+                            <w14:prstDash w14:val="solid"/>
+                            <w14:bevel/>
+                          </w14:textOutline>
+                        </w:rPr>
+                      </w:pPr>
+                    </w:p>
+                  </w:txbxContent>
+                </v:textbox>
+              </v:shape>
+            </w:pict>
+          </mc:Fallback>
+        </mc:AlternateContent>
+      </w:r>
+      <w:r>
+        <w:rPr>
+          <w:rFonts w:ascii="Times New Roman" w:hAnsi="Times New Roman"/>
+          <w:noProof/>
+          <w:spacing w:val="-1"/>
+          <w:sz w:val="24"/>
+        </w:rPr>
+        <mc:AlternateContent>
+          <mc:Choice Requires="wps">
+            <w:drawing>
+              <wp:anchor distT="0" distB="0" distL="114300" distR="114300" simplePos="0" relativeHeight="251710464" behindDoc="0" locked="0" layoutInCell="1" allowOverlap="1" wp14:anchorId="6D1A4CCF" wp14:editId="34553A11">
+                <wp:simplePos x="0" y="0"/>
+                <wp:positionH relativeFrom="margin">
+                  <wp:posOffset>3952875</wp:posOffset>
+                </wp:positionH>
+                <wp:positionV relativeFrom="paragraph">
+                  <wp:posOffset>3990340</wp:posOffset>
+                </wp:positionV>
+                <wp:extent cx="1285875" cy="295275"/>
+                <wp:effectExtent l="0" t="0" r="28575" b="28575"/>
+                <wp:wrapNone/>
+                <wp:docPr id="452391534" name="Cuadro de texto 2"/>
+                <wp:cNvGraphicFramePr>
+                  <a:graphicFrameLocks xmlns:a="http://schemas.openxmlformats.org/drawingml/2006/main"/>
+                </wp:cNvGraphicFramePr>
+                <a:graphic xmlns:a="http://schemas.openxmlformats.org/drawingml/2006/main">
+                  <a:graphicData uri="http://schemas.microsoft.com/office/word/2010/wordprocessingShape">
+                    <wps:wsp>
+                      <wps:cNvSpPr txBox="1">
+                        <a:spLocks noChangeArrowheads="1"/>
+                      </wps:cNvSpPr>
+                      <wps:spPr bwMode="auto">
+                        <a:xfrm>
+                          <a:off x="0" y="0"/>
+                          <a:ext cx="1285875" cy="295275"/>
+                        </a:xfrm>
+                        <a:prstGeom prst="rect">
+                          <a:avLst/>
+                        </a:prstGeom>
+                        <a:solidFill>
+                          <a:srgbClr val="FFFFFF"/>
+                        </a:solidFill>
+                        <a:ln w="9525">
+                          <a:solidFill>
+                            <a:schemeClr val="tx1"/>
+                          </a:solidFill>
+                          <a:miter lim="800000"/>
+                          <a:headEnd/>
+                          <a:tailEnd/>
+                        </a:ln>
+                      </wps:spPr>
+                      <wps:txbx>
+                        <w:txbxContent>
+                          <w:p>
+                            <w:pPr>
+                              <w:rPr>
+                                <w:rFonts w:ascii="Arial" w:hAnsi="Arial" w:cs="Arial"/>
+                                <w:color w:val="FF0000"/>
+                                <w:lang w:val="es-ES"/>
+                                <w14:textOutline w14:w="9525" w14:cap="rnd" w14:cmpd="sng" w14:algn="ctr">
+                                  <w14:solidFill>
+                                    <w14:srgbClr w14:val="FF0000"/>
+                                  </w14:solidFill>
+                                  <w14:prstDash w14:val="solid"/>
+                                  <w14:bevel/>
+                                </w14:textOutline>
+                              </w:rPr>
+                            </w:pPr>
+                          </w:p>
+                        </w:txbxContent>
+                      </wps:txbx>
+                      <wps:bodyPr rot="0" vert="horz" wrap="square" lIns="91440" tIns="45720" rIns="91440" bIns="45720" anchor="ctr" anchorCtr="0">
+                        <a:noAutofit/>
+                      </wps:bodyPr>
+                    </wps:wsp>
+                  </a:graphicData>
+                </a:graphic>
+                <wp14:sizeRelH relativeFrom="margin">
+                  <wp14:pctWidth>0</wp14:pctWidth>
+                </wp14:sizeRelH>
+                <wp14:sizeRelV relativeFrom="margin">
+                  <wp14:pctHeight>0</wp14:pctHeight>
+                </wp14:sizeRelV>
+              </wp:anchor>
+            </w:drawing>
+          </mc:Choice>
+          <mc:Fallback>
+            <w:pict>
+              <v:shape w14:anchorId="6D1A4CCF" id="_x0000_s1029" type="#_x0000_t202" style="position:absolute;left:0;text-align:left;margin-left:311.25pt;margin-top:314.2pt;width:101.25pt;height:23.25pt;z-index:251710464;visibility:visible;mso-wrap-style:square;mso-width-percent:0;mso-height-percent:0;mso-wrap-distance-left:9pt;mso-wrap-distance-top:0;mso-wrap-distance-right:9pt;mso-wrap-distance-bottom:0;mso-position-horizontal:absolute;mso-position-horizontal-relative:margin;mso-position-vertical:absolute;mso-position-vertical-relative:text;mso-width-percent:0;mso-height-percent:0;mso-width-relative:margin;mso-height-relative:margin;v-text-anchor:middle" o:gfxdata="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" strokecolor="black [3213]">
+                <v:textbox>
+                  <w:txbxContent>
+                    <w:p>
+                      <w:pPr>
+                        <w:rPr>
+                          <w:rFonts w:ascii="Arial" w:hAnsi="Arial" w:cs="Arial"/>
+                          <w:color w:val="FF0000"/>
+                          <w:lang w:val="es-ES"/>
+                          <w14:textOutline w14:w="9525" w14:cap="rnd" w14:cmpd="sng" w14:algn="ctr">
+                            <w14:solidFill>
+                              <w14:srgbClr w14:val="FF0000"/>
+                            </w14:solidFill>
+                            <w14:prstDash w14:val="solid"/>
+                            <w14:bevel/>
+                          </w14:textOutline>
+                        </w:rPr>
+                      </w:pPr>
+                    </w:p>
+                  </w:txbxContent>
+                </v:textbox>
+                <w10:wrap anchorx="margin"/>
+              </v:shape>
+            </w:pict>
+          </mc:Fallback>
+        </mc:AlternateContent>
+      </w:r>
+      <w:r>
+        <w:rPr>
+          <w:rFonts w:ascii="Times New Roman" w:hAnsi="Times New Roman"/>
+          <w:noProof/>
+          <w:spacing w:val="-1"/>
+          <w:sz w:val="24"/>
+        </w:rPr>
+        <mc:AlternateContent>
+          <mc:Choice Requires="wps">
+            <w:drawing>
+              <wp:anchor distT="0" distB="0" distL="114300" distR="114300" simplePos="0" relativeHeight="251621376" behindDoc="0" locked="0" layoutInCell="1" allowOverlap="1" wp14:anchorId="00A806D8" wp14:editId="317A2C3F">
+                <wp:simplePos x="0" y="0"/>
+                <wp:positionH relativeFrom="column">
+                  <wp:posOffset>433070</wp:posOffset>
+                </wp:positionH>
+                <wp:positionV relativeFrom="paragraph">
+                  <wp:posOffset>1828165</wp:posOffset>
+                </wp:positionV>
+                <wp:extent cx="1243330" cy="314325"/>
+                <wp:effectExtent l="0" t="0" r="13970" b="28575"/>
+                <wp:wrapNone/>
+                <wp:docPr id="10" name="Cuadro de texto 2"/>
+                <wp:cNvGraphicFramePr>
+                  <a:graphicFrameLocks xmlns:a="http://schemas.openxmlformats.org/drawingml/2006/main"/>
+                </wp:cNvGraphicFramePr>
+                <a:graphic xmlns:a="http://schemas.openxmlformats.org/drawingml/2006/main">
+                  <a:graphicData uri="http://schemas.microsoft.com/office/word/2010/wordprocessingShape">
+                    <wps:wsp>
+                      <wps:cNvSpPr txBox="1">
+                        <a:spLocks noChangeArrowheads="1"/>
+                      </wps:cNvSpPr>
+                      <wps:spPr bwMode="auto">
+                        <a:xfrm>
+                          <a:off x="0" y="0"/>
+                          <a:ext cx="1243330" cy="314325"/>
+                        </a:xfrm>
+                        <a:prstGeom prst="rect">
+                          <a:avLst/>
+                        </a:prstGeom>
+                        <a:solidFill>
+                          <a:srgbClr val="FFFFFF"/>
+                        </a:solidFill>
+                        <a:ln w="9525">
+                          <a:solidFill>
+                            <a:schemeClr val="tx1"/>
+                          </a:solidFill>
+                          <a:miter lim="800000"/>
+                          <a:headEnd/>
+                          <a:tailEnd/>
+                        </a:ln>
+                      </wps:spPr>
+                      <wps:txbx>
+                        <w:txbxContent>
+                          <w:p>
+                            <w:pPr>
+                              <w:rPr>
+                                <w:rFonts w:ascii="Arial" w:hAnsi="Arial" w:cs="Arial"/>
+                                <w:color w:val="FF0000"/>
+                                <w:lang w:val="es-ES"/>
+                                <w14:textOutline w14:w="9525" w14:cap="rnd" w14:cmpd="sng" w14:algn="ctr">
+                                  <w14:solidFill>
+                                    <w14:srgbClr w14:val="FF0000"/>
+                                  </w14:solidFill>
+                                  <w14:prstDash w14:val="solid"/>
+                                  <w14:bevel/>
+                                </w14:textOutline>
+                              </w:rPr>
+                            </w:pPr>
+                          </w:p>
+                        </w:txbxContent>
+                      </wps:txbx>
+                      <wps:bodyPr rot="0" vert="horz" wrap="square" lIns="91440" tIns="45720" rIns="91440" bIns="45720" anchor="ctr" anchorCtr="0">
+                        <a:noAutofit/>
+                      </wps:bodyPr>
+                    </wps:wsp>
+                  </a:graphicData>
+                </a:graphic>
+                <wp14:sizeRelH relativeFrom="margin">
+                  <wp14:pctWidth>0</wp14:pctWidth>
+                </wp14:sizeRelH>
+                <wp14:sizeRelV relativeFrom="margin">
+                  <wp14:pctHeight>0</wp14:pctHeight>
+                </wp14:sizeRelV>
+              </wp:anchor>
+            </w:drawing>
+          </mc:Choice>
+          <mc:Fallback>
+            <w:pict>
+              <v:shape w14:anchorId="00A806D8" id="_x0000_s1030" type="#_x0000_t202" style="position:absolute;left:0;text-align:left;margin-left:34.1pt;margin-top:143.95pt;width:97.9pt;height:24.75pt;z-index:251621376;visibility:visible;mso-wrap-style:square;mso-width-percent:0;mso-height-percent:0;mso-wrap-distance-left:9pt;mso-wrap-distance-top:0;mso-wrap-distance-right:9pt;mso-wrap-distance-bottom:0;mso-position-horizontal:absolute;mso-position-horizontal-relative:text;mso-position-vertical:absolute;mso-position-vertical-relative:text;mso-width-percent:0;mso-height-percent:0;mso-width-relative:margin;mso-height-relative:margin;v-text-anchor:middle" o:gfxdata="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" strokecolor="black [3213]">
+                <v:textbox>
+                  <w:txbxContent>
+                    <w:p>
+                      <w:pPr>
+                        <w:rPr>
+                          <w:rFonts w:ascii="Arial" w:hAnsi="Arial" w:cs="Arial"/>
+                          <w:color w:val="FF0000"/>
+                          <w:lang w:val="es-ES"/>
+                          <w14:textOutline w14:w="9525" w14:cap="rnd" w14:cmpd="sng" w14:algn="ctr">
+                            <w14:solidFill>
+                              <w14:srgbClr w14:val="FF0000"/>
+                            </w14:solidFill>
+                            <w14:prstDash w14:val="solid"/>
+                            <w14:bevel/>
+                          </w14:textOutline>
+                        </w:rPr>
+                      </w:pPr>
+                    </w:p>
+                  </w:txbxContent>
+                </v:textbox>
+              </v:shape>
+            </w:pict>
+          </mc:Fallback>
+        </mc:AlternateContent>
+      </w:r>
+      <w:r>
+        <w:rPr>
+          <w:rFonts w:ascii="Times New Roman" w:hAnsi="Times New Roman"/>
+          <w:noProof/>
+          <w:spacing w:val="-1"/>
+          <w:sz w:val="24"/>
+        </w:rPr>
+        <mc:AlternateContent>
+          <mc:Choice Requires="wps">
+            <w:drawing>
+              <wp:anchor distT="0" distB="0" distL="114300" distR="114300" simplePos="0" relativeHeight="251674624" behindDoc="0" locked="0" layoutInCell="1" allowOverlap="1" wp14:anchorId="0F98B796" wp14:editId="02E75F6B">
+                <wp:simplePos x="0" y="0"/>
+                <wp:positionH relativeFrom="column">
+                  <wp:posOffset>3629025</wp:posOffset>
+                </wp:positionH>
+                <wp:positionV relativeFrom="paragraph">
+                  <wp:posOffset>245745</wp:posOffset>
                 </wp:positionV>
                 <wp:extent cx="1367155" cy="314325"/>
                 <wp:effectExtent l="0" t="0" r="23495" b="28575"/>
@@ -761,7 +988,7 @@
           </mc:Choice>
           <mc:Fallback>
             <w:pict>
-              <v:shape w14:anchorId="0F98B796" id="_x0000_s1029" type="#_x0000_t202" style="position:absolute;left:0;text-align:left;margin-left:300.75pt;margin-top:14.85pt;width:107.65pt;height:24.75pt;z-index:251672576;visibility:visible;mso-wrap-style:square;mso-width-percent:0;mso-height-percent:0;mso-wrap-distance-left:9pt;mso-wrap-distance-top:0;mso-wrap-distance-right:9pt;mso-wrap-distance-bottom:0;mso-position-horizontal:absolute;mso-position-horizontal-relative:text;mso-position-vertical:absolute;mso-position-vertical-relative:text;mso-width-percent:0;mso-height-percent:0;mso-width-relative:margin;mso-height-relative:margin;v-text-anchor:middle" o:gfxdata="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" strokecolor="black [3213]">
+              <v:shape w14:anchorId="0F98B796" id="_x0000_s1031" type="#_x0000_t202" style="position:absolute;left:0;text-align:left;margin-left:285.75pt;margin-top:19.35pt;width:107.65pt;height:24.75pt;z-index:251674624;visibility:visible;mso-wrap-style:square;mso-width-percent:0;mso-height-percent:0;mso-wrap-distance-left:9pt;mso-wrap-distance-top:0;mso-wrap-distance-right:9pt;mso-wrap-distance-bottom:0;mso-position-horizontal:absolute;mso-position-horizontal-relative:text;mso-position-vertical:absolute;mso-position-vertical-relative:text;mso-width-percent:0;mso-height-percent:0;mso-width-relative:margin;mso-height-relative:margin;v-text-anchor:middle" o:gfxdata="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" strokecolor="black [3213]">
                 <v:textbox>
                   <w:txbxContent>
                     <w:p>
@@ -797,13 +1024,13 @@
         <mc:AlternateContent>
           <mc:Choice Requires="wps">
             <w:drawing>
-              <wp:anchor distT="0" distB="0" distL="114300" distR="114300" simplePos="0" relativeHeight="251671552" behindDoc="0" locked="0" layoutInCell="1" allowOverlap="1" wp14:anchorId="23B167C3" wp14:editId="08DA294C">
+              <wp:anchor distT="0" distB="0" distL="114300" distR="114300" simplePos="0" relativeHeight="251656192" behindDoc="0" locked="0" layoutInCell="1" allowOverlap="1" wp14:anchorId="23B167C3" wp14:editId="1800F4D8">
                 <wp:simplePos x="0" y="0"/>
                 <wp:positionH relativeFrom="column">
-                  <wp:posOffset>1447800</wp:posOffset>
+                  <wp:posOffset>1695450</wp:posOffset>
                 </wp:positionH>
                 <wp:positionV relativeFrom="paragraph">
-                  <wp:posOffset>155575</wp:posOffset>
+                  <wp:posOffset>241300</wp:posOffset>
                 </wp:positionV>
                 <wp:extent cx="1367155" cy="314325"/>
                 <wp:effectExtent l="0" t="0" r="23495" b="28575"/>
@@ -875,7 +1102,7 @@
           </mc:Choice>
           <mc:Fallback>
             <w:pict>
-              <v:shape w14:anchorId="23B167C3" id="_x0000_s1030" type="#_x0000_t202" style="position:absolute;left:0;text-align:left;margin-left:114pt;margin-top:12.25pt;width:107.65pt;height:24.75pt;z-index:251671552;visibility:visible;mso-wrap-style:square;mso-width-percent:0;mso-height-percent:0;mso-wrap-distance-left:9pt;mso-wrap-distance-top:0;mso-wrap-distance-right:9pt;mso-wrap-distance-bottom:0;mso-position-horizontal:absolute;mso-position-horizontal-relative:text;mso-position-vertical:absolute;mso-position-vertical-relative:text;mso-width-percent:0;mso-height-percent:0;mso-width-relative:margin;mso-height-relative:margin;v-text-anchor:middle" o:gfxdata="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" strokecolor="black [3213]">
+              <v:shape w14:anchorId="23B167C3" id="_x0000_s1032" type="#_x0000_t202" style="position:absolute;left:0;text-align:left;margin-left:133.5pt;margin-top:19pt;width:107.65pt;height:24.75pt;z-index:251656192;visibility:visible;mso-wrap-style:square;mso-width-percent:0;mso-height-percent:0;mso-wrap-distance-left:9pt;mso-wrap-distance-top:0;mso-wrap-distance-right:9pt;mso-wrap-distance-bottom:0;mso-position-horizontal:absolute;mso-position-horizontal-relative:text;mso-position-vertical:absolute;mso-position-vertical-relative:text;mso-width-percent:0;mso-height-percent:0;mso-width-relative:margin;mso-height-relative:margin;v-text-anchor:middle" o:gfxdata="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" strokecolor="black [3213]">
                 <v:textbox>
                   <w:txbxContent>
                     <w:p>
@@ -1198,17 +1425,6 @@
     </w:p>
     <w:p>
       <w:pPr>
-        <w:spacing w:line="360" w:lineRule="exact"/>
-        <w:jc w:val="both"/>
-        <w:rPr>
-          <w:rFonts w:ascii="Arial" w:eastAsia="Arial Narrow" w:hAnsi="Arial" w:cs="Arial"/>
-          <w:color w:val="2C3A45"/>
-          <w:spacing w:val="-2"/>
-        </w:rPr>
-      </w:pPr>
-    </w:p>
-    <w:p>
-      <w:pPr>
         <w:pStyle w:val="Prrafodelista"/>
         <w:numPr>
           <w:ilvl w:val="0"/>
@@ -1367,7 +1583,33 @@
         <w:rPr>
           <w:rFonts w:ascii="Arial" w:hAnsi="Arial" w:cs="Arial"/>
         </w:rPr>
-        <w:t xml:space="preserve"> Tomar en cuenta una dirección extra para la interface del ruteador en la subredes </w:t>
+        <w:t xml:space="preserve"> Tomar en cuenta una dirección extra para la </w:t>
+      </w:r>
+      <w:proofErr w:type="gramStart"/>
+      <w:r>
+        <w:rPr>
+          <w:rFonts w:ascii="Arial" w:hAnsi="Arial" w:cs="Arial"/>
+        </w:rPr>
+        <w:t>interface</w:t>
+      </w:r>
+      <w:proofErr w:type="gramEnd"/>
+      <w:r>
+        <w:rPr>
+          <w:rFonts w:ascii="Arial" w:hAnsi="Arial" w:cs="Arial"/>
+        </w:rPr>
+        <w:t xml:space="preserve"> del ruteador en la</w:t>
+      </w:r>
+      <w:r>
+        <w:rPr>
+          <w:rFonts w:ascii="Arial" w:hAnsi="Arial" w:cs="Arial"/>
+        </w:rPr>
+        <w:t>s</w:t>
+      </w:r>
+      <w:r>
+        <w:rPr>
+          <w:rFonts w:ascii="Arial" w:hAnsi="Arial" w:cs="Arial"/>
+        </w:rPr>
+        <w:t xml:space="preserve"> subredes </w:t>
       </w:r>
       <w:r>
         <w:rPr>
@@ -1384,37 +1626,40 @@
     </w:p>
     <w:p>
       <w:pPr>
-        <w:spacing w:line="340" w:lineRule="exact"/>
-        <w:ind w:left="220"/>
+        <w:pStyle w:val="Prrafodelista"/>
+        <w:spacing w:line="360" w:lineRule="exact"/>
+        <w:ind w:left="360" w:right="196"/>
         <w:jc w:val="both"/>
         <w:rPr>
-          <w:rFonts w:ascii="Arial" w:hAnsi="Arial" w:cs="Arial"/>
+          <w:rFonts w:ascii="Arial" w:eastAsia="Times New Roman" w:hAnsi="Arial" w:cs="Arial"/>
         </w:rPr>
       </w:pPr>
     </w:p>
     <w:tbl>
       <w:tblPr>
         <w:tblStyle w:val="TableNormal1"/>
-        <w:tblW w:w="9923" w:type="dxa"/>
+        <w:tblW w:w="9922" w:type="dxa"/>
         <w:tblInd w:w="-6" w:type="dxa"/>
         <w:tblLayout w:type="fixed"/>
         <w:tblLook w:val="01E0" w:firstRow="1" w:lastRow="1" w:firstColumn="1" w:lastColumn="1" w:noHBand="0" w:noVBand="0"/>
       </w:tblPr>
       <w:tblGrid>
+        <w:gridCol w:w="1276"/>
+        <w:gridCol w:w="425"/>
+        <w:gridCol w:w="1701"/>
+        <w:gridCol w:w="1559"/>
+        <w:gridCol w:w="1559"/>
         <w:gridCol w:w="1560"/>
-        <w:gridCol w:w="992"/>
-        <w:gridCol w:w="1559"/>
-        <w:gridCol w:w="1843"/>
-        <w:gridCol w:w="1843"/>
-        <w:gridCol w:w="2126"/>
+        <w:gridCol w:w="1842"/>
       </w:tblGrid>
       <w:tr>
         <w:trPr>
-          <w:trHeight w:hRule="exact" w:val="845"/>
+          <w:cantSplit/>
+          <w:trHeight w:hRule="exact" w:val="1134"/>
         </w:trPr>
         <w:tc>
           <w:tcPr>
-            <w:tcW w:w="1560" w:type="dxa"/>
+            <w:tcW w:w="1276" w:type="dxa"/>
             <w:tcBorders>
               <w:top w:val="single" w:sz="5" w:space="0" w:color="000000"/>
               <w:left w:val="single" w:sz="5" w:space="0" w:color="000000"/>
@@ -1432,6 +1677,8 @@
               <w:jc w:val="center"/>
               <w:rPr>
                 <w:rFonts w:ascii="Arial" w:eastAsia="Times New Roman" w:hAnsi="Arial" w:cs="Arial"/>
+                <w:sz w:val="20"/>
+                <w:szCs w:val="20"/>
               </w:rPr>
             </w:pPr>
             <w:r>
@@ -1439,6 +1686,8 @@
                 <w:rFonts w:ascii="Arial" w:hAnsi="Arial" w:cs="Arial"/>
                 <w:b/>
                 <w:color w:val="FFFFFF"/>
+                <w:sz w:val="20"/>
+                <w:szCs w:val="20"/>
               </w:rPr>
               <w:t>Requisitos</w:t>
             </w:r>
@@ -1448,33 +1697,20 @@
                 <w:b/>
                 <w:color w:val="FFFFFF"/>
                 <w:spacing w:val="-12"/>
-              </w:rPr>
-              <w:t xml:space="preserve"> </w:t>
+                <w:sz w:val="20"/>
+                <w:szCs w:val="20"/>
+              </w:rPr>
+              <w:t xml:space="preserve"> d</w:t>
             </w:r>
             <w:r>
               <w:rPr>
                 <w:rFonts w:ascii="Arial" w:hAnsi="Arial" w:cs="Arial"/>
                 <w:b/>
                 <w:color w:val="FFFFFF"/>
-                <w:spacing w:val="-12"/>
-              </w:rPr>
-              <w:t>d</w:t>
-            </w:r>
-            <w:r>
-              <w:rPr>
-                <w:rFonts w:ascii="Arial" w:hAnsi="Arial" w:cs="Arial"/>
-                <w:b/>
-                <w:color w:val="FFFFFF"/>
-              </w:rPr>
-              <w:t>e</w:t>
-            </w:r>
-            <w:r>
-              <w:rPr>
-                <w:rFonts w:ascii="Arial" w:hAnsi="Arial" w:cs="Arial"/>
-                <w:b/>
-                <w:color w:val="FFFFFF"/>
-              </w:rPr>
-              <w:t xml:space="preserve"> c</w:t>
+                <w:sz w:val="20"/>
+                <w:szCs w:val="20"/>
+              </w:rPr>
+              <w:t>e c</w:t>
             </w:r>
             <w:r>
               <w:rPr>
@@ -1482,6 +1718,8 @@
                 <w:b/>
                 <w:color w:val="FFFFFF"/>
                 <w:w w:val="95"/>
+                <w:sz w:val="20"/>
+                <w:szCs w:val="20"/>
               </w:rPr>
               <w:t>onectividad</w:t>
             </w:r>
@@ -1489,7 +1727,66 @@
         </w:tc>
         <w:tc>
           <w:tcPr>
-            <w:tcW w:w="992" w:type="dxa"/>
+            <w:tcW w:w="425" w:type="dxa"/>
+            <w:tcBorders>
+              <w:top w:val="single" w:sz="5" w:space="0" w:color="000000"/>
+              <w:left w:val="single" w:sz="5" w:space="0" w:color="000000"/>
+              <w:bottom w:val="single" w:sz="6" w:space="0" w:color="000000"/>
+              <w:right w:val="single" w:sz="5" w:space="0" w:color="000000"/>
+            </w:tcBorders>
+            <w:shd w:val="clear" w:color="auto" w:fill="001F5F"/>
+            <w:textDirection w:val="btLr"/>
+            <w:vAlign w:val="center"/>
+          </w:tcPr>
+          <w:p>
+            <w:pPr>
+              <w:pStyle w:val="TableParagraph"/>
+              <w:spacing w:line="340" w:lineRule="exact"/>
+              <w:ind w:left="102" w:right="104"/>
+              <w:jc w:val="center"/>
+              <w:rPr>
+                <w:rFonts w:ascii="Arial" w:eastAsia="Times New Roman" w:hAnsi="Arial" w:cs="Arial"/>
+                <w:sz w:val="20"/>
+                <w:szCs w:val="20"/>
+              </w:rPr>
+            </w:pPr>
+            <w:r>
+              <w:rPr>
+                <w:rFonts w:ascii="Arial" w:hAnsi="Arial" w:cs="Arial"/>
+                <w:b/>
+                <w:color w:val="FFFFFF"/>
+                <w:w w:val="95"/>
+                <w:sz w:val="20"/>
+                <w:szCs w:val="20"/>
+              </w:rPr>
+              <w:t>Prefij</w:t>
+            </w:r>
+            <w:r>
+              <w:rPr>
+                <w:rFonts w:ascii="Arial" w:hAnsi="Arial" w:cs="Arial"/>
+                <w:b/>
+                <w:color w:val="FFFFFF"/>
+                <w:sz w:val="20"/>
+                <w:szCs w:val="20"/>
+              </w:rPr>
+              <w:t>o</w:t>
+            </w:r>
+            <w:r>
+              <w:rPr>
+                <w:rFonts w:ascii="Arial" w:hAnsi="Arial" w:cs="Arial"/>
+                <w:b/>
+                <w:color w:val="FFFFFF"/>
+                <w:w w:val="99"/>
+                <w:sz w:val="20"/>
+                <w:szCs w:val="20"/>
+              </w:rPr>
+              <w:t xml:space="preserve"> </w:t>
+            </w:r>
+          </w:p>
+        </w:tc>
+        <w:tc>
+          <w:tcPr>
+            <w:tcW w:w="1701" w:type="dxa"/>
             <w:tcBorders>
               <w:top w:val="single" w:sz="5" w:space="0" w:color="000000"/>
               <w:left w:val="single" w:sz="5" w:space="0" w:color="000000"/>
@@ -1503,10 +1800,11 @@
             <w:pPr>
               <w:pStyle w:val="TableParagraph"/>
               <w:spacing w:line="340" w:lineRule="exact"/>
-              <w:ind w:left="102" w:right="104"/>
               <w:jc w:val="center"/>
               <w:rPr>
                 <w:rFonts w:ascii="Arial" w:eastAsia="Times New Roman" w:hAnsi="Arial" w:cs="Arial"/>
+                <w:sz w:val="20"/>
+                <w:szCs w:val="20"/>
               </w:rPr>
             </w:pPr>
             <w:r>
@@ -1514,43 +1812,10 @@
                 <w:rFonts w:ascii="Arial" w:hAnsi="Arial" w:cs="Arial"/>
                 <w:b/>
                 <w:color w:val="FFFFFF"/>
-                <w:w w:val="95"/>
-              </w:rPr>
-              <w:t>Prefij</w:t>
-            </w:r>
-            <w:r>
-              <w:rPr>
-                <w:rFonts w:ascii="Arial" w:hAnsi="Arial" w:cs="Arial"/>
-                <w:b/>
-                <w:color w:val="FFFFFF"/>
-              </w:rPr>
-              <w:t>o</w:t>
-            </w:r>
-            <w:r>
-              <w:rPr>
-                <w:rFonts w:ascii="Arial" w:hAnsi="Arial" w:cs="Arial"/>
-                <w:b/>
-                <w:color w:val="FFFFFF"/>
-                <w:w w:val="99"/>
-              </w:rPr>
-              <w:t xml:space="preserve"> </w:t>
-            </w:r>
-            <w:r>
-              <w:rPr>
-                <w:rFonts w:ascii="Arial" w:hAnsi="Arial" w:cs="Arial"/>
-                <w:b/>
-                <w:color w:val="FFFFFF"/>
-                <w:w w:val="99"/>
-              </w:rPr>
-              <w:t>de r</w:t>
-            </w:r>
-            <w:r>
-              <w:rPr>
-                <w:rFonts w:ascii="Arial" w:hAnsi="Arial" w:cs="Arial"/>
-                <w:b/>
-                <w:color w:val="FFFFFF"/>
-              </w:rPr>
-              <w:t>ed</w:t>
+                <w:sz w:val="20"/>
+                <w:szCs w:val="20"/>
+              </w:rPr>
+              <w:t>Máscara de subred</w:t>
             </w:r>
           </w:p>
         </w:tc>
@@ -1572,17 +1837,24 @@
               <w:spacing w:line="340" w:lineRule="exact"/>
               <w:jc w:val="center"/>
               <w:rPr>
-                <w:rFonts w:ascii="Arial" w:eastAsia="Times New Roman" w:hAnsi="Arial" w:cs="Arial"/>
-              </w:rPr>
-            </w:pPr>
-            <w:r>
-              <w:rPr>
                 <w:rFonts w:ascii="Arial" w:hAnsi="Arial" w:cs="Arial"/>
                 <w:b/>
                 <w:color w:val="FFFFFF"/>
                 <w:spacing w:val="-1"/>
-              </w:rPr>
-              <w:t>IP</w:t>
+                <w:sz w:val="20"/>
+                <w:szCs w:val="20"/>
+              </w:rPr>
+            </w:pPr>
+            <w:r>
+              <w:rPr>
+                <w:rFonts w:ascii="Arial" w:hAnsi="Arial" w:cs="Arial"/>
+                <w:b/>
+                <w:color w:val="FFFFFF"/>
+                <w:spacing w:val="-1"/>
+                <w:sz w:val="20"/>
+                <w:szCs w:val="20"/>
+              </w:rPr>
+              <w:t>S</w:t>
             </w:r>
             <w:r>
               <w:rPr>
@@ -1590,32 +1862,16 @@
                 <w:b/>
                 <w:color w:val="FFFFFF"/>
                 <w:spacing w:val="-8"/>
-              </w:rPr>
-              <w:t xml:space="preserve"> </w:t>
-            </w:r>
-            <w:r>
-              <w:rPr>
-                <w:rFonts w:ascii="Arial" w:hAnsi="Arial" w:cs="Arial"/>
-                <w:b/>
-                <w:color w:val="FFFFFF"/>
-                <w:spacing w:val="-8"/>
-              </w:rPr>
-              <w:t>de subred o b</w:t>
-            </w:r>
-            <w:r>
-              <w:rPr>
-                <w:rFonts w:ascii="Arial" w:hAnsi="Arial" w:cs="Arial"/>
-                <w:b/>
-                <w:color w:val="FFFFFF"/>
-                <w:spacing w:val="-1"/>
-              </w:rPr>
-              <w:t>loque</w:t>
+                <w:sz w:val="20"/>
+                <w:szCs w:val="20"/>
+              </w:rPr>
+              <w:t>ubred</w:t>
             </w:r>
           </w:p>
         </w:tc>
         <w:tc>
           <w:tcPr>
-            <w:tcW w:w="1843" w:type="dxa"/>
+            <w:tcW w:w="1559" w:type="dxa"/>
             <w:tcBorders>
               <w:top w:val="single" w:sz="5" w:space="0" w:color="000000"/>
               <w:left w:val="single" w:sz="5" w:space="0" w:color="000000"/>
@@ -1632,6 +1888,8 @@
               <w:jc w:val="center"/>
               <w:rPr>
                 <w:rFonts w:ascii="Arial" w:eastAsia="Times New Roman" w:hAnsi="Arial" w:cs="Arial"/>
+                <w:sz w:val="20"/>
+                <w:szCs w:val="20"/>
               </w:rPr>
             </w:pPr>
             <w:r>
@@ -1639,22 +1897,60 @@
                 <w:rFonts w:ascii="Arial" w:hAnsi="Arial" w:cs="Arial"/>
                 <w:b/>
                 <w:color w:val="FFFFFF"/>
-              </w:rPr>
-              <w:t>Máscara</w:t>
+                <w:spacing w:val="-1"/>
+                <w:sz w:val="20"/>
+                <w:szCs w:val="20"/>
+              </w:rPr>
+              <w:t>Primera</w:t>
             </w:r>
             <w:r>
               <w:rPr>
                 <w:rFonts w:ascii="Arial" w:hAnsi="Arial" w:cs="Arial"/>
                 <w:b/>
                 <w:color w:val="FFFFFF"/>
-              </w:rPr>
-              <w:t xml:space="preserve"> de subred</w:t>
+                <w:spacing w:val="-7"/>
+                <w:sz w:val="20"/>
+                <w:szCs w:val="20"/>
+              </w:rPr>
+              <w:t xml:space="preserve"> </w:t>
+            </w:r>
+            <w:r>
+              <w:rPr>
+                <w:rFonts w:ascii="Arial" w:hAnsi="Arial" w:cs="Arial"/>
+                <w:b/>
+                <w:color w:val="FFFFFF"/>
+                <w:spacing w:val="-1"/>
+                <w:sz w:val="20"/>
+                <w:szCs w:val="20"/>
+              </w:rPr>
+              <w:t>IP</w:t>
+            </w:r>
+            <w:r>
+              <w:rPr>
+                <w:rFonts w:ascii="Arial" w:hAnsi="Arial" w:cs="Arial"/>
+                <w:b/>
+                <w:color w:val="FFFFFF"/>
+                <w:spacing w:val="-7"/>
+                <w:sz w:val="20"/>
+                <w:szCs w:val="20"/>
+              </w:rPr>
+              <w:t xml:space="preserve"> </w:t>
+            </w:r>
+            <w:r>
+              <w:rPr>
+                <w:rFonts w:ascii="Arial" w:hAnsi="Arial" w:cs="Arial"/>
+                <w:b/>
+                <w:color w:val="FFFFFF"/>
+                <w:sz w:val="20"/>
+                <w:szCs w:val="20"/>
+              </w:rPr>
+              <w:t>válida</w:t>
             </w:r>
           </w:p>
         </w:tc>
         <w:tc>
           <w:tcPr>
-            <w:tcW w:w="1843" w:type="dxa"/>
+            <w:tcW w:w="1560" w:type="dxa"/>
             <w:tcBorders>
               <w:top w:val="single" w:sz="5" w:space="0" w:color="000000"/>
               <w:left w:val="single" w:sz="5" w:space="0" w:color="000000"/>
@@ -1670,17 +1966,46 @@
               <w:spacing w:line="340" w:lineRule="exact"/>
               <w:jc w:val="center"/>
               <w:rPr>
-                <w:rFonts w:ascii="Arial" w:eastAsia="Times New Roman" w:hAnsi="Arial" w:cs="Arial"/>
-              </w:rPr>
-            </w:pPr>
-            <w:r>
-              <w:rPr>
                 <w:rFonts w:ascii="Arial" w:hAnsi="Arial" w:cs="Arial"/>
                 <w:b/>
                 <w:color w:val="FFFFFF"/>
                 <w:spacing w:val="-1"/>
-              </w:rPr>
-              <w:t>Primera</w:t>
+                <w:sz w:val="20"/>
+                <w:szCs w:val="20"/>
+              </w:rPr>
+            </w:pPr>
+            <w:r>
+              <w:rPr>
+                <w:rFonts w:ascii="Arial" w:hAnsi="Arial" w:cs="Arial"/>
+                <w:b/>
+                <w:color w:val="FFFFFF"/>
+                <w:spacing w:val="-1"/>
+                <w:sz w:val="20"/>
+                <w:szCs w:val="20"/>
+              </w:rPr>
+              <w:t>Última</w:t>
+            </w:r>
+            <w:r>
+              <w:rPr>
+                <w:rFonts w:ascii="Arial" w:hAnsi="Arial" w:cs="Arial"/>
+                <w:b/>
+                <w:color w:val="FFFFFF"/>
+                <w:spacing w:val="-4"/>
+                <w:sz w:val="20"/>
+                <w:szCs w:val="20"/>
+              </w:rPr>
+              <w:t xml:space="preserve"> </w:t>
+            </w:r>
+            <w:r>
+              <w:rPr>
+                <w:rFonts w:ascii="Arial" w:hAnsi="Arial" w:cs="Arial"/>
+                <w:b/>
+                <w:color w:val="FFFFFF"/>
+                <w:spacing w:val="-1"/>
+                <w:sz w:val="20"/>
+                <w:szCs w:val="20"/>
+              </w:rPr>
+              <w:t>IP</w:t>
             </w:r>
             <w:r>
               <w:rPr>
@@ -1688,6 +2013,8 @@
                 <w:b/>
                 <w:color w:val="FFFFFF"/>
                 <w:spacing w:val="-7"/>
+                <w:sz w:val="20"/>
+                <w:szCs w:val="20"/>
               </w:rPr>
               <w:t xml:space="preserve"> </w:t>
             </w:r>
@@ -1696,24 +2023,8 @@
                 <w:rFonts w:ascii="Arial" w:hAnsi="Arial" w:cs="Arial"/>
                 <w:b/>
                 <w:color w:val="FFFFFF"/>
-                <w:spacing w:val="-1"/>
-              </w:rPr>
-              <w:t>IP</w:t>
-            </w:r>
-            <w:r>
-              <w:rPr>
-                <w:rFonts w:ascii="Arial" w:hAnsi="Arial" w:cs="Arial"/>
-                <w:b/>
-                <w:color w:val="FFFFFF"/>
-                <w:spacing w:val="-7"/>
-              </w:rPr>
-              <w:t xml:space="preserve"> </w:t>
-            </w:r>
-            <w:r>
-              <w:rPr>
-                <w:rFonts w:ascii="Arial" w:hAnsi="Arial" w:cs="Arial"/>
-                <w:b/>
-                <w:color w:val="FFFFFF"/>
+                <w:sz w:val="20"/>
+                <w:szCs w:val="20"/>
               </w:rPr>
               <w:t>válida</w:t>
             </w:r>
@@ -1721,7 +2032,7 @@
         </w:tc>
         <w:tc>
           <w:tcPr>
-            <w:tcW w:w="2126" w:type="dxa"/>
+            <w:tcW w:w="1842" w:type="dxa"/>
             <w:tcBorders>
               <w:top w:val="single" w:sz="5" w:space="0" w:color="000000"/>
               <w:left w:val="single" w:sz="5" w:space="0" w:color="000000"/>
@@ -1738,6 +2049,8 @@
               <w:jc w:val="center"/>
               <w:rPr>
                 <w:rFonts w:ascii="Arial" w:eastAsia="Times New Roman" w:hAnsi="Arial" w:cs="Arial"/>
+                <w:sz w:val="20"/>
+                <w:szCs w:val="20"/>
               </w:rPr>
             </w:pPr>
             <w:r>
@@ -1746,17 +2059,10 @@
                 <w:b/>
                 <w:color w:val="FFFFFF"/>
                 <w:spacing w:val="-1"/>
-              </w:rPr>
-              <w:t>Última</w:t>
-            </w:r>
-            <w:r>
-              <w:rPr>
-                <w:rFonts w:ascii="Arial" w:hAnsi="Arial" w:cs="Arial"/>
-                <w:b/>
-                <w:color w:val="FFFFFF"/>
-                <w:spacing w:val="-4"/>
-              </w:rPr>
-              <w:t xml:space="preserve"> </w:t>
+                <w:sz w:val="20"/>
+                <w:szCs w:val="20"/>
+              </w:rPr>
+              <w:t>B</w:t>
             </w:r>
             <w:r>
               <w:rPr>
@@ -1764,36 +2070,21 @@
                 <w:b/>
                 <w:color w:val="FFFFFF"/>
                 <w:spacing w:val="-1"/>
-              </w:rPr>
-              <w:t>IP</w:t>
-            </w:r>
-            <w:r>
-              <w:rPr>
-                <w:rFonts w:ascii="Arial" w:hAnsi="Arial" w:cs="Arial"/>
-                <w:b/>
-                <w:color w:val="FFFFFF"/>
-                <w:spacing w:val="-7"/>
-              </w:rPr>
-              <w:t xml:space="preserve"> </w:t>
-            </w:r>
-            <w:r>
-              <w:rPr>
-                <w:rFonts w:ascii="Arial" w:hAnsi="Arial" w:cs="Arial"/>
-                <w:b/>
-                <w:color w:val="FFFFFF"/>
-              </w:rPr>
-              <w:t>válida</w:t>
+                <w:sz w:val="20"/>
+                <w:szCs w:val="20"/>
+              </w:rPr>
+              <w:t>roadcast</w:t>
             </w:r>
           </w:p>
         </w:tc>
       </w:tr>
       <w:tr>
         <w:trPr>
-          <w:trHeight w:hRule="exact" w:val="858"/>
+          <w:trHeight w:hRule="exact" w:val="1502"/>
         </w:trPr>
         <w:tc>
           <w:tcPr>
-            <w:tcW w:w="1560" w:type="dxa"/>
+            <w:tcW w:w="1276" w:type="dxa"/>
             <w:tcBorders>
               <w:top w:val="single" w:sz="5" w:space="0" w:color="000000"/>
               <w:left w:val="single" w:sz="5" w:space="0" w:color="000000"/>
@@ -1806,7 +2097,6 @@
           <w:p>
             <w:pPr>
               <w:pStyle w:val="TableParagraph"/>
-              <w:spacing w:line="340" w:lineRule="exact"/>
               <w:jc w:val="center"/>
               <w:rPr>
                 <w:rFonts w:ascii="Arial" w:hAnsi="Arial" w:cs="Arial"/>
@@ -1818,20 +2108,12 @@
                 <w:rFonts w:ascii="Arial" w:hAnsi="Arial" w:cs="Arial"/>
                 <w:b/>
               </w:rPr>
-              <w:t>Empleados</w:t>
-            </w:r>
-            <w:r>
-              <w:rPr>
-                <w:rFonts w:ascii="Arial" w:hAnsi="Arial" w:cs="Arial"/>
-                <w:b/>
-              </w:rPr>
-              <w:t xml:space="preserve"> </w:t>
+              <w:t xml:space="preserve">Empleados </w:t>
             </w:r>
           </w:p>
           <w:p>
             <w:pPr>
               <w:pStyle w:val="TableParagraph"/>
-              <w:spacing w:line="340" w:lineRule="exact"/>
               <w:jc w:val="center"/>
               <w:rPr>
                 <w:rFonts w:ascii="Arial" w:eastAsia="Times New Roman" w:hAnsi="Arial" w:cs="Arial"/>
@@ -1842,27 +2124,13 @@
                 <w:rFonts w:ascii="Arial" w:hAnsi="Arial" w:cs="Arial"/>
                 <w:b/>
               </w:rPr>
-              <w:t>(5</w:t>
-            </w:r>
-            <w:r>
-              <w:rPr>
-                <w:rFonts w:ascii="Arial" w:hAnsi="Arial" w:cs="Arial"/>
-                <w:b/>
-              </w:rPr>
-              <w:t>0 hosts</w:t>
-            </w:r>
-            <w:r>
-              <w:rPr>
-                <w:rFonts w:ascii="Arial" w:hAnsi="Arial" w:cs="Arial"/>
-                <w:b/>
-              </w:rPr>
-              <w:t>)</w:t>
+              <w:t>(50 hosts)</w:t>
             </w:r>
           </w:p>
         </w:tc>
         <w:tc>
           <w:tcPr>
-            <w:tcW w:w="992" w:type="dxa"/>
+            <w:tcW w:w="425" w:type="dxa"/>
             <w:tcBorders>
               <w:top w:val="single" w:sz="6" w:space="0" w:color="000000"/>
               <w:left w:val="single" w:sz="6" w:space="0" w:color="000000"/>
@@ -1875,10 +2143,37 @@
           <w:p>
             <w:pPr>
               <w:pStyle w:val="TableParagraph"/>
-              <w:spacing w:line="340" w:lineRule="exact"/>
               <w:jc w:val="center"/>
               <w:rPr>
                 <w:rFonts w:ascii="Arial" w:eastAsia="Times New Roman" w:hAnsi="Arial" w:cs="Arial"/>
+                <w:sz w:val="20"/>
+                <w:szCs w:val="20"/>
+              </w:rPr>
+            </w:pPr>
+          </w:p>
+        </w:tc>
+        <w:tc>
+          <w:tcPr>
+            <w:tcW w:w="1701" w:type="dxa"/>
+            <w:tcBorders>
+              <w:top w:val="single" w:sz="6" w:space="0" w:color="000000"/>
+              <w:left w:val="single" w:sz="6" w:space="0" w:color="000000"/>
+              <w:bottom w:val="single" w:sz="6" w:space="0" w:color="000000"/>
+              <w:right w:val="single" w:sz="6" w:space="0" w:color="000000"/>
+            </w:tcBorders>
+            <w:shd w:val="clear" w:color="auto" w:fill="FFFFFF" w:themeFill="background1"/>
+            <w:vAlign w:val="center"/>
+          </w:tcPr>
+          <w:p>
+            <w:pPr>
+              <w:pStyle w:val="TableParagraph"/>
+              <w:jc w:val="center"/>
+              <w:rPr>
+                <w:rFonts w:ascii="Arial" w:eastAsia="Times New Roman" w:hAnsi="Arial" w:cs="Arial"/>
+                <w:b/>
+                <w:bCs/>
+                <w:sz w:val="20"/>
+                <w:szCs w:val="20"/>
               </w:rPr>
             </w:pPr>
           </w:p>
@@ -1898,182 +2193,12 @@
           <w:p>
             <w:pPr>
               <w:pStyle w:val="TableParagraph"/>
-              <w:spacing w:line="340" w:lineRule="exact"/>
               <w:jc w:val="center"/>
               <w:rPr>
-                <w:rFonts w:ascii="Arial" w:eastAsia="Times New Roman" w:hAnsi="Arial" w:cs="Arial"/>
-              </w:rPr>
-            </w:pPr>
-          </w:p>
-        </w:tc>
-        <w:tc>
-          <w:tcPr>
-            <w:tcW w:w="1843" w:type="dxa"/>
-            <w:tcBorders>
-              <w:top w:val="single" w:sz="6" w:space="0" w:color="000000"/>
-              <w:left w:val="single" w:sz="6" w:space="0" w:color="000000"/>
-              <w:bottom w:val="single" w:sz="6" w:space="0" w:color="000000"/>
-              <w:right w:val="single" w:sz="6" w:space="0" w:color="000000"/>
-            </w:tcBorders>
-            <w:shd w:val="clear" w:color="auto" w:fill="FFFFFF" w:themeFill="background1"/>
-            <w:vAlign w:val="center"/>
-          </w:tcPr>
-          <w:p>
-            <w:pPr>
-              <w:pStyle w:val="TableParagraph"/>
-              <w:spacing w:line="340" w:lineRule="exact"/>
-              <w:jc w:val="center"/>
-              <w:rPr>
-                <w:rFonts w:ascii="Arial" w:eastAsia="Times New Roman" w:hAnsi="Arial" w:cs="Arial"/>
-              </w:rPr>
-            </w:pPr>
-          </w:p>
-        </w:tc>
-        <w:tc>
-          <w:tcPr>
-            <w:tcW w:w="1843" w:type="dxa"/>
-            <w:tcBorders>
-              <w:top w:val="single" w:sz="6" w:space="0" w:color="000000"/>
-              <w:left w:val="single" w:sz="6" w:space="0" w:color="000000"/>
-              <w:bottom w:val="single" w:sz="6" w:space="0" w:color="000000"/>
-              <w:right w:val="single" w:sz="6" w:space="0" w:color="000000"/>
-            </w:tcBorders>
-            <w:shd w:val="clear" w:color="auto" w:fill="FFFFFF" w:themeFill="background1"/>
-            <w:vAlign w:val="center"/>
-          </w:tcPr>
-          <w:p>
-            <w:pPr>
-              <w:pStyle w:val="TableParagraph"/>
-              <w:spacing w:line="340" w:lineRule="exact"/>
-              <w:jc w:val="center"/>
-              <w:rPr>
-                <w:rFonts w:ascii="Arial" w:eastAsia="Times New Roman" w:hAnsi="Arial" w:cs="Arial"/>
-              </w:rPr>
-            </w:pPr>
-          </w:p>
-        </w:tc>
-        <w:tc>
-          <w:tcPr>
-            <w:tcW w:w="2126" w:type="dxa"/>
-            <w:tcBorders>
-              <w:top w:val="single" w:sz="6" w:space="0" w:color="000000"/>
-              <w:left w:val="single" w:sz="6" w:space="0" w:color="000000"/>
-              <w:bottom w:val="single" w:sz="6" w:space="0" w:color="000000"/>
-              <w:right w:val="single" w:sz="6" w:space="0" w:color="000000"/>
-            </w:tcBorders>
-            <w:shd w:val="clear" w:color="auto" w:fill="FFFFFF" w:themeFill="background1"/>
-            <w:vAlign w:val="center"/>
-          </w:tcPr>
-          <w:p>
-            <w:pPr>
-              <w:pStyle w:val="TableParagraph"/>
-              <w:spacing w:line="340" w:lineRule="exact"/>
-              <w:jc w:val="center"/>
-              <w:rPr>
-                <w:rFonts w:ascii="Arial" w:eastAsia="Times New Roman" w:hAnsi="Arial" w:cs="Arial"/>
-              </w:rPr>
-            </w:pPr>
-          </w:p>
-        </w:tc>
-      </w:tr>
-      <w:tr>
-        <w:trPr>
-          <w:trHeight w:hRule="exact" w:val="831"/>
-        </w:trPr>
-        <w:tc>
-          <w:tcPr>
-            <w:tcW w:w="1560" w:type="dxa"/>
-            <w:tcBorders>
-              <w:top w:val="single" w:sz="5" w:space="0" w:color="000000"/>
-              <w:left w:val="single" w:sz="5" w:space="0" w:color="000000"/>
-              <w:bottom w:val="single" w:sz="5" w:space="0" w:color="000000"/>
-              <w:right w:val="single" w:sz="6" w:space="0" w:color="000000"/>
-            </w:tcBorders>
-            <w:shd w:val="clear" w:color="auto" w:fill="FFFF00"/>
-            <w:vAlign w:val="center"/>
-          </w:tcPr>
-          <w:p>
-            <w:pPr>
-              <w:pStyle w:val="TableParagraph"/>
-              <w:spacing w:line="340" w:lineRule="exact"/>
-              <w:ind w:left="101"/>
-              <w:jc w:val="center"/>
-              <w:rPr>
                 <w:rFonts w:ascii="Arial" w:hAnsi="Arial" w:cs="Arial"/>
                 <w:b/>
-                <w:spacing w:val="-1"/>
-              </w:rPr>
-            </w:pPr>
-            <w:r>
-              <w:rPr>
-                <w:rFonts w:ascii="Arial" w:hAnsi="Arial" w:cs="Arial"/>
-                <w:b/>
-                <w:spacing w:val="-1"/>
-              </w:rPr>
-              <w:t>Directivos</w:t>
-            </w:r>
-          </w:p>
-          <w:p>
-            <w:pPr>
-              <w:pStyle w:val="TableParagraph"/>
-              <w:spacing w:line="340" w:lineRule="exact"/>
-              <w:ind w:left="101"/>
-              <w:jc w:val="center"/>
-              <w:rPr>
-                <w:rFonts w:ascii="Arial" w:eastAsia="Times New Roman" w:hAnsi="Arial" w:cs="Arial"/>
-              </w:rPr>
-            </w:pPr>
-            <w:r>
-              <w:rPr>
-                <w:rFonts w:ascii="Arial" w:hAnsi="Arial" w:cs="Arial"/>
-                <w:b/>
-                <w:spacing w:val="21"/>
-              </w:rPr>
-              <w:t xml:space="preserve"> </w:t>
-            </w:r>
-            <w:r>
-              <w:rPr>
-                <w:rFonts w:ascii="Arial" w:hAnsi="Arial" w:cs="Arial"/>
-                <w:b/>
-                <w:spacing w:val="21"/>
-              </w:rPr>
-              <w:t>(4</w:t>
-            </w:r>
-            <w:r>
-              <w:rPr>
-                <w:rFonts w:ascii="Arial" w:hAnsi="Arial" w:cs="Arial"/>
-                <w:b/>
-              </w:rPr>
-              <w:t xml:space="preserve"> hosts</w:t>
-            </w:r>
-            <w:r>
-              <w:rPr>
-                <w:rFonts w:ascii="Arial" w:hAnsi="Arial" w:cs="Arial"/>
-                <w:b/>
-              </w:rPr>
-              <w:t>)</w:t>
-            </w:r>
-          </w:p>
-        </w:tc>
-        <w:tc>
-          <w:tcPr>
-            <w:tcW w:w="992" w:type="dxa"/>
-            <w:tcBorders>
-              <w:top w:val="single" w:sz="6" w:space="0" w:color="000000"/>
-              <w:left w:val="single" w:sz="6" w:space="0" w:color="000000"/>
-              <w:bottom w:val="single" w:sz="6" w:space="0" w:color="000000"/>
-              <w:right w:val="single" w:sz="6" w:space="0" w:color="000000"/>
-            </w:tcBorders>
-            <w:shd w:val="clear" w:color="auto" w:fill="FFFFFF" w:themeFill="background1"/>
-            <w:vAlign w:val="center"/>
-          </w:tcPr>
-          <w:p>
-            <w:pPr>
-              <w:pStyle w:val="TableParagraph"/>
-              <w:spacing w:line="340" w:lineRule="exact"/>
-              <w:jc w:val="center"/>
-              <w:rPr>
-                <w:rFonts w:ascii="Arial" w:eastAsia="Times New Roman" w:hAnsi="Arial" w:cs="Arial"/>
+                <w:sz w:val="20"/>
+                <w:szCs w:val="20"/>
               </w:rPr>
             </w:pPr>
           </w:p>
@@ -2093,17 +2218,18 @@
           <w:p>
             <w:pPr>
               <w:pStyle w:val="TableParagraph"/>
-              <w:spacing w:line="340" w:lineRule="exact"/>
               <w:jc w:val="center"/>
               <w:rPr>
                 <w:rFonts w:ascii="Arial" w:eastAsia="Times New Roman" w:hAnsi="Arial" w:cs="Arial"/>
+                <w:sz w:val="20"/>
+                <w:szCs w:val="20"/>
               </w:rPr>
             </w:pPr>
           </w:p>
         </w:tc>
         <w:tc>
           <w:tcPr>
-            <w:tcW w:w="1843" w:type="dxa"/>
+            <w:tcW w:w="1560" w:type="dxa"/>
             <w:tcBorders>
               <w:top w:val="single" w:sz="6" w:space="0" w:color="000000"/>
               <w:left w:val="single" w:sz="6" w:space="0" w:color="000000"/>
@@ -2116,17 +2242,19 @@
           <w:p>
             <w:pPr>
               <w:pStyle w:val="TableParagraph"/>
-              <w:spacing w:line="340" w:lineRule="exact"/>
               <w:jc w:val="center"/>
               <w:rPr>
-                <w:rFonts w:ascii="Arial" w:eastAsia="Times New Roman" w:hAnsi="Arial" w:cs="Arial"/>
+                <w:rFonts w:ascii="Arial" w:hAnsi="Arial" w:cs="Arial"/>
+                <w:b/>
+                <w:sz w:val="20"/>
+                <w:szCs w:val="20"/>
               </w:rPr>
             </w:pPr>
           </w:p>
         </w:tc>
         <w:tc>
           <w:tcPr>
-            <w:tcW w:w="1843" w:type="dxa"/>
+            <w:tcW w:w="1842" w:type="dxa"/>
             <w:tcBorders>
               <w:top w:val="single" w:sz="6" w:space="0" w:color="000000"/>
               <w:left w:val="single" w:sz="6" w:space="0" w:color="000000"/>
@@ -2139,17 +2267,80 @@
           <w:p>
             <w:pPr>
               <w:pStyle w:val="TableParagraph"/>
-              <w:spacing w:line="340" w:lineRule="exact"/>
+              <w:rPr>
+                <w:rFonts w:ascii="Arial" w:eastAsia="Times New Roman" w:hAnsi="Arial" w:cs="Arial"/>
+                <w:sz w:val="20"/>
+                <w:szCs w:val="20"/>
+              </w:rPr>
+            </w:pPr>
+          </w:p>
+        </w:tc>
+      </w:tr>
+      <w:tr>
+        <w:trPr>
+          <w:trHeight w:hRule="exact" w:val="1693"/>
+        </w:trPr>
+        <w:tc>
+          <w:tcPr>
+            <w:tcW w:w="1276" w:type="dxa"/>
+            <w:tcBorders>
+              <w:top w:val="single" w:sz="5" w:space="0" w:color="000000"/>
+              <w:left w:val="single" w:sz="5" w:space="0" w:color="000000"/>
+              <w:bottom w:val="single" w:sz="5" w:space="0" w:color="000000"/>
+              <w:right w:val="single" w:sz="6" w:space="0" w:color="000000"/>
+            </w:tcBorders>
+            <w:shd w:val="clear" w:color="auto" w:fill="FFFF00"/>
+            <w:vAlign w:val="center"/>
+          </w:tcPr>
+          <w:p>
+            <w:pPr>
+              <w:pStyle w:val="TableParagraph"/>
+              <w:ind w:left="101"/>
               <w:jc w:val="center"/>
               <w:rPr>
+                <w:rFonts w:ascii="Arial" w:hAnsi="Arial" w:cs="Arial"/>
+                <w:b/>
+                <w:spacing w:val="-1"/>
+              </w:rPr>
+            </w:pPr>
+            <w:r>
+              <w:rPr>
+                <w:rFonts w:ascii="Arial" w:hAnsi="Arial" w:cs="Arial"/>
+                <w:b/>
+                <w:spacing w:val="-1"/>
+              </w:rPr>
+              <w:t>Directivos</w:t>
+            </w:r>
+          </w:p>
+          <w:p>
+            <w:pPr>
+              <w:pStyle w:val="TableParagraph"/>
+              <w:ind w:left="101"/>
+              <w:jc w:val="center"/>
+              <w:rPr>
                 <w:rFonts w:ascii="Arial" w:eastAsia="Times New Roman" w:hAnsi="Arial" w:cs="Arial"/>
               </w:rPr>
             </w:pPr>
+            <w:r>
+              <w:rPr>
+                <w:rFonts w:ascii="Arial" w:hAnsi="Arial" w:cs="Arial"/>
+                <w:b/>
+                <w:spacing w:val="21"/>
+              </w:rPr>
+              <w:t xml:space="preserve"> (4</w:t>
+            </w:r>
+            <w:r>
+              <w:rPr>
+                <w:rFonts w:ascii="Arial" w:hAnsi="Arial" w:cs="Arial"/>
+                <w:b/>
+              </w:rPr>
+              <w:t xml:space="preserve"> hosts)</w:t>
+            </w:r>
           </w:p>
         </w:tc>
         <w:tc>
           <w:tcPr>
-            <w:tcW w:w="2126" w:type="dxa"/>
+            <w:tcW w:w="425" w:type="dxa"/>
             <w:tcBorders>
               <w:top w:val="single" w:sz="6" w:space="0" w:color="000000"/>
               <w:left w:val="single" w:sz="6" w:space="0" w:color="000000"/>
@@ -2162,10 +2353,135 @@
           <w:p>
             <w:pPr>
               <w:pStyle w:val="TableParagraph"/>
-              <w:spacing w:line="340" w:lineRule="exact"/>
               <w:jc w:val="center"/>
               <w:rPr>
                 <w:rFonts w:ascii="Arial" w:eastAsia="Times New Roman" w:hAnsi="Arial" w:cs="Arial"/>
+                <w:sz w:val="20"/>
+                <w:szCs w:val="20"/>
+              </w:rPr>
+            </w:pPr>
+          </w:p>
+        </w:tc>
+        <w:tc>
+          <w:tcPr>
+            <w:tcW w:w="1701" w:type="dxa"/>
+            <w:tcBorders>
+              <w:top w:val="single" w:sz="6" w:space="0" w:color="000000"/>
+              <w:left w:val="single" w:sz="6" w:space="0" w:color="000000"/>
+              <w:bottom w:val="single" w:sz="6" w:space="0" w:color="000000"/>
+              <w:right w:val="single" w:sz="6" w:space="0" w:color="000000"/>
+            </w:tcBorders>
+            <w:shd w:val="clear" w:color="auto" w:fill="FFFFFF" w:themeFill="background1"/>
+            <w:vAlign w:val="center"/>
+          </w:tcPr>
+          <w:p>
+            <w:pPr>
+              <w:pStyle w:val="TableParagraph"/>
+              <w:jc w:val="center"/>
+              <w:rPr>
+                <w:rFonts w:ascii="Arial" w:eastAsia="Times New Roman" w:hAnsi="Arial" w:cs="Arial"/>
+                <w:b/>
+                <w:bCs/>
+                <w:sz w:val="20"/>
+                <w:szCs w:val="20"/>
+              </w:rPr>
+            </w:pPr>
+          </w:p>
+        </w:tc>
+        <w:tc>
+          <w:tcPr>
+            <w:tcW w:w="1559" w:type="dxa"/>
+            <w:tcBorders>
+              <w:top w:val="single" w:sz="6" w:space="0" w:color="000000"/>
+              <w:left w:val="single" w:sz="6" w:space="0" w:color="000000"/>
+              <w:bottom w:val="single" w:sz="6" w:space="0" w:color="000000"/>
+              <w:right w:val="single" w:sz="6" w:space="0" w:color="000000"/>
+            </w:tcBorders>
+            <w:shd w:val="clear" w:color="auto" w:fill="FFFFFF" w:themeFill="background1"/>
+            <w:vAlign w:val="center"/>
+          </w:tcPr>
+          <w:p>
+            <w:pPr>
+              <w:pStyle w:val="TableParagraph"/>
+              <w:jc w:val="center"/>
+              <w:rPr>
+                <w:rFonts w:ascii="Arial" w:hAnsi="Arial" w:cs="Arial"/>
+                <w:b/>
+                <w:sz w:val="20"/>
+                <w:szCs w:val="20"/>
+              </w:rPr>
+            </w:pPr>
+          </w:p>
+        </w:tc>
+        <w:tc>
+          <w:tcPr>
+            <w:tcW w:w="1559" w:type="dxa"/>
+            <w:tcBorders>
+              <w:top w:val="single" w:sz="6" w:space="0" w:color="000000"/>
+              <w:left w:val="single" w:sz="6" w:space="0" w:color="000000"/>
+              <w:bottom w:val="single" w:sz="6" w:space="0" w:color="000000"/>
+              <w:right w:val="single" w:sz="6" w:space="0" w:color="000000"/>
+            </w:tcBorders>
+            <w:shd w:val="clear" w:color="auto" w:fill="FFFFFF" w:themeFill="background1"/>
+            <w:vAlign w:val="center"/>
+          </w:tcPr>
+          <w:p>
+            <w:pPr>
+              <w:pStyle w:val="TableParagraph"/>
+              <w:jc w:val="center"/>
+              <w:rPr>
+                <w:rFonts w:ascii="Arial" w:eastAsia="Times New Roman" w:hAnsi="Arial" w:cs="Arial"/>
+                <w:sz w:val="20"/>
+                <w:szCs w:val="20"/>
+              </w:rPr>
+            </w:pPr>
+          </w:p>
+        </w:tc>
+        <w:tc>
+          <w:tcPr>
+            <w:tcW w:w="1560" w:type="dxa"/>
+            <w:tcBorders>
+              <w:top w:val="single" w:sz="6" w:space="0" w:color="000000"/>
+              <w:left w:val="single" w:sz="6" w:space="0" w:color="000000"/>
+              <w:bottom w:val="single" w:sz="6" w:space="0" w:color="000000"/>
+              <w:right w:val="single" w:sz="6" w:space="0" w:color="000000"/>
+            </w:tcBorders>
+            <w:shd w:val="clear" w:color="auto" w:fill="FFFFFF" w:themeFill="background1"/>
+            <w:vAlign w:val="center"/>
+          </w:tcPr>
+          <w:p>
+            <w:pPr>
+              <w:pStyle w:val="TableParagraph"/>
+              <w:jc w:val="center"/>
+              <w:rPr>
+                <w:rFonts w:ascii="Arial" w:hAnsi="Arial" w:cs="Arial"/>
+                <w:b/>
+                <w:sz w:val="20"/>
+                <w:szCs w:val="20"/>
+              </w:rPr>
+            </w:pPr>
+          </w:p>
+        </w:tc>
+        <w:tc>
+          <w:tcPr>
+            <w:tcW w:w="1842" w:type="dxa"/>
+            <w:tcBorders>
+              <w:top w:val="single" w:sz="6" w:space="0" w:color="000000"/>
+              <w:left w:val="single" w:sz="6" w:space="0" w:color="000000"/>
+              <w:bottom w:val="single" w:sz="6" w:space="0" w:color="000000"/>
+              <w:right w:val="single" w:sz="6" w:space="0" w:color="000000"/>
+            </w:tcBorders>
+            <w:shd w:val="clear" w:color="auto" w:fill="FFFFFF" w:themeFill="background1"/>
+            <w:vAlign w:val="center"/>
+          </w:tcPr>
+          <w:p>
+            <w:pPr>
+              <w:pStyle w:val="TableParagraph"/>
+              <w:jc w:val="center"/>
+              <w:rPr>
+                <w:rFonts w:ascii="Arial" w:eastAsia="Times New Roman" w:hAnsi="Arial" w:cs="Arial"/>
+                <w:sz w:val="20"/>
+                <w:szCs w:val="20"/>
               </w:rPr>
             </w:pPr>
           </w:p>
@@ -2917,6 +3233,8 @@
               <w:jc w:val="center"/>
               <w:rPr>
                 <w:rFonts w:ascii="Arial" w:eastAsia="Arial" w:hAnsi="Arial" w:cs="Arial"/>
+                <w:b/>
+                <w:bCs/>
               </w:rPr>
             </w:pPr>
           </w:p>
@@ -2935,6 +3253,8 @@
               <w:jc w:val="center"/>
               <w:rPr>
                 <w:rFonts w:ascii="Arial" w:hAnsi="Arial" w:cs="Arial"/>
+                <w:b/>
+                <w:bCs/>
               </w:rPr>
             </w:pPr>
           </w:p>
@@ -3286,6 +3606,8 @@
               <w:jc w:val="center"/>
               <w:rPr>
                 <w:rFonts w:ascii="Arial" w:hAnsi="Arial" w:cs="Arial"/>
+                <w:b/>
+                <w:bCs/>
               </w:rPr>
             </w:pPr>
           </w:p>
@@ -3492,6 +3814,8 @@
               <w:jc w:val="center"/>
               <w:rPr>
                 <w:rFonts w:ascii="Arial" w:hAnsi="Arial" w:cs="Arial"/>
+                <w:b/>
+                <w:bCs/>
               </w:rPr>
             </w:pPr>
           </w:p>
@@ -3503,28 +3827,6 @@
         <w:spacing w:line="340" w:lineRule="exact"/>
         <w:rPr>
           <w:rFonts w:ascii="Arial" w:eastAsia="Times New Roman" w:hAnsi="Arial" w:cs="Arial"/>
-        </w:rPr>
-      </w:pPr>
-    </w:p>
-    <w:p>
-      <w:pPr>
-        <w:spacing w:line="360" w:lineRule="exact"/>
-        <w:jc w:val="both"/>
-        <w:rPr>
-          <w:rFonts w:ascii="Arial" w:eastAsia="Arial Narrow" w:hAnsi="Arial" w:cs="Arial"/>
-          <w:color w:val="2C3A45"/>
-          <w:spacing w:val="-2"/>
-        </w:rPr>
-      </w:pPr>
-    </w:p>
-    <w:p>
-      <w:pPr>
-        <w:spacing w:line="360" w:lineRule="exact"/>
-        <w:jc w:val="both"/>
-        <w:rPr>
-          <w:rFonts w:ascii="Arial" w:eastAsia="Arial Narrow" w:hAnsi="Arial" w:cs="Arial"/>
-          <w:color w:val="2C3A45"/>
-          <w:spacing w:val="-2"/>
         </w:rPr>
       </w:pPr>
     </w:p>
@@ -4290,15 +4592,13 @@
         </w:rPr>
         <w:t xml:space="preserve"> </w:t>
       </w:r>
-      <w:proofErr w:type="gramStart"/>
-      <w:r>
-        <w:rPr>
-          <w:rFonts w:ascii="Arial" w:hAnsi="Arial" w:cs="Arial"/>
-          <w:spacing w:val="-1"/>
-        </w:rPr>
-        <w:t>de acuerdo a</w:t>
-      </w:r>
-      <w:proofErr w:type="gramEnd"/>
+      <w:r>
+        <w:rPr>
+          <w:rFonts w:ascii="Arial" w:hAnsi="Arial" w:cs="Arial"/>
+          <w:spacing w:val="-1"/>
+        </w:rPr>
+        <w:t>de acuerdo con</w:t>
+      </w:r>
       <w:r>
         <w:rPr>
           <w:rFonts w:ascii="Arial" w:hAnsi="Arial" w:cs="Arial"/>
@@ -6569,8 +6869,7 @@
     <w:p>
       <w:pPr>
         <w:pStyle w:val="Prrafodelista"/>
-        <w:spacing w:line="360" w:lineRule="exact"/>
-        <w:ind w:left="360" w:right="196"/>
+        <w:ind w:left="357" w:right="198"/>
         <w:jc w:val="both"/>
         <w:rPr>
           <w:rFonts w:ascii="Arial" w:hAnsi="Arial" w:cs="Arial"/>
@@ -7251,7 +7550,7 @@
                 <w:b/>
                 <w:color w:val="000000"/>
               </w:rPr>
-              <w:t>From</w:t>
+              <w:t>Desde</w:t>
             </w:r>
           </w:p>
         </w:tc>
@@ -7270,16 +7569,14 @@
                 <w:color w:val="000000"/>
               </w:rPr>
             </w:pPr>
-            <w:proofErr w:type="spellStart"/>
             <w:r>
               <w:rPr>
                 <w:rFonts w:ascii="Arial" w:hAnsi="Arial" w:cs="Arial"/>
                 <w:b/>
                 <w:color w:val="000000"/>
               </w:rPr>
-              <w:t>To</w:t>
+              <w:t>Hacia</w:t>
             </w:r>
-            <w:proofErr w:type="spellEnd"/>
           </w:p>
         </w:tc>
         <w:tc>
@@ -7303,36 +7600,24 @@
                 <w:b/>
                 <w:color w:val="000000"/>
               </w:rPr>
-              <w:t xml:space="preserve">IP </w:t>
+              <w:t xml:space="preserve">Dirección </w:t>
             </w:r>
-            <w:proofErr w:type="spellStart"/>
             <w:r>
               <w:rPr>
                 <w:rFonts w:ascii="Arial" w:hAnsi="Arial" w:cs="Arial"/>
                 <w:b/>
                 <w:color w:val="000000"/>
               </w:rPr>
-              <w:t>Address</w:t>
+              <w:t>IP (</w:t>
             </w:r>
-            <w:proofErr w:type="spellEnd"/>
             <w:r>
               <w:rPr>
                 <w:rFonts w:ascii="Arial" w:hAnsi="Arial" w:cs="Arial"/>
                 <w:b/>
                 <w:color w:val="000000"/>
               </w:rPr>
-              <w:t xml:space="preserve"> (</w:t>
+              <w:t>Hacia</w:t>
             </w:r>
-            <w:proofErr w:type="spellStart"/>
-            <w:r>
-              <w:rPr>
-                <w:rFonts w:ascii="Arial" w:hAnsi="Arial" w:cs="Arial"/>
-                <w:b/>
-                <w:color w:val="000000"/>
-              </w:rPr>
-              <w:t>To</w:t>
-            </w:r>
-            <w:proofErr w:type="spellEnd"/>
             <w:r>
               <w:rPr>
                 <w:rFonts w:ascii="Arial" w:hAnsi="Arial" w:cs="Arial"/>
@@ -7364,26 +7649,27 @@
                 <w:b/>
                 <w:color w:val="000000"/>
               </w:rPr>
-              <w:t xml:space="preserve">Ping </w:t>
+              <w:t>Resultados del p</w:t>
             </w:r>
-            <w:proofErr w:type="spellStart"/>
             <w:r>
               <w:rPr>
                 <w:rFonts w:ascii="Arial" w:hAnsi="Arial" w:cs="Arial"/>
                 <w:b/>
                 <w:color w:val="000000"/>
               </w:rPr>
-              <w:t>results</w:t>
+              <w:t xml:space="preserve">ing </w:t>
             </w:r>
-            <w:proofErr w:type="spellEnd"/>
-            <w:r>
+          </w:p>
+          <w:p>
+            <w:pPr>
+              <w:spacing w:line="300" w:lineRule="exact"/>
+              <w:jc w:val="center"/>
               <w:rPr>
                 <w:rFonts w:ascii="Arial" w:hAnsi="Arial" w:cs="Arial"/>
                 <w:b/>
                 <w:color w:val="000000"/>
               </w:rPr>
-              <w:t xml:space="preserve"> </w:t>
-            </w:r>
+            </w:pPr>
             <w:r>
               <w:rPr>
                 <w:rFonts w:ascii="Arial" w:hAnsi="Arial" w:cs="Arial"/>
@@ -8554,6 +8840,16 @@
         </w:rPr>
         <w:t>falla.</w:t>
       </w:r>
+    </w:p>
+    <w:p>
+      <w:pPr>
+        <w:pStyle w:val="Prrafodelista"/>
+        <w:ind w:left="578" w:right="159"/>
+        <w:jc w:val="both"/>
+        <w:rPr>
+          <w:rFonts w:ascii="Arial" w:hAnsi="Arial" w:cs="Arial"/>
+        </w:rPr>
+      </w:pPr>
     </w:p>
     <w:tbl>
       <w:tblPr>
@@ -8600,7 +8896,7 @@
                 <w:b/>
                 <w:color w:val="000000"/>
               </w:rPr>
-              <w:t>From</w:t>
+              <w:t>Desde</w:t>
             </w:r>
           </w:p>
         </w:tc>
@@ -8619,16 +8915,14 @@
                 <w:color w:val="000000"/>
               </w:rPr>
             </w:pPr>
-            <w:proofErr w:type="spellStart"/>
             <w:r>
               <w:rPr>
                 <w:rFonts w:ascii="Arial" w:hAnsi="Arial" w:cs="Arial"/>
                 <w:b/>
                 <w:color w:val="000000"/>
               </w:rPr>
-              <w:t>To</w:t>
+              <w:t>Hacia</w:t>
             </w:r>
-            <w:proofErr w:type="spellEnd"/>
           </w:p>
         </w:tc>
         <w:tc>
@@ -8652,36 +8946,24 @@
                 <w:b/>
                 <w:color w:val="000000"/>
               </w:rPr>
-              <w:t xml:space="preserve">IP </w:t>
+              <w:t xml:space="preserve">Dirección </w:t>
             </w:r>
-            <w:proofErr w:type="spellStart"/>
             <w:r>
               <w:rPr>
                 <w:rFonts w:ascii="Arial" w:hAnsi="Arial" w:cs="Arial"/>
                 <w:b/>
                 <w:color w:val="000000"/>
               </w:rPr>
-              <w:t>Address</w:t>
+              <w:t>IP (</w:t>
             </w:r>
-            <w:proofErr w:type="spellEnd"/>
             <w:r>
               <w:rPr>
                 <w:rFonts w:ascii="Arial" w:hAnsi="Arial" w:cs="Arial"/>
                 <w:b/>
                 <w:color w:val="000000"/>
               </w:rPr>
-              <w:t xml:space="preserve"> (</w:t>
+              <w:t>Hacia</w:t>
             </w:r>
-            <w:proofErr w:type="spellStart"/>
-            <w:r>
-              <w:rPr>
-                <w:rFonts w:ascii="Arial" w:hAnsi="Arial" w:cs="Arial"/>
-                <w:b/>
-                <w:color w:val="000000"/>
-              </w:rPr>
-              <w:t>To</w:t>
-            </w:r>
-            <w:proofErr w:type="spellEnd"/>
             <w:r>
               <w:rPr>
                 <w:rFonts w:ascii="Arial" w:hAnsi="Arial" w:cs="Arial"/>
@@ -8713,26 +8995,27 @@
                 <w:b/>
                 <w:color w:val="000000"/>
               </w:rPr>
-              <w:t xml:space="preserve">Telnet </w:t>
+              <w:t>Resultados del t</w:t>
             </w:r>
-            <w:proofErr w:type="spellStart"/>
             <w:r>
               <w:rPr>
                 <w:rFonts w:ascii="Arial" w:hAnsi="Arial" w:cs="Arial"/>
                 <w:b/>
                 <w:color w:val="000000"/>
               </w:rPr>
-              <w:t>results</w:t>
+              <w:t>elnet</w:t>
             </w:r>
-            <w:proofErr w:type="spellEnd"/>
-            <w:r>
+          </w:p>
+          <w:p>
+            <w:pPr>
+              <w:spacing w:line="300" w:lineRule="exact"/>
+              <w:jc w:val="center"/>
               <w:rPr>
                 <w:rFonts w:ascii="Arial" w:hAnsi="Arial" w:cs="Arial"/>
                 <w:b/>
                 <w:color w:val="000000"/>
               </w:rPr>
-              <w:t xml:space="preserve"> </w:t>
-            </w:r>
+            </w:pPr>
             <w:r>
               <w:rPr>
                 <w:rFonts w:ascii="Arial" w:hAnsi="Arial" w:cs="Arial"/>
@@ -9143,7 +9426,7 @@
               <v:stroke joinstyle="miter"/>
               <v:path gradientshapeok="t" o:connecttype="rect"/>
             </v:shapetype>
-            <v:shape id="Text Box 20" o:spid="_x0000_s1031" type="#_x0000_t202" style="position:absolute;margin-left:0;margin-top:749.25pt;width:130.65pt;height:13.05pt;z-index:-251657216;visibility:visible;mso-wrap-style:square;mso-width-percent:0;mso-height-percent:0;mso-wrap-distance-left:9pt;mso-wrap-distance-top:0;mso-wrap-distance-right:9pt;mso-wrap-distance-bottom:0;mso-position-horizontal:left;mso-position-horizontal-relative:margin;mso-position-vertical:absolute;mso-position-vertical-relative:page;mso-width-percent:0;mso-height-percent:0;mso-width-relative:page;mso-height-relative:page;v-text-anchor:top" o:gfxdata="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" filled="f" stroked="f">
+            <v:shape id="Text Box 20" o:spid="_x0000_s1033" type="#_x0000_t202" style="position:absolute;margin-left:0;margin-top:749.25pt;width:130.65pt;height:13.05pt;z-index:-251657216;visibility:visible;mso-wrap-style:square;mso-width-percent:0;mso-height-percent:0;mso-wrap-distance-left:9pt;mso-wrap-distance-top:0;mso-wrap-distance-right:9pt;mso-wrap-distance-bottom:0;mso-position-horizontal:left;mso-position-horizontal-relative:margin;mso-position-vertical:absolute;mso-position-vertical-relative:page;mso-width-percent:0;mso-height-percent:0;mso-width-relative:page;mso-height-relative:page;v-text-anchor:top" o:gfxdata="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" filled="f" stroked="f">
               <v:textbox inset="0,0,0,0">
                 <w:txbxContent>
                   <w:p>

--- a/Calendario2026/Ejercicios/9_DHCP/Ejercicio9_DHCP.docx
+++ b/Calendario2026/Ejercicios/9_DHCP/Ejercicio9_DHCP.docx
@@ -177,7 +177,7 @@
                                     </pic:cNvPicPr>
                                   </pic:nvPicPr>
                                   <pic:blipFill>
-                                    <a:blip r:embed="rId7">
+                                    <a:blip r:embed="rId8">
                                       <a:extLst>
                                         <a:ext uri="{28A0092B-C50C-407E-A947-70E740481C1C}">
                                           <a14:useLocalDpi xmlns:a14="http://schemas.microsoft.com/office/drawing/2010/main" val="0"/>
@@ -389,6 +389,8 @@
         <w:t>.</w:t>
       </w:r>
     </w:p>
+    <w:bookmarkStart w:id="0" w:name="12._Act-Config-VLANs"/>
+    <w:bookmarkEnd w:id="0"/>
     <w:p>
       <w:pPr>
         <w:spacing w:line="360" w:lineRule="exact"/>
@@ -398,8 +400,168 @@
           <w:szCs w:val="20"/>
         </w:rPr>
       </w:pPr>
-      <w:bookmarkStart w:id="0" w:name="12._Act-Config-VLANs"/>
-      <w:bookmarkEnd w:id="0"/>
+      <w:r>
+        <w:rPr>
+          <w:rFonts w:ascii="Arial" w:eastAsia="Times New Roman" w:hAnsi="Arial" w:cs="Arial"/>
+          <w:noProof/>
+        </w:rPr>
+        <mc:AlternateContent>
+          <mc:Choice Requires="wps">
+            <w:drawing>
+              <wp:anchor distT="45720" distB="45720" distL="114300" distR="114300" simplePos="0" relativeHeight="251712512" behindDoc="0" locked="0" layoutInCell="1" allowOverlap="1" wp14:anchorId="7F8673E5" wp14:editId="1543916E">
+                <wp:simplePos x="0" y="0"/>
+                <wp:positionH relativeFrom="column">
+                  <wp:posOffset>5162551</wp:posOffset>
+                </wp:positionH>
+                <wp:positionV relativeFrom="paragraph">
+                  <wp:posOffset>5081</wp:posOffset>
+                </wp:positionV>
+                <wp:extent cx="1638300" cy="952500"/>
+                <wp:effectExtent l="0" t="0" r="0" b="0"/>
+                <wp:wrapNone/>
+                <wp:docPr id="217" name="Cuadro de texto 2"/>
+                <wp:cNvGraphicFramePr>
+                  <a:graphicFrameLocks xmlns:a="http://schemas.openxmlformats.org/drawingml/2006/main"/>
+                </wp:cNvGraphicFramePr>
+                <a:graphic xmlns:a="http://schemas.openxmlformats.org/drawingml/2006/main">
+                  <a:graphicData uri="http://schemas.microsoft.com/office/word/2010/wordprocessingShape">
+                    <wps:wsp>
+                      <wps:cNvSpPr txBox="1">
+                        <a:spLocks noChangeArrowheads="1"/>
+                      </wps:cNvSpPr>
+                      <wps:spPr bwMode="auto">
+                        <a:xfrm>
+                          <a:off x="0" y="0"/>
+                          <a:ext cx="1638300" cy="952500"/>
+                        </a:xfrm>
+                        <a:prstGeom prst="rect">
+                          <a:avLst/>
+                        </a:prstGeom>
+                        <a:solidFill>
+                          <a:srgbClr val="FFFFFF"/>
+                        </a:solidFill>
+                        <a:ln w="9525">
+                          <a:noFill/>
+                          <a:miter lim="800000"/>
+                          <a:headEnd/>
+                          <a:tailEnd/>
+                        </a:ln>
+                      </wps:spPr>
+                      <wps:txbx>
+                        <w:txbxContent>
+                          <w:p>
+                            <w:r>
+                              <w:rPr>
+                                <w:noProof/>
+                              </w:rPr>
+                              <w:drawing>
+                                <wp:inline distT="0" distB="0" distL="0" distR="0" wp14:anchorId="7D17A183" wp14:editId="443F6A85">
+                                  <wp:extent cx="1428750" cy="789309"/>
+                                  <wp:effectExtent l="0" t="0" r="0" b="0"/>
+                                  <wp:docPr id="843047717" name="Imagen 1" descr="Imagen que contiene Gráfico&#10;&#10;El contenido generado por IA puede ser incorrecto."/>
+                                  <wp:cNvGraphicFramePr>
+                                    <a:graphicFrameLocks xmlns:a="http://schemas.openxmlformats.org/drawingml/2006/main" noChangeAspect="1"/>
+                                  </wp:cNvGraphicFramePr>
+                                  <a:graphic xmlns:a="http://schemas.openxmlformats.org/drawingml/2006/main">
+                                    <a:graphicData uri="http://schemas.openxmlformats.org/drawingml/2006/picture">
+                                      <pic:pic xmlns:pic="http://schemas.openxmlformats.org/drawingml/2006/picture">
+                                        <pic:nvPicPr>
+                                          <pic:cNvPr id="843047717" name="Imagen 1" descr="Imagen que contiene Gráfico&#10;&#10;El contenido generado por IA puede ser incorrecto."/>
+                                          <pic:cNvPicPr/>
+                                        </pic:nvPicPr>
+                                        <pic:blipFill>
+                                          <a:blip r:embed="rId9"/>
+                                          <a:stretch>
+                                            <a:fillRect/>
+                                          </a:stretch>
+                                        </pic:blipFill>
+                                        <pic:spPr>
+                                          <a:xfrm>
+                                            <a:off x="0" y="0"/>
+                                            <a:ext cx="1434982" cy="792752"/>
+                                          </a:xfrm>
+                                          <a:prstGeom prst="rect">
+                                            <a:avLst/>
+                                          </a:prstGeom>
+                                        </pic:spPr>
+                                      </pic:pic>
+                                    </a:graphicData>
+                                  </a:graphic>
+                                </wp:inline>
+                              </w:drawing>
+                            </w:r>
+                          </w:p>
+                        </w:txbxContent>
+                      </wps:txbx>
+                      <wps:bodyPr rot="0" vert="horz" wrap="square" lIns="91440" tIns="45720" rIns="91440" bIns="45720" anchor="t" anchorCtr="0">
+                        <a:noAutofit/>
+                      </wps:bodyPr>
+                    </wps:wsp>
+                  </a:graphicData>
+                </a:graphic>
+                <wp14:sizeRelH relativeFrom="margin">
+                  <wp14:pctWidth>0</wp14:pctWidth>
+                </wp14:sizeRelH>
+                <wp14:sizeRelV relativeFrom="margin">
+                  <wp14:pctHeight>0</wp14:pctHeight>
+                </wp14:sizeRelV>
+              </wp:anchor>
+            </w:drawing>
+          </mc:Choice>
+          <mc:Fallback>
+            <w:pict>
+              <v:shape w14:anchorId="7F8673E5" id="Cuadro de texto 2" o:spid="_x0000_s1027" type="#_x0000_t202" style="position:absolute;margin-left:406.5pt;margin-top:.4pt;width:129pt;height:75pt;z-index:251712512;visibility:visible;mso-wrap-style:square;mso-width-percent:0;mso-height-percent:0;mso-wrap-distance-left:9pt;mso-wrap-distance-top:3.6pt;mso-wrap-distance-right:9pt;mso-wrap-distance-bottom:3.6pt;mso-position-horizontal:absolute;mso-position-horizontal-relative:text;mso-position-vertical:absolute;mso-position-vertical-relative:text;mso-width-percent:0;mso-height-percent:0;mso-width-relative:margin;mso-height-relative:margin;v-text-anchor:top" o:gfxdata="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" stroked="f">
+                <v:textbox>
+                  <w:txbxContent>
+                    <w:p>
+                      <w:r>
+                        <w:rPr>
+                          <w:noProof/>
+                        </w:rPr>
+                        <w:drawing>
+                          <wp:inline distT="0" distB="0" distL="0" distR="0" wp14:anchorId="7D17A183" wp14:editId="443F6A85">
+                            <wp:extent cx="1428750" cy="789309"/>
+                            <wp:effectExtent l="0" t="0" r="0" b="0"/>
+                            <wp:docPr id="843047717" name="Imagen 1" descr="Imagen que contiene Gráfico&#10;&#10;El contenido generado por IA puede ser incorrecto."/>
+                            <wp:cNvGraphicFramePr>
+                              <a:graphicFrameLocks xmlns:a="http://schemas.openxmlformats.org/drawingml/2006/main" noChangeAspect="1"/>
+                            </wp:cNvGraphicFramePr>
+                            <a:graphic xmlns:a="http://schemas.openxmlformats.org/drawingml/2006/main">
+                              <a:graphicData uri="http://schemas.openxmlformats.org/drawingml/2006/picture">
+                                <pic:pic xmlns:pic="http://schemas.openxmlformats.org/drawingml/2006/picture">
+                                  <pic:nvPicPr>
+                                    <pic:cNvPr id="843047717" name="Imagen 1" descr="Imagen que contiene Gráfico&#10;&#10;El contenido generado por IA puede ser incorrecto."/>
+                                    <pic:cNvPicPr/>
+                                  </pic:nvPicPr>
+                                  <pic:blipFill>
+                                    <a:blip r:embed="rId10"/>
+                                    <a:stretch>
+                                      <a:fillRect/>
+                                    </a:stretch>
+                                  </pic:blipFill>
+                                  <pic:spPr>
+                                    <a:xfrm>
+                                      <a:off x="0" y="0"/>
+                                      <a:ext cx="1434982" cy="792752"/>
+                                    </a:xfrm>
+                                    <a:prstGeom prst="rect">
+                                      <a:avLst/>
+                                    </a:prstGeom>
+                                  </pic:spPr>
+                                </pic:pic>
+                              </a:graphicData>
+                            </a:graphic>
+                          </wp:inline>
+                        </w:drawing>
+                      </w:r>
+                    </w:p>
+                  </w:txbxContent>
+                </v:textbox>
+              </v:shape>
+            </w:pict>
+          </mc:Fallback>
+        </mc:AlternateContent>
+      </w:r>
       <w:r>
         <w:rPr>
           <w:rFonts w:ascii="Arial" w:hAnsi="Arial" w:cs="Arial"/>
@@ -530,7 +692,7 @@
           </mc:Choice>
           <mc:Fallback>
             <w:pict>
-              <v:shape w14:anchorId="3656EE3E" id="Cuadro de texto 2" o:spid="_x0000_s1027" type="#_x0000_t202" style="position:absolute;left:0;text-align:left;margin-left:383.25pt;margin-top:138.7pt;width:101.25pt;height:23.25pt;z-index:251639808;visibility:visible;mso-wrap-style:square;mso-width-percent:0;mso-height-percent:0;mso-wrap-distance-left:9pt;mso-wrap-distance-top:0;mso-wrap-distance-right:9pt;mso-wrap-distance-bottom:0;mso-position-horizontal:absolute;mso-position-horizontal-relative:margin;mso-position-vertical:absolute;mso-position-vertical-relative:text;mso-width-percent:0;mso-height-percent:0;mso-width-relative:margin;mso-height-relative:margin;v-text-anchor:middle" o:gfxdata="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" strokecolor="black [3213]">
+              <v:shape w14:anchorId="3656EE3E" id="_x0000_s1028" type="#_x0000_t202" style="position:absolute;left:0;text-align:left;margin-left:383.25pt;margin-top:138.7pt;width:101.25pt;height:23.25pt;z-index:251639808;visibility:visible;mso-wrap-style:square;mso-width-percent:0;mso-height-percent:0;mso-wrap-distance-left:9pt;mso-wrap-distance-top:0;mso-wrap-distance-right:9pt;mso-wrap-distance-bottom:0;mso-position-horizontal:absolute;mso-position-horizontal-relative:margin;mso-position-vertical:absolute;mso-position-vertical-relative:text;mso-width-percent:0;mso-height-percent:0;mso-width-relative:margin;mso-height-relative:margin;v-text-anchor:middle" o:gfxdata="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" strokecolor="black [3213]">
                 <v:textbox>
                   <w:txbxContent>
                     <w:p>
@@ -645,7 +807,7 @@
           </mc:Choice>
           <mc:Fallback>
             <w:pict>
-              <v:shape w14:anchorId="0D648D37" id="_x0000_s1028" type="#_x0000_t202" style="position:absolute;left:0;text-align:left;margin-left:95.65pt;margin-top:315.7pt;width:97.9pt;height:24.75pt;z-index:251694080;visibility:visible;mso-wrap-style:square;mso-width-percent:0;mso-height-percent:0;mso-wrap-distance-left:9pt;mso-wrap-distance-top:0;mso-wrap-distance-right:9pt;mso-wrap-distance-bottom:0;mso-position-horizontal:absolute;mso-position-horizontal-relative:text;mso-position-vertical:absolute;mso-position-vertical-relative:text;mso-width-percent:0;mso-height-percent:0;mso-width-relative:margin;mso-height-relative:margin;v-text-anchor:middle" o:gfxdata="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" strokecolor="black [3213]">
+              <v:shape w14:anchorId="0D648D37" id="_x0000_s1029" type="#_x0000_t202" style="position:absolute;left:0;text-align:left;margin-left:95.65pt;margin-top:315.7pt;width:97.9pt;height:24.75pt;z-index:251694080;visibility:visible;mso-wrap-style:square;mso-width-percent:0;mso-height-percent:0;mso-wrap-distance-left:9pt;mso-wrap-distance-top:0;mso-wrap-distance-right:9pt;mso-wrap-distance-bottom:0;mso-position-horizontal:absolute;mso-position-horizontal-relative:text;mso-position-vertical:absolute;mso-position-vertical-relative:text;mso-width-percent:0;mso-height-percent:0;mso-width-relative:margin;mso-height-relative:margin;v-text-anchor:middle" o:gfxdata="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" strokecolor="black [3213]">
                 <v:textbox>
                   <w:txbxContent>
                     <w:p>
@@ -759,7 +921,7 @@
           </mc:Choice>
           <mc:Fallback>
             <w:pict>
-              <v:shape w14:anchorId="6D1A4CCF" id="_x0000_s1029" type="#_x0000_t202" style="position:absolute;left:0;text-align:left;margin-left:311.25pt;margin-top:314.2pt;width:101.25pt;height:23.25pt;z-index:251710464;visibility:visible;mso-wrap-style:square;mso-width-percent:0;mso-height-percent:0;mso-wrap-distance-left:9pt;mso-wrap-distance-top:0;mso-wrap-distance-right:9pt;mso-wrap-distance-bottom:0;mso-position-horizontal:absolute;mso-position-horizontal-relative:margin;mso-position-vertical:absolute;mso-position-vertical-relative:text;mso-width-percent:0;mso-height-percent:0;mso-width-relative:margin;mso-height-relative:margin;v-text-anchor:middle" o:gfxdata="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" strokecolor="black [3213]">
+              <v:shape w14:anchorId="6D1A4CCF" id="_x0000_s1030" type="#_x0000_t202" style="position:absolute;left:0;text-align:left;margin-left:311.25pt;margin-top:314.2pt;width:101.25pt;height:23.25pt;z-index:251710464;visibility:visible;mso-wrap-style:square;mso-width-percent:0;mso-height-percent:0;mso-wrap-distance-left:9pt;mso-wrap-distance-top:0;mso-wrap-distance-right:9pt;mso-wrap-distance-bottom:0;mso-position-horizontal:absolute;mso-position-horizontal-relative:margin;mso-position-vertical:absolute;mso-position-vertical-relative:text;mso-width-percent:0;mso-height-percent:0;mso-width-relative:margin;mso-height-relative:margin;v-text-anchor:middle" o:gfxdata="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" strokecolor="black [3213]">
                 <v:textbox>
                   <w:txbxContent>
                     <w:p>
@@ -874,7 +1036,7 @@
           </mc:Choice>
           <mc:Fallback>
             <w:pict>
-              <v:shape w14:anchorId="00A806D8" id="_x0000_s1030" type="#_x0000_t202" style="position:absolute;left:0;text-align:left;margin-left:34.1pt;margin-top:143.95pt;width:97.9pt;height:24.75pt;z-index:251621376;visibility:visible;mso-wrap-style:square;mso-width-percent:0;mso-height-percent:0;mso-wrap-distance-left:9pt;mso-wrap-distance-top:0;mso-wrap-distance-right:9pt;mso-wrap-distance-bottom:0;mso-position-horizontal:absolute;mso-position-horizontal-relative:text;mso-position-vertical:absolute;mso-position-vertical-relative:text;mso-width-percent:0;mso-height-percent:0;mso-width-relative:margin;mso-height-relative:margin;v-text-anchor:middle" o:gfxdata="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" strokecolor="black [3213]">
+              <v:shape w14:anchorId="00A806D8" id="_x0000_s1031" type="#_x0000_t202" style="position:absolute;left:0;text-align:left;margin-left:34.1pt;margin-top:143.95pt;width:97.9pt;height:24.75pt;z-index:251621376;visibility:visible;mso-wrap-style:square;mso-width-percent:0;mso-height-percent:0;mso-wrap-distance-left:9pt;mso-wrap-distance-top:0;mso-wrap-distance-right:9pt;mso-wrap-distance-bottom:0;mso-position-horizontal:absolute;mso-position-horizontal-relative:text;mso-position-vertical:absolute;mso-position-vertical-relative:text;mso-width-percent:0;mso-height-percent:0;mso-width-relative:margin;mso-height-relative:margin;v-text-anchor:middle" o:gfxdata="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" strokecolor="black [3213]">
                 <v:textbox>
                   <w:txbxContent>
                     <w:p>
@@ -988,7 +1150,7 @@
           </mc:Choice>
           <mc:Fallback>
             <w:pict>
-              <v:shape w14:anchorId="0F98B796" id="_x0000_s1031" type="#_x0000_t202" style="position:absolute;left:0;text-align:left;margin-left:285.75pt;margin-top:19.35pt;width:107.65pt;height:24.75pt;z-index:251674624;visibility:visible;mso-wrap-style:square;mso-width-percent:0;mso-height-percent:0;mso-wrap-distance-left:9pt;mso-wrap-distance-top:0;mso-wrap-distance-right:9pt;mso-wrap-distance-bottom:0;mso-position-horizontal:absolute;mso-position-horizontal-relative:text;mso-position-vertical:absolute;mso-position-vertical-relative:text;mso-width-percent:0;mso-height-percent:0;mso-width-relative:margin;mso-height-relative:margin;v-text-anchor:middle" o:gfxdata="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" strokecolor="black [3213]">
+              <v:shape w14:anchorId="0F98B796" id="_x0000_s1032" type="#_x0000_t202" style="position:absolute;left:0;text-align:left;margin-left:285.75pt;margin-top:19.35pt;width:107.65pt;height:24.75pt;z-index:251674624;visibility:visible;mso-wrap-style:square;mso-width-percent:0;mso-height-percent:0;mso-wrap-distance-left:9pt;mso-wrap-distance-top:0;mso-wrap-distance-right:9pt;mso-wrap-distance-bottom:0;mso-position-horizontal:absolute;mso-position-horizontal-relative:text;mso-position-vertical:absolute;mso-position-vertical-relative:text;mso-width-percent:0;mso-height-percent:0;mso-width-relative:margin;mso-height-relative:margin;v-text-anchor:middle" o:gfxdata="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" strokecolor="black [3213]">
                 <v:textbox>
                   <w:txbxContent>
                     <w:p>
@@ -1102,7 +1264,7 @@
           </mc:Choice>
           <mc:Fallback>
             <w:pict>
-              <v:shape w14:anchorId="23B167C3" id="_x0000_s1032" type="#_x0000_t202" style="position:absolute;left:0;text-align:left;margin-left:133.5pt;margin-top:19pt;width:107.65pt;height:24.75pt;z-index:251656192;visibility:visible;mso-wrap-style:square;mso-width-percent:0;mso-height-percent:0;mso-wrap-distance-left:9pt;mso-wrap-distance-top:0;mso-wrap-distance-right:9pt;mso-wrap-distance-bottom:0;mso-position-horizontal:absolute;mso-position-horizontal-relative:text;mso-position-vertical:absolute;mso-position-vertical-relative:text;mso-width-percent:0;mso-height-percent:0;mso-width-relative:margin;mso-height-relative:margin;v-text-anchor:middle" o:gfxdata="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" strokecolor="black [3213]">
+              <v:shape w14:anchorId="23B167C3" id="_x0000_s1033" type="#_x0000_t202" style="position:absolute;left:0;text-align:left;margin-left:133.5pt;margin-top:19pt;width:107.65pt;height:24.75pt;z-index:251656192;visibility:visible;mso-wrap-style:square;mso-width-percent:0;mso-height-percent:0;mso-wrap-distance-left:9pt;mso-wrap-distance-top:0;mso-wrap-distance-right:9pt;mso-wrap-distance-bottom:0;mso-position-horizontal:absolute;mso-position-horizontal-relative:text;mso-position-vertical:absolute;mso-position-vertical-relative:text;mso-width-percent:0;mso-height-percent:0;mso-width-relative:margin;mso-height-relative:margin;v-text-anchor:middle" o:gfxdata="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" strokecolor="black [3213]">
                 <v:textbox>
                   <w:txbxContent>
                     <w:p>
@@ -1151,7 +1313,7 @@
                     <pic:cNvPicPr/>
                   </pic:nvPicPr>
                   <pic:blipFill>
-                    <a:blip r:embed="rId8"/>
+                    <a:blip r:embed="rId11"/>
                     <a:stretch>
                       <a:fillRect/>
                     </a:stretch>
@@ -2774,6 +2936,7 @@
                 <w:rFonts w:ascii="Arial" w:eastAsia="Arial" w:hAnsi="Arial" w:cs="Arial"/>
               </w:rPr>
             </w:pPr>
+            <w:proofErr w:type="gramStart"/>
             <w:r>
               <w:rPr>
                 <w:rFonts w:ascii="Arial" w:hAnsi="Arial" w:cs="Arial"/>
@@ -2782,6 +2945,7 @@
               </w:rPr>
               <w:t>Interface</w:t>
             </w:r>
+            <w:proofErr w:type="gramEnd"/>
           </w:p>
         </w:tc>
         <w:tc>
@@ -4127,6 +4291,7 @@
         <w:t xml:space="preserve"> </w:t>
       </w:r>
       <w:proofErr w:type="spellStart"/>
+      <w:proofErr w:type="gramStart"/>
       <w:r>
         <w:rPr>
           <w:rFonts w:ascii="Arial" w:hAnsi="Arial" w:cs="Arial"/>
@@ -4135,6 +4300,7 @@
         <w:t>password</w:t>
       </w:r>
       <w:proofErr w:type="spellEnd"/>
+      <w:proofErr w:type="gramEnd"/>
       <w:r>
         <w:rPr>
           <w:rFonts w:ascii="Arial" w:hAnsi="Arial" w:cs="Arial"/>
@@ -4210,7 +4376,15 @@
           <w:rFonts w:ascii="Arial" w:hAnsi="Arial" w:cs="Arial"/>
           <w:spacing w:val="6"/>
         </w:rPr>
-        <w:t xml:space="preserve"> el </w:t>
+        <w:t xml:space="preserve"> </w:t>
+      </w:r>
+      <w:proofErr w:type="gramStart"/>
+      <w:r>
+        <w:rPr>
+          <w:rFonts w:ascii="Arial" w:hAnsi="Arial" w:cs="Arial"/>
+          <w:spacing w:val="6"/>
+        </w:rPr>
+        <w:t xml:space="preserve">el </w:t>
       </w:r>
       <w:proofErr w:type="spellStart"/>
       <w:r>
@@ -4221,6 +4395,7 @@
         <w:t>password</w:t>
       </w:r>
       <w:proofErr w:type="spellEnd"/>
+      <w:proofErr w:type="gramEnd"/>
       <w:r>
         <w:rPr>
           <w:rFonts w:ascii="Arial" w:hAnsi="Arial" w:cs="Arial"/>
@@ -4356,7 +4531,15 @@
           <w:rFonts w:ascii="Arial" w:hAnsi="Arial" w:cs="Arial"/>
           <w:spacing w:val="3"/>
         </w:rPr>
-        <w:t xml:space="preserve"> el </w:t>
+        <w:t xml:space="preserve"> </w:t>
+      </w:r>
+      <w:proofErr w:type="gramStart"/>
+      <w:r>
+        <w:rPr>
+          <w:rFonts w:ascii="Arial" w:hAnsi="Arial" w:cs="Arial"/>
+          <w:spacing w:val="3"/>
+        </w:rPr>
+        <w:t xml:space="preserve">el </w:t>
       </w:r>
       <w:proofErr w:type="spellStart"/>
       <w:r>
@@ -4367,6 +4550,7 @@
         <w:t>password</w:t>
       </w:r>
       <w:proofErr w:type="spellEnd"/>
+      <w:proofErr w:type="gramEnd"/>
       <w:r>
         <w:rPr>
           <w:rFonts w:ascii="Arial" w:hAnsi="Arial" w:cs="Arial"/>
@@ -4899,6 +5083,7 @@
         <w:t xml:space="preserve"> </w:t>
       </w:r>
       <w:proofErr w:type="spellStart"/>
+      <w:proofErr w:type="gramStart"/>
       <w:r>
         <w:rPr>
           <w:rFonts w:ascii="Arial" w:hAnsi="Arial" w:cs="Arial"/>
@@ -4907,6 +5092,7 @@
         <w:t>password</w:t>
       </w:r>
       <w:proofErr w:type="spellEnd"/>
+      <w:proofErr w:type="gramEnd"/>
       <w:r>
         <w:rPr>
           <w:rFonts w:ascii="Arial" w:hAnsi="Arial" w:cs="Arial"/>
@@ -4984,6 +5170,7 @@
         </w:rPr>
         <w:t xml:space="preserve"> </w:t>
       </w:r>
+      <w:proofErr w:type="gramStart"/>
       <w:r>
         <w:rPr>
           <w:rFonts w:ascii="Arial" w:hAnsi="Arial" w:cs="Arial"/>
@@ -5000,6 +5187,7 @@
         <w:t>password</w:t>
       </w:r>
       <w:proofErr w:type="spellEnd"/>
+      <w:proofErr w:type="gramEnd"/>
       <w:r>
         <w:rPr>
           <w:rFonts w:ascii="Arial" w:hAnsi="Arial" w:cs="Arial"/>
@@ -5137,6 +5325,7 @@
         </w:rPr>
         <w:t xml:space="preserve"> </w:t>
       </w:r>
+      <w:proofErr w:type="gramStart"/>
       <w:r>
         <w:rPr>
           <w:rFonts w:ascii="Arial" w:hAnsi="Arial" w:cs="Arial"/>
@@ -5153,6 +5342,7 @@
         <w:t>password</w:t>
       </w:r>
       <w:proofErr w:type="spellEnd"/>
+      <w:proofErr w:type="gramEnd"/>
       <w:r>
         <w:rPr>
           <w:rFonts w:ascii="Arial" w:hAnsi="Arial" w:cs="Arial"/>
@@ -5872,6 +6062,7 @@
         <w:t xml:space="preserve"> </w:t>
       </w:r>
       <w:proofErr w:type="spellStart"/>
+      <w:proofErr w:type="gramStart"/>
       <w:r>
         <w:rPr>
           <w:rFonts w:ascii="Arial" w:hAnsi="Arial" w:cs="Arial"/>
@@ -5880,6 +6071,7 @@
         <w:t>password</w:t>
       </w:r>
       <w:proofErr w:type="spellEnd"/>
+      <w:proofErr w:type="gramEnd"/>
       <w:r>
         <w:rPr>
           <w:rFonts w:ascii="Arial" w:hAnsi="Arial" w:cs="Arial"/>
@@ -5957,6 +6149,7 @@
         </w:rPr>
         <w:t xml:space="preserve"> </w:t>
       </w:r>
+      <w:proofErr w:type="gramStart"/>
       <w:r>
         <w:rPr>
           <w:rFonts w:ascii="Arial" w:hAnsi="Arial" w:cs="Arial"/>
@@ -5973,6 +6166,7 @@
         <w:t>password</w:t>
       </w:r>
       <w:proofErr w:type="spellEnd"/>
+      <w:proofErr w:type="gramEnd"/>
       <w:r>
         <w:rPr>
           <w:rFonts w:ascii="Arial" w:hAnsi="Arial" w:cs="Arial"/>
@@ -6110,6 +6304,7 @@
         </w:rPr>
         <w:t xml:space="preserve"> </w:t>
       </w:r>
+      <w:proofErr w:type="gramStart"/>
       <w:r>
         <w:rPr>
           <w:rFonts w:ascii="Arial" w:hAnsi="Arial" w:cs="Arial"/>
@@ -6126,6 +6321,7 @@
         <w:t>password</w:t>
       </w:r>
       <w:proofErr w:type="spellEnd"/>
+      <w:proofErr w:type="gramEnd"/>
       <w:r>
         <w:rPr>
           <w:rFonts w:ascii="Arial" w:hAnsi="Arial" w:cs="Arial"/>
@@ -6559,7 +6755,7 @@
           <w:ilvl w:val="0"/>
           <w:numId w:val="20"/>
         </w:numPr>
-        <w:spacing w:line="360" w:lineRule="exact"/>
+        <w:spacing w:after="120" w:line="360" w:lineRule="exact"/>
         <w:ind w:right="196"/>
         <w:jc w:val="both"/>
         <w:rPr>
@@ -6571,30 +6767,21 @@
           <w:rFonts w:ascii="Arial" w:hAnsi="Arial" w:cs="Arial"/>
           <w:spacing w:val="-1"/>
         </w:rPr>
-        <w:t xml:space="preserve">Instala </w:t>
-      </w:r>
-      <w:r>
-        <w:rPr>
-          <w:rFonts w:ascii="Arial" w:hAnsi="Arial" w:cs="Arial"/>
-          <w:spacing w:val="-1"/>
-        </w:rPr>
-        <w:t xml:space="preserve">en el </w:t>
-      </w:r>
-      <w:proofErr w:type="spellStart"/>
-      <w:r>
-        <w:rPr>
-          <w:rFonts w:ascii="Arial" w:hAnsi="Arial" w:cs="Arial"/>
-          <w:spacing w:val="-1"/>
-        </w:rPr>
-        <w:t>router</w:t>
-      </w:r>
-      <w:proofErr w:type="spellEnd"/>
-      <w:r>
-        <w:rPr>
-          <w:rFonts w:ascii="Arial" w:hAnsi="Arial" w:cs="Arial"/>
-          <w:spacing w:val="-1"/>
-        </w:rPr>
-        <w:t xml:space="preserve"> </w:t>
+        <w:t>Reali</w:t>
+      </w:r>
+      <w:r>
+        <w:rPr>
+          <w:rFonts w:ascii="Arial" w:hAnsi="Arial" w:cs="Arial"/>
+          <w:spacing w:val="-1"/>
+        </w:rPr>
+        <w:t>za</w:t>
+      </w:r>
+      <w:r>
+        <w:rPr>
+          <w:rFonts w:ascii="Arial" w:hAnsi="Arial" w:cs="Arial"/>
+          <w:spacing w:val="-1"/>
+        </w:rPr>
+        <w:t xml:space="preserve"> la configuración del servicio </w:t>
       </w:r>
       <w:r>
         <w:rPr>
@@ -6603,14 +6790,30 @@
           <w:bCs/>
           <w:spacing w:val="-1"/>
         </w:rPr>
-        <w:t xml:space="preserve">R1 </w:t>
-      </w:r>
-      <w:r>
-        <w:rPr>
-          <w:rFonts w:ascii="Arial" w:hAnsi="Arial" w:cs="Arial"/>
-          <w:spacing w:val="-1"/>
-        </w:rPr>
-        <w:t xml:space="preserve">el servicio </w:t>
+        <w:t>DHCP</w:t>
+      </w:r>
+      <w:r>
+        <w:rPr>
+          <w:rFonts w:ascii="Arial" w:hAnsi="Arial" w:cs="Arial"/>
+          <w:spacing w:val="-1"/>
+        </w:rPr>
+        <w:t xml:space="preserve"> en el </w:t>
+      </w:r>
+      <w:proofErr w:type="spellStart"/>
+      <w:r>
+        <w:rPr>
+          <w:rFonts w:ascii="Arial" w:hAnsi="Arial" w:cs="Arial"/>
+          <w:spacing w:val="-1"/>
+        </w:rPr>
+        <w:t>router</w:t>
+      </w:r>
+      <w:proofErr w:type="spellEnd"/>
+      <w:r>
+        <w:rPr>
+          <w:rFonts w:ascii="Arial" w:hAnsi="Arial" w:cs="Arial"/>
+          <w:spacing w:val="-1"/>
+        </w:rPr>
+        <w:t xml:space="preserve"> </w:t>
       </w:r>
       <w:r>
         <w:rPr>
@@ -6619,21 +6822,14 @@
           <w:bCs/>
           <w:spacing w:val="-1"/>
         </w:rPr>
-        <w:t>DHCP</w:t>
-      </w:r>
-      <w:r>
-        <w:rPr>
-          <w:rFonts w:ascii="Arial" w:hAnsi="Arial" w:cs="Arial"/>
-          <w:spacing w:val="-1"/>
-        </w:rPr>
-        <w:t xml:space="preserve"> para asignar direcciones a los equipos terminales de</w:t>
-      </w:r>
-      <w:r>
-        <w:rPr>
-          <w:rFonts w:ascii="Arial" w:hAnsi="Arial" w:cs="Arial"/>
-          <w:spacing w:val="-1"/>
-        </w:rPr>
-        <w:t xml:space="preserve"> la subred de </w:t>
+        <w:t>R1</w:t>
+      </w:r>
+      <w:r>
+        <w:rPr>
+          <w:rFonts w:ascii="Arial" w:hAnsi="Arial" w:cs="Arial"/>
+          <w:spacing w:val="-1"/>
+        </w:rPr>
+        <w:t xml:space="preserve"> para la asignación dinámica de direcciones</w:t>
       </w:r>
       <w:r>
         <w:rPr>
@@ -6642,14 +6838,14 @@
           <w:bCs/>
           <w:spacing w:val="-1"/>
         </w:rPr>
-        <w:t>Empleados</w:t>
-      </w:r>
-      <w:r>
-        <w:rPr>
-          <w:rFonts w:ascii="Arial" w:hAnsi="Arial" w:cs="Arial"/>
-          <w:spacing w:val="-1"/>
-        </w:rPr>
-        <w:t xml:space="preserve"> y de la subred de </w:t>
+        <w:t xml:space="preserve"> </w:t>
+      </w:r>
+      <w:r>
+        <w:rPr>
+          <w:rFonts w:ascii="Arial" w:hAnsi="Arial" w:cs="Arial"/>
+          <w:spacing w:val="-1"/>
+        </w:rPr>
+        <w:t xml:space="preserve">IP en las subredes de </w:t>
       </w:r>
       <w:r>
         <w:rPr>
@@ -6658,6 +6854,22 @@
           <w:bCs/>
           <w:spacing w:val="-1"/>
         </w:rPr>
+        <w:t>Empleados</w:t>
+      </w:r>
+      <w:r>
+        <w:rPr>
+          <w:rFonts w:ascii="Arial" w:hAnsi="Arial" w:cs="Arial"/>
+          <w:spacing w:val="-1"/>
+        </w:rPr>
+        <w:t xml:space="preserve"> y </w:t>
+      </w:r>
+      <w:r>
+        <w:rPr>
+          <w:rFonts w:ascii="Arial" w:hAnsi="Arial" w:cs="Arial"/>
+          <w:b/>
+          <w:bCs/>
+          <w:spacing w:val="-1"/>
+        </w:rPr>
         <w:t>Directivos</w:t>
       </w:r>
       <w:r>
@@ -6665,22 +6877,24 @@
           <w:rFonts w:ascii="Arial" w:hAnsi="Arial" w:cs="Arial"/>
           <w:spacing w:val="-1"/>
         </w:rPr>
-        <w:t>.</w:t>
-      </w:r>
-    </w:p>
-    <w:p>
-      <w:pPr>
-        <w:pStyle w:val="Prrafodelista"/>
-        <w:tabs>
-          <w:tab w:val="left" w:pos="721"/>
-        </w:tabs>
-        <w:spacing w:line="340" w:lineRule="exact"/>
-        <w:ind w:left="360" w:right="114"/>
-        <w:jc w:val="both"/>
-        <w:rPr>
-          <w:rFonts w:ascii="Arial" w:eastAsia="Times New Roman" w:hAnsi="Arial" w:cs="Arial"/>
-        </w:rPr>
-      </w:pPr>
+        <w:t xml:space="preserve">. Utiliza la dirección </w:t>
+      </w:r>
+      <w:r>
+        <w:rPr>
+          <w:rFonts w:ascii="Arial" w:hAnsi="Arial" w:cs="Arial"/>
+          <w:b/>
+          <w:bCs/>
+          <w:spacing w:val="-1"/>
+        </w:rPr>
+        <w:t>5.5.5.5</w:t>
+      </w:r>
+      <w:r>
+        <w:rPr>
+          <w:rFonts w:ascii="Arial" w:hAnsi="Arial" w:cs="Arial"/>
+          <w:spacing w:val="-1"/>
+        </w:rPr>
+        <w:t xml:space="preserve"> como servidor DNS.</w:t>
+      </w:r>
     </w:p>
     <w:p>
       <w:pPr>
@@ -8427,7 +8641,14 @@
         <w:rPr>
           <w:rFonts w:ascii="Arial" w:hAnsi="Arial" w:cs="Arial"/>
         </w:rPr>
-        <w:t xml:space="preserve"> el</w:t>
+        <w:t xml:space="preserve"> </w:t>
+      </w:r>
+      <w:proofErr w:type="gramStart"/>
+      <w:r>
+        <w:rPr>
+          <w:rFonts w:ascii="Arial" w:hAnsi="Arial" w:cs="Arial"/>
+        </w:rPr>
+        <w:t>el</w:t>
       </w:r>
       <w:r>
         <w:rPr>
@@ -8445,6 +8666,7 @@
         <w:t>password</w:t>
       </w:r>
       <w:proofErr w:type="spellEnd"/>
+      <w:proofErr w:type="gramEnd"/>
       <w:r>
         <w:rPr>
           <w:rFonts w:ascii="Arial" w:hAnsi="Arial" w:cs="Arial"/>
@@ -9257,7 +9479,7 @@
       </w:pPr>
     </w:p>
     <w:sectPr>
-      <w:footerReference w:type="default" r:id="rId9"/>
+      <w:footerReference w:type="default" r:id="rId12"/>
       <w:pgSz w:w="12240" w:h="15840"/>
       <w:pgMar w:top="426" w:right="1080" w:bottom="1134" w:left="1080" w:header="0" w:footer="1696" w:gutter="0"/>
       <w:cols w:space="720"/>
@@ -9426,7 +9648,7 @@
               <v:stroke joinstyle="miter"/>
               <v:path gradientshapeok="t" o:connecttype="rect"/>
             </v:shapetype>
-            <v:shape id="Text Box 20" o:spid="_x0000_s1033" type="#_x0000_t202" style="position:absolute;margin-left:0;margin-top:749.25pt;width:130.65pt;height:13.05pt;z-index:-251657216;visibility:visible;mso-wrap-style:square;mso-width-percent:0;mso-height-percent:0;mso-wrap-distance-left:9pt;mso-wrap-distance-top:0;mso-wrap-distance-right:9pt;mso-wrap-distance-bottom:0;mso-position-horizontal:left;mso-position-horizontal-relative:margin;mso-position-vertical:absolute;mso-position-vertical-relative:page;mso-width-percent:0;mso-height-percent:0;mso-width-relative:page;mso-height-relative:page;v-text-anchor:top" o:gfxdata="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" filled="f" stroked="f">
+            <v:shape id="Text Box 20" o:spid="_x0000_s1034" type="#_x0000_t202" style="position:absolute;margin-left:0;margin-top:749.25pt;width:130.65pt;height:13.05pt;z-index:-251657216;visibility:visible;mso-wrap-style:square;mso-width-percent:0;mso-height-percent:0;mso-wrap-distance-left:9pt;mso-wrap-distance-top:0;mso-wrap-distance-right:9pt;mso-wrap-distance-bottom:0;mso-position-horizontal:left;mso-position-horizontal-relative:margin;mso-position-vertical:absolute;mso-position-vertical-relative:page;mso-width-percent:0;mso-height-percent:0;mso-width-relative:page;mso-height-relative:page;v-text-anchor:top" o:gfxdata="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" filled="f" stroked="f">
               <v:textbox inset="0,0,0,0">
                 <w:txbxContent>
                   <w:p>
@@ -14340,6 +14562,21 @@
       <w:shd w:val="clear" w:color="auto" w:fill="BFBFBF"/>
     </w:rPr>
   </w:style>
+  <w:style w:type="paragraph" w:customStyle="1" w:styleId="query-text-line">
+    <w:name w:val="query-text-line"/>
+    <w:basedOn w:val="Normal"/>
+    <w:rsid w:val="00002B80"/>
+    <w:pPr>
+      <w:widowControl/>
+      <w:spacing w:before="100" w:beforeAutospacing="1" w:after="100" w:afterAutospacing="1"/>
+    </w:pPr>
+    <w:rPr>
+      <w:rFonts w:ascii="Times New Roman" w:eastAsia="Times New Roman" w:hAnsi="Times New Roman" w:cs="Times New Roman"/>
+      <w:sz w:val="24"/>
+      <w:szCs w:val="24"/>
+      <w:lang w:eastAsia="es-MX"/>
+    </w:rPr>
+  </w:style>
 </w:styles>
 </file>
 
